--- a/DFR.docx
+++ b/DFR.docx
@@ -1,6 +1,6 @@
 
 <file path=word/document.xml><?xml version="1.0" encoding="utf-8"?>
-<w:document xmlns:wpc="http://schemas.microsoft.com/office/word/2010/wordprocessingCanvas" xmlns:cx="http://schemas.microsoft.com/office/drawing/2014/chartex" xmlns:cx1="http://schemas.microsoft.com/office/drawing/2015/9/8/chartex" xmlns:cx2="http://schemas.microsoft.com/office/drawing/2015/10/21/chartex" xmlns:cx3="http://schemas.microsoft.com/office/drawing/2016/5/9/chartex" xmlns:cx4="http://schemas.microsoft.com/office/drawing/2016/5/10/chartex" xmlns:cx5="http://schemas.microsoft.com/office/drawing/2016/5/11/chartex" xmlns:cx6="http://schemas.microsoft.com/office/drawing/2016/5/12/chartex" xmlns:cx7="http://schemas.microsoft.com/office/drawing/2016/5/13/chartex" xmlns:cx8="http://schemas.microsoft.com/office/drawing/2016/5/14/chartex" xmlns:mc="http://schemas.openxmlformats.org/markup-compatibility/2006" xmlns:aink="http://schemas.microsoft.com/office/drawing/2016/ink" xmlns:am3d="http://schemas.microsoft.com/office/drawing/2017/model3d" xmlns:o="urn:schemas-microsoft-com:office:office" xmlns:oel="http://schemas.microsoft.com/office/2019/extlst" xmlns:r="http://schemas.openxmlformats.org/officeDocument/2006/relationships" xmlns:m="http://schemas.openxmlformats.org/officeDocument/2006/math" xmlns:v="urn:schemas-microsoft-com:vml" xmlns:wp14="http://schemas.microsoft.com/office/word/2010/wordprocessingDrawing" xmlns:wp="http://schemas.openxmlformats.org/drawingml/2006/wordprocessingDrawing" xmlns:w10="urn:schemas-microsoft-com:office:word" xmlns:w="http://schemas.openxmlformats.org/wordprocessingml/2006/main" xmlns:w14="http://schemas.microsoft.com/office/word/2010/wordml" xmlns:w15="http://schemas.microsoft.com/office/word/2012/wordml" xmlns:w16cex="http://schemas.microsoft.com/office/word/2018/wordml/cex" xmlns:w16cid="http://schemas.microsoft.com/office/word/2016/wordml/cid" xmlns:w16="http://schemas.microsoft.com/office/word/2018/wordml" xmlns:w16du="http://schemas.microsoft.com/office/word/2023/wordml/word16du" xmlns:w16sdtdh="http://schemas.microsoft.com/office/word/2020/wordml/sdtdatahash" xmlns:w16sdtfl="http://schemas.microsoft.com/office/word/2024/wordml/sdtformatlock" xmlns:w16se="http://schemas.microsoft.com/office/word/2015/wordml/symex" xmlns:wpg="http://schemas.microsoft.com/office/word/2010/wordprocessingGroup" xmlns:wpi="http://schemas.microsoft.com/office/word/2010/wordprocessingInk" xmlns:wne="http://schemas.microsoft.com/office/word/2006/wordml" xmlns:wps="http://schemas.microsoft.com/office/word/2010/wordprocessingShape" mc:Ignorable="w14 w15 w16se w16cid w16 w16cex w16sdtdh w16sdtfl w16du wp14">
+<w:document xmlns:wpc="http://schemas.microsoft.com/office/word/2010/wordprocessingCanvas" xmlns:cx="http://schemas.microsoft.com/office/drawing/2014/chartex" xmlns:cx1="http://schemas.microsoft.com/office/drawing/2015/9/8/chartex" xmlns:cx2="http://schemas.microsoft.com/office/drawing/2015/10/21/chartex" xmlns:cx3="http://schemas.microsoft.com/office/drawing/2016/5/9/chartex" xmlns:cx4="http://schemas.microsoft.com/office/drawing/2016/5/10/chartex" xmlns:cx5="http://schemas.microsoft.com/office/drawing/2016/5/11/chartex" xmlns:cx6="http://schemas.microsoft.com/office/drawing/2016/5/12/chartex" xmlns:cx7="http://schemas.microsoft.com/office/drawing/2016/5/13/chartex" xmlns:cx8="http://schemas.microsoft.com/office/drawing/2016/5/14/chartex" xmlns:mc="http://schemas.openxmlformats.org/markup-compatibility/2006" xmlns:aink="http://schemas.microsoft.com/office/drawing/2016/ink" xmlns:am3d="http://schemas.microsoft.com/office/drawing/2017/model3d" xmlns:o="urn:schemas-microsoft-com:office:office" xmlns:r="http://schemas.openxmlformats.org/officeDocument/2006/relationships" xmlns:m="http://schemas.openxmlformats.org/officeDocument/2006/math" xmlns:v="urn:schemas-microsoft-com:vml" xmlns:wp14="http://schemas.microsoft.com/office/word/2010/wordprocessingDrawing" xmlns:wp="http://schemas.openxmlformats.org/drawingml/2006/wordprocessingDrawing" xmlns:w10="urn:schemas-microsoft-com:office:word" xmlns:w="http://schemas.openxmlformats.org/wordprocessingml/2006/main" xmlns:w14="http://schemas.microsoft.com/office/word/2010/wordml" xmlns:w15="http://schemas.microsoft.com/office/word/2012/wordml" xmlns:w16cex="http://schemas.microsoft.com/office/word/2018/wordml/cex" xmlns:w16cid="http://schemas.microsoft.com/office/word/2016/wordml/cid" xmlns:w16="http://schemas.microsoft.com/office/word/2018/wordml" xmlns:w16sdtdh="http://schemas.microsoft.com/office/word/2020/wordml/sdtdatahash" xmlns:w16se="http://schemas.microsoft.com/office/word/2015/wordml/symex" xmlns:wpg="http://schemas.microsoft.com/office/word/2010/wordprocessingGroup" xmlns:wpi="http://schemas.microsoft.com/office/word/2010/wordprocessingInk" xmlns:wne="http://schemas.microsoft.com/office/word/2006/wordml" xmlns:wps="http://schemas.microsoft.com/office/word/2010/wordprocessingShape" mc:Ignorable="w14 w15 w16se w16cid w16 w16cex w16sdtdh wp14">
   <w:body>
     <w:p>
       <w:pPr>
@@ -170,6 +170,7 @@
     </w:p>
     <w:p>
       <w:pPr>
+        <w:spacing w:before="205"/>
         <w:rPr>
           <w:rFonts w:ascii="Arial" w:hAnsi="Arial" w:cs="Arial"/>
           <w:color w:val="0A5394"/>
@@ -185,197 +186,6 @@
           <w:szCs w:val="36"/>
         </w:rPr>
         <w:lastRenderedPageBreak/>
-        <w:t>Índice</w:t>
-      </w:r>
-    </w:p>
-    <w:p>
-      <w:pPr>
-        <w:rPr>
-          <w:rFonts w:ascii="Arial" w:hAnsi="Arial" w:cs="Arial"/>
-          <w:color w:val="0A5394"/>
-          <w:sz w:val="40"/>
-          <w:szCs w:val="40"/>
-        </w:rPr>
-      </w:pPr>
-    </w:p>
-    <w:p>
-      <w:pPr>
-        <w:rPr>
-          <w:rFonts w:ascii="Arial" w:hAnsi="Arial" w:cs="Arial"/>
-          <w:color w:val="0A5394"/>
-          <w:sz w:val="40"/>
-          <w:szCs w:val="40"/>
-        </w:rPr>
-      </w:pPr>
-    </w:p>
-    <w:p>
-      <w:pPr>
-        <w:rPr>
-          <w:rFonts w:ascii="Arial" w:hAnsi="Arial" w:cs="Arial"/>
-          <w:color w:val="0A5394"/>
-          <w:sz w:val="40"/>
-          <w:szCs w:val="40"/>
-        </w:rPr>
-      </w:pPr>
-    </w:p>
-    <w:p>
-      <w:pPr>
-        <w:rPr>
-          <w:rFonts w:ascii="Arial" w:hAnsi="Arial" w:cs="Arial"/>
-          <w:color w:val="0A5394"/>
-          <w:sz w:val="40"/>
-          <w:szCs w:val="40"/>
-        </w:rPr>
-      </w:pPr>
-    </w:p>
-    <w:p>
-      <w:pPr>
-        <w:rPr>
-          <w:rFonts w:ascii="Arial" w:hAnsi="Arial" w:cs="Arial"/>
-          <w:color w:val="0A5394"/>
-          <w:sz w:val="40"/>
-          <w:szCs w:val="40"/>
-        </w:rPr>
-      </w:pPr>
-    </w:p>
-    <w:p>
-      <w:pPr>
-        <w:rPr>
-          <w:rFonts w:ascii="Arial" w:hAnsi="Arial" w:cs="Arial"/>
-          <w:color w:val="0A5394"/>
-          <w:sz w:val="40"/>
-          <w:szCs w:val="40"/>
-        </w:rPr>
-      </w:pPr>
-    </w:p>
-    <w:p>
-      <w:pPr>
-        <w:rPr>
-          <w:rFonts w:ascii="Arial" w:hAnsi="Arial" w:cs="Arial"/>
-          <w:color w:val="0A5394"/>
-          <w:sz w:val="40"/>
-          <w:szCs w:val="40"/>
-        </w:rPr>
-      </w:pPr>
-    </w:p>
-    <w:p>
-      <w:pPr>
-        <w:rPr>
-          <w:rFonts w:ascii="Arial" w:hAnsi="Arial" w:cs="Arial"/>
-          <w:color w:val="0A5394"/>
-          <w:sz w:val="40"/>
-          <w:szCs w:val="40"/>
-        </w:rPr>
-      </w:pPr>
-    </w:p>
-    <w:p>
-      <w:pPr>
-        <w:rPr>
-          <w:rFonts w:ascii="Arial" w:hAnsi="Arial" w:cs="Arial"/>
-          <w:color w:val="0A5394"/>
-          <w:sz w:val="40"/>
-          <w:szCs w:val="40"/>
-        </w:rPr>
-      </w:pPr>
-    </w:p>
-    <w:p>
-      <w:pPr>
-        <w:rPr>
-          <w:rFonts w:ascii="Arial" w:hAnsi="Arial" w:cs="Arial"/>
-          <w:color w:val="0A5394"/>
-          <w:sz w:val="40"/>
-          <w:szCs w:val="40"/>
-        </w:rPr>
-      </w:pPr>
-    </w:p>
-    <w:p>
-      <w:pPr>
-        <w:rPr>
-          <w:rFonts w:ascii="Arial" w:hAnsi="Arial" w:cs="Arial"/>
-          <w:color w:val="0A5394"/>
-          <w:sz w:val="40"/>
-          <w:szCs w:val="40"/>
-        </w:rPr>
-      </w:pPr>
-    </w:p>
-    <w:p>
-      <w:pPr>
-        <w:rPr>
-          <w:rFonts w:ascii="Arial" w:hAnsi="Arial" w:cs="Arial"/>
-          <w:color w:val="0A5394"/>
-          <w:sz w:val="40"/>
-          <w:szCs w:val="40"/>
-        </w:rPr>
-      </w:pPr>
-    </w:p>
-    <w:p>
-      <w:pPr>
-        <w:rPr>
-          <w:rFonts w:ascii="Arial" w:hAnsi="Arial" w:cs="Arial"/>
-          <w:color w:val="0A5394"/>
-          <w:sz w:val="40"/>
-          <w:szCs w:val="40"/>
-        </w:rPr>
-      </w:pPr>
-    </w:p>
-    <w:p>
-      <w:pPr>
-        <w:rPr>
-          <w:rFonts w:ascii="Arial" w:hAnsi="Arial" w:cs="Arial"/>
-          <w:color w:val="0A5394"/>
-          <w:sz w:val="40"/>
-          <w:szCs w:val="40"/>
-        </w:rPr>
-      </w:pPr>
-    </w:p>
-    <w:p>
-      <w:pPr>
-        <w:rPr>
-          <w:rFonts w:ascii="Arial" w:hAnsi="Arial" w:cs="Arial"/>
-          <w:color w:val="0A5394"/>
-          <w:sz w:val="40"/>
-          <w:szCs w:val="40"/>
-        </w:rPr>
-      </w:pPr>
-    </w:p>
-    <w:p>
-      <w:pPr>
-        <w:rPr>
-          <w:rFonts w:ascii="Arial" w:hAnsi="Arial" w:cs="Arial"/>
-          <w:color w:val="0A5394"/>
-          <w:sz w:val="40"/>
-          <w:szCs w:val="40"/>
-        </w:rPr>
-      </w:pPr>
-    </w:p>
-    <w:p>
-      <w:pPr>
-        <w:spacing w:before="205"/>
-        <w:rPr>
-          <w:rFonts w:ascii="Arial" w:hAnsi="Arial" w:cs="Arial"/>
-          <w:color w:val="0A5394"/>
-          <w:sz w:val="36"/>
-          <w:szCs w:val="36"/>
-        </w:rPr>
-      </w:pPr>
-    </w:p>
-    <w:p>
-      <w:pPr>
-        <w:spacing w:before="205"/>
-        <w:rPr>
-          <w:rFonts w:ascii="Arial" w:hAnsi="Arial" w:cs="Arial"/>
-          <w:color w:val="0A5394"/>
-          <w:sz w:val="36"/>
-          <w:szCs w:val="36"/>
-        </w:rPr>
-      </w:pPr>
-      <w:r>
-        <w:rPr>
-          <w:rFonts w:ascii="Arial" w:hAnsi="Arial" w:cs="Arial"/>
-          <w:color w:val="0A5394"/>
-          <w:sz w:val="36"/>
-          <w:szCs w:val="36"/>
-        </w:rPr>
         <w:t>Datos del Proyecto</w:t>
       </w:r>
     </w:p>
@@ -436,7 +246,6 @@
                 <w:b/>
                 <w:color w:val="000000"/>
               </w:rPr>
-              <w:lastRenderedPageBreak/>
               <w:t>Identificador</w:t>
             </w:r>
             <w:proofErr w:type="spellEnd"/>
@@ -516,13 +325,23 @@
                 <w:color w:val="000000"/>
               </w:rPr>
             </w:pPr>
+            <w:proofErr w:type="spellStart"/>
             <w:r>
               <w:rPr>
                 <w:rFonts w:ascii="Arial" w:eastAsia="Arial" w:hAnsi="Arial" w:cs="Arial"/>
                 <w:b/>
                 <w:color w:val="000000"/>
               </w:rPr>
-              <w:t xml:space="preserve">Nombre del </w:t>
+              <w:t>Nombre</w:t>
+            </w:r>
+            <w:proofErr w:type="spellEnd"/>
+            <w:r>
+              <w:rPr>
+                <w:rFonts w:ascii="Arial" w:eastAsia="Arial" w:hAnsi="Arial" w:cs="Arial"/>
+                <w:b/>
+                <w:color w:val="000000"/>
+              </w:rPr>
+              <w:t xml:space="preserve"> del </w:t>
             </w:r>
             <w:proofErr w:type="spellStart"/>
             <w:r>
@@ -610,13 +429,23 @@
                 <w:color w:val="000000"/>
               </w:rPr>
             </w:pPr>
+            <w:proofErr w:type="spellStart"/>
             <w:r>
               <w:rPr>
                 <w:rFonts w:ascii="Arial" w:eastAsia="Arial" w:hAnsi="Arial" w:cs="Arial"/>
                 <w:b/>
                 <w:color w:val="000000"/>
               </w:rPr>
-              <w:t xml:space="preserve">Nombre del </w:t>
+              <w:t>Nombre</w:t>
+            </w:r>
+            <w:proofErr w:type="spellEnd"/>
+            <w:r>
+              <w:rPr>
+                <w:rFonts w:ascii="Arial" w:eastAsia="Arial" w:hAnsi="Arial" w:cs="Arial"/>
+                <w:b/>
+                <w:color w:val="000000"/>
+              </w:rPr>
+              <w:t xml:space="preserve"> del </w:t>
             </w:r>
             <w:proofErr w:type="spellStart"/>
             <w:r>
@@ -819,12 +648,21 @@
                 <w:color w:val="000000"/>
               </w:rPr>
             </w:pPr>
+            <w:proofErr w:type="spellStart"/>
             <w:r>
               <w:rPr>
                 <w:rFonts w:ascii="Arial" w:eastAsia="Arial" w:hAnsi="Arial" w:cs="Arial"/>
                 <w:color w:val="000000"/>
               </w:rPr>
-              <w:t xml:space="preserve">Lider de </w:t>
+              <w:t>Lider</w:t>
+            </w:r>
+            <w:proofErr w:type="spellEnd"/>
+            <w:r>
+              <w:rPr>
+                <w:rFonts w:ascii="Arial" w:eastAsia="Arial" w:hAnsi="Arial" w:cs="Arial"/>
+                <w:color w:val="000000"/>
+              </w:rPr>
+              <w:t xml:space="preserve"> de </w:t>
             </w:r>
             <w:proofErr w:type="spellStart"/>
             <w:r>
@@ -1591,13 +1429,7 @@
               <w:rPr>
                 <w:rFonts w:ascii="Arial" w:hAnsi="Arial" w:cs="Arial"/>
               </w:rPr>
-              <w:t>Código</w:t>
-            </w:r>
-            <w:r>
-              <w:rPr>
-                <w:rFonts w:ascii="Arial" w:hAnsi="Arial" w:cs="Arial"/>
-              </w:rPr>
-              <w:t xml:space="preserve"> QR</w:t>
+              <w:t>Código QR</w:t>
             </w:r>
           </w:p>
         </w:tc>
@@ -1653,6 +1485,7 @@
           <w:sz w:val="36"/>
           <w:szCs w:val="36"/>
         </w:rPr>
+        <w:lastRenderedPageBreak/>
         <w:t>Introducción</w:t>
       </w:r>
     </w:p>
@@ -1889,6 +1722,21 @@
     </w:p>
     <w:p>
       <w:pPr>
+        <w:pStyle w:val="Prrafodelista"/>
+        <w:widowControl/>
+        <w:autoSpaceDE/>
+        <w:autoSpaceDN/>
+        <w:spacing w:before="0" w:line="360" w:lineRule="auto"/>
+        <w:ind w:left="720" w:firstLine="0"/>
+        <w:contextualSpacing/>
+        <w:jc w:val="both"/>
+        <w:rPr>
+          <w:lang w:val="es-MX"/>
+        </w:rPr>
+      </w:pPr>
+    </w:p>
+    <w:p>
+      <w:pPr>
         <w:spacing w:before="244"/>
         <w:rPr>
           <w:rFonts w:ascii="Arial" w:hAnsi="Arial" w:cs="Arial"/>
@@ -1903,6 +1751,7 @@
           <w:sz w:val="36"/>
           <w:szCs w:val="36"/>
         </w:rPr>
+        <w:lastRenderedPageBreak/>
         <w:t>Especificación de requerimientos del sistema</w:t>
       </w:r>
       <w:r>
@@ -2464,12 +2313,21 @@
                 <w:b/>
               </w:rPr>
             </w:pPr>
-            <w:r>
-              <w:rPr>
-                <w:rFonts w:ascii="Arial" w:eastAsia="Arial" w:hAnsi="Arial" w:cs="Arial"/>
-                <w:b/>
-              </w:rPr>
-              <w:t xml:space="preserve">Datos de </w:t>
+            <w:proofErr w:type="spellStart"/>
+            <w:r>
+              <w:rPr>
+                <w:rFonts w:ascii="Arial" w:eastAsia="Arial" w:hAnsi="Arial" w:cs="Arial"/>
+                <w:b/>
+              </w:rPr>
+              <w:t>Datos</w:t>
+            </w:r>
+            <w:proofErr w:type="spellEnd"/>
+            <w:r>
+              <w:rPr>
+                <w:rFonts w:ascii="Arial" w:eastAsia="Arial" w:hAnsi="Arial" w:cs="Arial"/>
+                <w:b/>
+              </w:rPr>
+              <w:t xml:space="preserve"> de </w:t>
             </w:r>
             <w:proofErr w:type="spellStart"/>
             <w:r>
@@ -2518,16 +2376,7 @@
                 <w:szCs w:val="24"/>
                 <w:lang w:val="es-MX"/>
               </w:rPr>
-              <w:t>El sistema debe pedir la contraseña</w:t>
-            </w:r>
-            <w:r>
-              <w:rPr>
-                <w:rFonts w:ascii="Arial" w:hAnsi="Arial" w:cs="Arial"/>
-                <w:sz w:val="24"/>
-                <w:szCs w:val="24"/>
-                <w:lang w:val="es-MX"/>
-              </w:rPr>
-              <w:t xml:space="preserve"> del operador y mostrar el mensaje de creación exitosa.</w:t>
+              <w:t>El sistema debe pedir la contraseña del operador y mostrar el mensaje de creación exitosa.</w:t>
             </w:r>
           </w:p>
           <w:p>
@@ -2650,98 +2499,6 @@
                 <w:lang w:val="es-MX"/>
               </w:rPr>
               <w:t xml:space="preserve"> ingresa un número de lote con nomenclatura válida And la fecha extraída del lote no es futura And el lote no existe previamente And da clic en "Crear lote" Then el sistema registra el lote en estado "Creado" And calcula el número de muestras requeridas And guarda fecha, hora y usuario And registra la acción en el Audit Trail </w:t>
-            </w:r>
-          </w:p>
-          <w:p>
-            <w:pPr>
-              <w:pStyle w:val="Prrafodelista"/>
-              <w:pBdr>
-                <w:top w:val="nil"/>
-                <w:left w:val="nil"/>
-                <w:bottom w:val="nil"/>
-                <w:right w:val="nil"/>
-                <w:between w:val="nil"/>
-              </w:pBdr>
-              <w:tabs>
-                <w:tab w:val="left" w:pos="809"/>
-                <w:tab w:val="left" w:pos="810"/>
-              </w:tabs>
-              <w:ind w:left="810" w:right="96" w:firstLine="0"/>
-              <w:rPr>
-                <w:color w:val="000000"/>
-                <w:lang w:val="es-MX"/>
-              </w:rPr>
-            </w:pPr>
-          </w:p>
-          <w:p>
-            <w:pPr>
-              <w:pBdr>
-                <w:top w:val="nil"/>
-                <w:left w:val="nil"/>
-                <w:bottom w:val="nil"/>
-                <w:right w:val="nil"/>
-                <w:between w:val="nil"/>
-              </w:pBdr>
-              <w:ind w:left="89"/>
-              <w:rPr>
-                <w:rFonts w:ascii="Arial" w:eastAsia="Arial" w:hAnsi="Arial" w:cs="Arial"/>
-                <w:b/>
-                <w:color w:val="000000"/>
-              </w:rPr>
-            </w:pPr>
-            <w:proofErr w:type="spellStart"/>
-            <w:r>
-              <w:rPr>
-                <w:rFonts w:ascii="Arial" w:eastAsia="Arial" w:hAnsi="Arial" w:cs="Arial"/>
-                <w:b/>
-                <w:color w:val="000000"/>
-              </w:rPr>
-              <w:t>Requerimientos</w:t>
-            </w:r>
-            <w:proofErr w:type="spellEnd"/>
-            <w:r>
-              <w:rPr>
-                <w:rFonts w:ascii="Arial" w:eastAsia="Arial" w:hAnsi="Arial" w:cs="Arial"/>
-                <w:b/>
-                <w:color w:val="000000"/>
-              </w:rPr>
-              <w:t xml:space="preserve"> No </w:t>
-            </w:r>
-            <w:proofErr w:type="spellStart"/>
-            <w:r>
-              <w:rPr>
-                <w:rFonts w:ascii="Arial" w:eastAsia="Arial" w:hAnsi="Arial" w:cs="Arial"/>
-                <w:b/>
-                <w:color w:val="000000"/>
-              </w:rPr>
-              <w:t>Funcionales</w:t>
-            </w:r>
-            <w:proofErr w:type="spellEnd"/>
-            <w:r>
-              <w:rPr>
-                <w:rFonts w:ascii="Arial" w:eastAsia="Arial" w:hAnsi="Arial" w:cs="Arial"/>
-                <w:b/>
-                <w:color w:val="000000"/>
-              </w:rPr>
-              <w:t xml:space="preserve"> </w:t>
-            </w:r>
-            <w:proofErr w:type="spellStart"/>
-            <w:r>
-              <w:rPr>
-                <w:rFonts w:ascii="Arial" w:eastAsia="Arial" w:hAnsi="Arial" w:cs="Arial"/>
-                <w:b/>
-                <w:color w:val="000000"/>
-              </w:rPr>
-              <w:t>relacionados</w:t>
-            </w:r>
-            <w:proofErr w:type="spellEnd"/>
-            <w:r>
-              <w:rPr>
-                <w:rFonts w:ascii="Arial" w:eastAsia="Arial" w:hAnsi="Arial" w:cs="Arial"/>
-                <w:b/>
-                <w:color w:val="000000"/>
-              </w:rPr>
-              <w:t xml:space="preserve">: </w:t>
             </w:r>
           </w:p>
           <w:p>
@@ -2769,42 +2526,6 @@
                 <w:lang w:val="es-MX"/>
               </w:rPr>
             </w:pPr>
-            <w:r>
-              <w:rPr>
-                <w:rFonts w:ascii="Arial" w:hAnsi="Arial" w:cs="Arial"/>
-                <w:color w:val="FF0000"/>
-                <w:sz w:val="24"/>
-                <w:szCs w:val="24"/>
-                <w:lang w:val="es-MX"/>
-              </w:rPr>
-              <w:t>Indicar el ID de los requerimientos no funcionales relacionados con el requerimiento funcional. En caso de que el requerimiento funcional no tenga relación con ningún requerimiento no funcional, colocar la leyenda N/A (No aplica).</w:t>
-            </w:r>
-          </w:p>
-          <w:p>
-            <w:pPr>
-              <w:numPr>
-                <w:ilvl w:val="0"/>
-                <w:numId w:val="1"/>
-              </w:numPr>
-              <w:pBdr>
-                <w:top w:val="nil"/>
-                <w:left w:val="nil"/>
-                <w:bottom w:val="nil"/>
-                <w:right w:val="nil"/>
-                <w:between w:val="nil"/>
-              </w:pBdr>
-              <w:tabs>
-                <w:tab w:val="left" w:pos="809"/>
-                <w:tab w:val="left" w:pos="810"/>
-              </w:tabs>
-              <w:ind w:left="89" w:right="96"/>
-              <w:jc w:val="both"/>
-              <w:rPr>
-                <w:rFonts w:ascii="Arial" w:eastAsia="Arial" w:hAnsi="Arial" w:cs="Arial"/>
-                <w:color w:val="000000"/>
-                <w:lang w:val="es-MX"/>
-              </w:rPr>
-            </w:pPr>
           </w:p>
         </w:tc>
         <w:tc>
@@ -2823,7 +2544,7 @@
               </w:pBdr>
               <w:spacing w:before="102"/>
               <w:ind w:left="74"/>
-              <w:jc w:val="both"/>
+              <w:jc w:val="center"/>
               <w:rPr>
                 <w:rFonts w:ascii="Arial" w:eastAsia="Arial" w:hAnsi="Arial" w:cs="Arial"/>
                 <w:b/>
@@ -2834,33 +2555,22 @@
             <w:r>
               <w:rPr>
                 <w:rFonts w:ascii="Arial" w:hAnsi="Arial" w:cs="Arial"/>
-                <w:color w:val="FF0000"/>
-                <w:sz w:val="24"/>
-                <w:szCs w:val="24"/>
-              </w:rPr>
-              <w:t>Prioridad</w:t>
+                <w:color w:val="000000" w:themeColor="text1"/>
+                <w:sz w:val="24"/>
+                <w:szCs w:val="24"/>
+              </w:rPr>
+              <w:t>Muy</w:t>
             </w:r>
             <w:proofErr w:type="spellEnd"/>
             <w:r>
               <w:rPr>
                 <w:rFonts w:ascii="Arial" w:hAnsi="Arial" w:cs="Arial"/>
-                <w:color w:val="FF0000"/>
-                <w:sz w:val="24"/>
-                <w:szCs w:val="24"/>
-              </w:rPr>
-              <w:t xml:space="preserve"> del </w:t>
-            </w:r>
-            <w:proofErr w:type="spellStart"/>
-            <w:r>
-              <w:rPr>
-                <w:rFonts w:ascii="Arial" w:hAnsi="Arial" w:cs="Arial"/>
-                <w:color w:val="FF0000"/>
-                <w:sz w:val="24"/>
-                <w:szCs w:val="24"/>
-              </w:rPr>
-              <w:t>requerimiento</w:t>
-            </w:r>
-            <w:proofErr w:type="spellEnd"/>
+                <w:color w:val="000000" w:themeColor="text1"/>
+                <w:sz w:val="24"/>
+                <w:szCs w:val="24"/>
+              </w:rPr>
+              <w:t xml:space="preserve"> Alta</w:t>
+            </w:r>
           </w:p>
         </w:tc>
       </w:tr>
@@ -2999,41 +2709,16 @@
                 <w:b/>
                 <w:lang w:val="es-MX"/>
               </w:rPr>
-              <w:t>RF-0</w:t>
-            </w:r>
-            <w:r>
-              <w:rPr>
-                <w:rFonts w:ascii="Arial" w:eastAsia="Arial" w:hAnsi="Arial" w:cs="Arial"/>
-                <w:b/>
-                <w:lang w:val="es-MX"/>
-              </w:rPr>
-              <w:t>2</w:t>
-            </w:r>
-            <w:r>
-              <w:rPr>
-                <w:rFonts w:ascii="Arial" w:eastAsia="Arial" w:hAnsi="Arial" w:cs="Arial"/>
-                <w:b/>
-                <w:lang w:val="es-MX"/>
-              </w:rPr>
-              <w:t xml:space="preserve">: </w:t>
-            </w:r>
-            <w:r>
-              <w:rPr>
-                <w:rFonts w:ascii="Arial" w:hAnsi="Arial" w:cs="Arial"/>
-                <w:sz w:val="24"/>
-                <w:szCs w:val="24"/>
-                <w:lang w:val="es-MX"/>
-              </w:rPr>
-              <w:t>Invalidar</w:t>
-            </w:r>
-            <w:r>
-              <w:rPr>
-                <w:rFonts w:ascii="Arial" w:hAnsi="Arial" w:cs="Arial"/>
-                <w:sz w:val="24"/>
-                <w:szCs w:val="24"/>
-                <w:lang w:val="es-MX"/>
-              </w:rPr>
-              <w:t xml:space="preserve"> lote</w:t>
+              <w:t xml:space="preserve">RF-02: </w:t>
+            </w:r>
+            <w:r>
+              <w:rPr>
+                <w:rFonts w:ascii="Arial" w:hAnsi="Arial" w:cs="Arial"/>
+                <w:sz w:val="24"/>
+                <w:szCs w:val="24"/>
+                <w:lang w:val="es-MX"/>
+              </w:rPr>
+              <w:t>Invalidar lote</w:t>
             </w:r>
           </w:p>
           <w:p>
@@ -3136,6 +2821,7 @@
                 <w:b/>
                 <w:lang w:val="es-MX"/>
               </w:rPr>
+              <w:lastRenderedPageBreak/>
               <w:t>Datos de entrada:</w:t>
             </w:r>
           </w:p>
@@ -3276,12 +2962,21 @@
                 <w:b/>
               </w:rPr>
             </w:pPr>
-            <w:r>
-              <w:rPr>
-                <w:rFonts w:ascii="Arial" w:eastAsia="Arial" w:hAnsi="Arial" w:cs="Arial"/>
-                <w:b/>
-              </w:rPr>
-              <w:t xml:space="preserve">Datos de </w:t>
+            <w:proofErr w:type="spellStart"/>
+            <w:r>
+              <w:rPr>
+                <w:rFonts w:ascii="Arial" w:eastAsia="Arial" w:hAnsi="Arial" w:cs="Arial"/>
+                <w:b/>
+              </w:rPr>
+              <w:t>Datos</w:t>
+            </w:r>
+            <w:proofErr w:type="spellEnd"/>
+            <w:r>
+              <w:rPr>
+                <w:rFonts w:ascii="Arial" w:eastAsia="Arial" w:hAnsi="Arial" w:cs="Arial"/>
+                <w:b/>
+              </w:rPr>
+              <w:t xml:space="preserve"> de </w:t>
             </w:r>
             <w:proofErr w:type="spellStart"/>
             <w:r>
@@ -3526,33 +3221,6 @@
                 <w:right w:val="nil"/>
                 <w:between w:val="nil"/>
               </w:pBdr>
-              <w:ind w:left="89"/>
-              <w:rPr>
-                <w:rFonts w:ascii="Arial" w:eastAsia="Arial" w:hAnsi="Arial" w:cs="Arial"/>
-                <w:b/>
-                <w:color w:val="000000"/>
-                <w:lang w:val="es-MX"/>
-              </w:rPr>
-            </w:pPr>
-            <w:r>
-              <w:rPr>
-                <w:rFonts w:ascii="Arial" w:eastAsia="Arial" w:hAnsi="Arial" w:cs="Arial"/>
-                <w:b/>
-                <w:color w:val="000000"/>
-                <w:lang w:val="es-MX"/>
-              </w:rPr>
-              <w:t xml:space="preserve">Requerimientos No Funcionales relacionados: </w:t>
-            </w:r>
-          </w:p>
-          <w:p>
-            <w:pPr>
-              <w:pBdr>
-                <w:top w:val="nil"/>
-                <w:left w:val="nil"/>
-                <w:bottom w:val="nil"/>
-                <w:right w:val="nil"/>
-                <w:between w:val="nil"/>
-              </w:pBdr>
               <w:spacing w:before="102"/>
               <w:ind w:right="197"/>
               <w:rPr>
@@ -3562,16 +3230,6 @@
                 <w:lang w:val="es-MX"/>
               </w:rPr>
             </w:pPr>
-            <w:r>
-              <w:rPr>
-                <w:rFonts w:ascii="Arial" w:hAnsi="Arial" w:cs="Arial"/>
-                <w:color w:val="FF0000"/>
-                <w:sz w:val="24"/>
-                <w:szCs w:val="24"/>
-                <w:lang w:val="es-MX"/>
-              </w:rPr>
-              <w:t>Indicar el ID de los requerimientos no funcionales relacionados con el requerimiento funcional. En caso de que el requerimiento funcional no tenga relación con ningún requerimiento no funcional, colocar la leyenda N/A (No aplica).</w:t>
-            </w:r>
           </w:p>
         </w:tc>
         <w:tc>
@@ -3590,7 +3248,7 @@
               </w:pBdr>
               <w:spacing w:before="102"/>
               <w:ind w:left="74"/>
-              <w:jc w:val="both"/>
+              <w:jc w:val="center"/>
               <w:rPr>
                 <w:rFonts w:ascii="Arial" w:hAnsi="Arial" w:cs="Arial"/>
                 <w:color w:val="FF0000"/>
@@ -3599,6 +3257,27 @@
                 <w:lang w:val="es-MX"/>
               </w:rPr>
             </w:pPr>
+            <w:proofErr w:type="spellStart"/>
+            <w:r>
+              <w:rPr>
+                <w:rFonts w:ascii="Arial" w:hAnsi="Arial" w:cs="Arial"/>
+                <w:color w:val="000000" w:themeColor="text1"/>
+                <w:sz w:val="24"/>
+                <w:szCs w:val="24"/>
+              </w:rPr>
+              <w:lastRenderedPageBreak/>
+              <w:t>Muy</w:t>
+            </w:r>
+            <w:proofErr w:type="spellEnd"/>
+            <w:r>
+              <w:rPr>
+                <w:rFonts w:ascii="Arial" w:hAnsi="Arial" w:cs="Arial"/>
+                <w:color w:val="000000" w:themeColor="text1"/>
+                <w:sz w:val="24"/>
+                <w:szCs w:val="24"/>
+              </w:rPr>
+              <w:t xml:space="preserve"> Alta</w:t>
+            </w:r>
           </w:p>
         </w:tc>
       </w:tr>
@@ -3890,25 +3569,7 @@
                 <w:szCs w:val="24"/>
                 <w:lang w:val="es-MX"/>
               </w:rPr>
-              <w:t>El usuario da clic en “</w:t>
-            </w:r>
-            <w:r>
-              <w:rPr>
-                <w:rFonts w:ascii="Arial" w:hAnsi="Arial" w:cs="Arial"/>
-                <w:sz w:val="24"/>
-                <w:szCs w:val="24"/>
-                <w:lang w:val="es-MX"/>
-              </w:rPr>
-              <w:t>Aprobar</w:t>
-            </w:r>
-            <w:r>
-              <w:rPr>
-                <w:rFonts w:ascii="Arial" w:hAnsi="Arial" w:cs="Arial"/>
-                <w:sz w:val="24"/>
-                <w:szCs w:val="24"/>
-                <w:lang w:val="es-MX"/>
-              </w:rPr>
-              <w:t xml:space="preserve"> lote”.</w:t>
+              <w:t>El usuario da clic en “Aprobar lote”.</w:t>
             </w:r>
           </w:p>
           <w:p>
@@ -3943,12 +3604,21 @@
                 <w:b/>
               </w:rPr>
             </w:pPr>
-            <w:r>
-              <w:rPr>
-                <w:rFonts w:ascii="Arial" w:eastAsia="Arial" w:hAnsi="Arial" w:cs="Arial"/>
-                <w:b/>
-              </w:rPr>
-              <w:t xml:space="preserve">Datos de </w:t>
+            <w:proofErr w:type="spellStart"/>
+            <w:r>
+              <w:rPr>
+                <w:rFonts w:ascii="Arial" w:eastAsia="Arial" w:hAnsi="Arial" w:cs="Arial"/>
+                <w:b/>
+              </w:rPr>
+              <w:t>Datos</w:t>
+            </w:r>
+            <w:proofErr w:type="spellEnd"/>
+            <w:r>
+              <w:rPr>
+                <w:rFonts w:ascii="Arial" w:eastAsia="Arial" w:hAnsi="Arial" w:cs="Arial"/>
+                <w:b/>
+              </w:rPr>
+              <w:t xml:space="preserve"> de </w:t>
             </w:r>
             <w:proofErr w:type="spellStart"/>
             <w:r>
@@ -4144,10 +3814,6 @@
           <w:p>
             <w:pPr>
               <w:pStyle w:val="Prrafodelista"/>
-              <w:numPr>
-                <w:ilvl w:val="0"/>
-                <w:numId w:val="1"/>
-              </w:numPr>
               <w:pBdr>
                 <w:top w:val="nil"/>
                 <w:left w:val="nil"/>
@@ -4159,68 +3825,12 @@
                 <w:tab w:val="left" w:pos="809"/>
                 <w:tab w:val="left" w:pos="810"/>
               </w:tabs>
-              <w:ind w:right="96"/>
+              <w:ind w:left="810" w:right="96" w:firstLine="0"/>
               <w:rPr>
                 <w:color w:val="000000"/>
                 <w:lang w:val="es-MX"/>
               </w:rPr>
             </w:pPr>
-          </w:p>
-          <w:p>
-            <w:pPr>
-              <w:pBdr>
-                <w:top w:val="nil"/>
-                <w:left w:val="nil"/>
-                <w:bottom w:val="nil"/>
-                <w:right w:val="nil"/>
-                <w:between w:val="nil"/>
-              </w:pBdr>
-              <w:ind w:left="89"/>
-              <w:rPr>
-                <w:rFonts w:ascii="Arial" w:eastAsia="Arial" w:hAnsi="Arial" w:cs="Arial"/>
-                <w:b/>
-                <w:color w:val="000000"/>
-                <w:lang w:val="es-MX"/>
-              </w:rPr>
-            </w:pPr>
-            <w:r>
-              <w:rPr>
-                <w:rFonts w:ascii="Arial" w:eastAsia="Arial" w:hAnsi="Arial" w:cs="Arial"/>
-                <w:b/>
-                <w:color w:val="000000"/>
-                <w:lang w:val="es-MX"/>
-              </w:rPr>
-              <w:t xml:space="preserve">Requerimientos No Funcionales relacionados: </w:t>
-            </w:r>
-          </w:p>
-          <w:p>
-            <w:pPr>
-              <w:pBdr>
-                <w:top w:val="nil"/>
-                <w:left w:val="nil"/>
-                <w:bottom w:val="nil"/>
-                <w:right w:val="nil"/>
-                <w:between w:val="nil"/>
-              </w:pBdr>
-              <w:spacing w:before="102"/>
-              <w:ind w:right="197"/>
-              <w:rPr>
-                <w:rFonts w:ascii="Arial" w:eastAsia="Arial" w:hAnsi="Arial" w:cs="Arial"/>
-                <w:b/>
-                <w:color w:val="000000"/>
-                <w:lang w:val="es-MX"/>
-              </w:rPr>
-            </w:pPr>
-            <w:r>
-              <w:rPr>
-                <w:rFonts w:ascii="Arial" w:hAnsi="Arial" w:cs="Arial"/>
-                <w:color w:val="FF0000"/>
-                <w:sz w:val="24"/>
-                <w:szCs w:val="24"/>
-                <w:lang w:val="es-MX"/>
-              </w:rPr>
-              <w:t>Indicar el ID de los requerimientos no funcionales relacionados con el requerimiento funcional. En caso de que el requerimiento funcional no tenga relación con ningún requerimiento no funcional, colocar la leyenda N/A (No aplica).</w:t>
-            </w:r>
           </w:p>
         </w:tc>
         <w:tc>
@@ -4239,7 +3849,7 @@
               </w:pBdr>
               <w:spacing w:before="102"/>
               <w:ind w:left="74"/>
-              <w:jc w:val="both"/>
+              <w:jc w:val="center"/>
               <w:rPr>
                 <w:rFonts w:ascii="Arial" w:hAnsi="Arial" w:cs="Arial"/>
                 <w:color w:val="FF0000"/>
@@ -4248,6 +3858,15 @@
                 <w:lang w:val="es-MX"/>
               </w:rPr>
             </w:pPr>
+            <w:r>
+              <w:rPr>
+                <w:rFonts w:ascii="Arial" w:hAnsi="Arial" w:cs="Arial"/>
+                <w:color w:val="000000" w:themeColor="text1"/>
+                <w:sz w:val="24"/>
+                <w:szCs w:val="24"/>
+              </w:rPr>
+              <w:t>Alta</w:t>
+            </w:r>
           </w:p>
         </w:tc>
       </w:tr>
@@ -4446,6 +4065,7 @@
                 <w:b/>
                 <w:lang w:val="es-MX"/>
               </w:rPr>
+              <w:lastRenderedPageBreak/>
               <w:t>Descripción:</w:t>
             </w:r>
             <w:r>
@@ -4539,25 +4159,7 @@
                 <w:szCs w:val="24"/>
                 <w:lang w:val="es-MX"/>
               </w:rPr>
-              <w:t>El usuario da clic en “</w:t>
-            </w:r>
-            <w:r>
-              <w:rPr>
-                <w:rFonts w:ascii="Arial" w:hAnsi="Arial" w:cs="Arial"/>
-                <w:sz w:val="24"/>
-                <w:szCs w:val="24"/>
-                <w:lang w:val="es-MX"/>
-              </w:rPr>
-              <w:t>Rechazar</w:t>
-            </w:r>
-            <w:r>
-              <w:rPr>
-                <w:rFonts w:ascii="Arial" w:hAnsi="Arial" w:cs="Arial"/>
-                <w:sz w:val="24"/>
-                <w:szCs w:val="24"/>
-                <w:lang w:val="es-MX"/>
-              </w:rPr>
-              <w:t xml:space="preserve"> lote”.</w:t>
+              <w:t>El usuario da clic en “Rechazar lote”.</w:t>
             </w:r>
           </w:p>
           <w:p>
@@ -4592,12 +4194,21 @@
                 <w:b/>
               </w:rPr>
             </w:pPr>
-            <w:r>
-              <w:rPr>
-                <w:rFonts w:ascii="Arial" w:eastAsia="Arial" w:hAnsi="Arial" w:cs="Arial"/>
-                <w:b/>
-              </w:rPr>
-              <w:t xml:space="preserve">Datos de </w:t>
+            <w:proofErr w:type="spellStart"/>
+            <w:r>
+              <w:rPr>
+                <w:rFonts w:ascii="Arial" w:eastAsia="Arial" w:hAnsi="Arial" w:cs="Arial"/>
+                <w:b/>
+              </w:rPr>
+              <w:t>Datos</w:t>
+            </w:r>
+            <w:proofErr w:type="spellEnd"/>
+            <w:r>
+              <w:rPr>
+                <w:rFonts w:ascii="Arial" w:eastAsia="Arial" w:hAnsi="Arial" w:cs="Arial"/>
+                <w:b/>
+              </w:rPr>
+              <w:t xml:space="preserve"> de </w:t>
             </w:r>
             <w:proofErr w:type="spellStart"/>
             <w:r>
@@ -4646,25 +4257,7 @@
                 <w:szCs w:val="24"/>
                 <w:lang w:val="es-MX"/>
               </w:rPr>
-              <w:t xml:space="preserve">El sistema debe pedir la contraseña del usuario y </w:t>
-            </w:r>
-            <w:r>
-              <w:rPr>
-                <w:rFonts w:ascii="Arial" w:hAnsi="Arial" w:cs="Arial"/>
-                <w:sz w:val="24"/>
-                <w:szCs w:val="24"/>
-                <w:lang w:val="es-MX"/>
-              </w:rPr>
-              <w:t>rechazar</w:t>
-            </w:r>
-            <w:r>
-              <w:rPr>
-                <w:rFonts w:ascii="Arial" w:hAnsi="Arial" w:cs="Arial"/>
-                <w:sz w:val="24"/>
-                <w:szCs w:val="24"/>
-                <w:lang w:val="es-MX"/>
-              </w:rPr>
-              <w:t xml:space="preserve"> el registro.</w:t>
+              <w:t>El sistema debe pedir la contraseña del usuario y rechazar el registro.</w:t>
             </w:r>
           </w:p>
           <w:p>
@@ -4906,54 +4499,6 @@
                 <w:right w:val="nil"/>
                 <w:between w:val="nil"/>
               </w:pBdr>
-              <w:tabs>
-                <w:tab w:val="left" w:pos="809"/>
-                <w:tab w:val="left" w:pos="810"/>
-              </w:tabs>
-              <w:ind w:left="1075" w:right="96"/>
-              <w:rPr>
-                <w:rFonts w:ascii="Arial" w:hAnsi="Arial" w:cs="Arial"/>
-                <w:color w:val="000000"/>
-                <w:lang w:val="es-MX"/>
-              </w:rPr>
-            </w:pPr>
-          </w:p>
-          <w:p>
-            <w:pPr>
-              <w:pBdr>
-                <w:top w:val="nil"/>
-                <w:left w:val="nil"/>
-                <w:bottom w:val="nil"/>
-                <w:right w:val="nil"/>
-                <w:between w:val="nil"/>
-              </w:pBdr>
-              <w:ind w:left="89"/>
-              <w:rPr>
-                <w:rFonts w:ascii="Arial" w:eastAsia="Arial" w:hAnsi="Arial" w:cs="Arial"/>
-                <w:b/>
-                <w:color w:val="000000"/>
-                <w:lang w:val="es-MX"/>
-              </w:rPr>
-            </w:pPr>
-            <w:r>
-              <w:rPr>
-                <w:rFonts w:ascii="Arial" w:eastAsia="Arial" w:hAnsi="Arial" w:cs="Arial"/>
-                <w:b/>
-                <w:color w:val="000000"/>
-                <w:lang w:val="es-MX"/>
-              </w:rPr>
-              <w:t xml:space="preserve">Requerimientos No Funcionales relacionados: </w:t>
-            </w:r>
-          </w:p>
-          <w:p>
-            <w:pPr>
-              <w:pBdr>
-                <w:top w:val="nil"/>
-                <w:left w:val="nil"/>
-                <w:bottom w:val="nil"/>
-                <w:right w:val="nil"/>
-                <w:between w:val="nil"/>
-              </w:pBdr>
               <w:spacing w:before="102"/>
               <w:ind w:right="197"/>
               <w:rPr>
@@ -4962,16 +4507,6 @@
                 <w:lang w:val="es-MX"/>
               </w:rPr>
             </w:pPr>
-            <w:r>
-              <w:rPr>
-                <w:rFonts w:ascii="Arial" w:hAnsi="Arial" w:cs="Arial"/>
-                <w:color w:val="FF0000"/>
-                <w:sz w:val="24"/>
-                <w:szCs w:val="24"/>
-                <w:lang w:val="es-MX"/>
-              </w:rPr>
-              <w:t>Indicar el ID de los requerimientos no funcionales relacionados con el requerimiento funcional. En caso de que el requerimiento funcional no tenga relación con ningún requerimiento no funcional, colocar la leyenda N/A (No aplica).</w:t>
-            </w:r>
           </w:p>
         </w:tc>
         <w:tc>
@@ -4988,9 +4523,13 @@
                 <w:right w:val="nil"/>
                 <w:between w:val="nil"/>
               </w:pBdr>
+              <w:tabs>
+                <w:tab w:val="left" w:pos="510"/>
+                <w:tab w:val="center" w:pos="842"/>
+              </w:tabs>
               <w:spacing w:before="102"/>
               <w:ind w:left="74"/>
-              <w:jc w:val="both"/>
+              <w:jc w:val="center"/>
               <w:rPr>
                 <w:rFonts w:ascii="Arial" w:hAnsi="Arial" w:cs="Arial"/>
                 <w:color w:val="FF0000"/>
@@ -4999,6 +4538,27 @@
                 <w:lang w:val="es-MX"/>
               </w:rPr>
             </w:pPr>
+            <w:proofErr w:type="spellStart"/>
+            <w:r>
+              <w:rPr>
+                <w:rFonts w:ascii="Arial" w:hAnsi="Arial" w:cs="Arial"/>
+                <w:color w:val="000000" w:themeColor="text1"/>
+                <w:sz w:val="24"/>
+                <w:szCs w:val="24"/>
+              </w:rPr>
+              <w:lastRenderedPageBreak/>
+              <w:t>Muy</w:t>
+            </w:r>
+            <w:proofErr w:type="spellEnd"/>
+            <w:r>
+              <w:rPr>
+                <w:rFonts w:ascii="Arial" w:hAnsi="Arial" w:cs="Arial"/>
+                <w:color w:val="000000" w:themeColor="text1"/>
+                <w:sz w:val="24"/>
+                <w:szCs w:val="24"/>
+              </w:rPr>
+              <w:t xml:space="preserve"> Alta</w:t>
+            </w:r>
           </w:p>
         </w:tc>
       </w:tr>
@@ -5362,12 +4922,21 @@
                 <w:b/>
               </w:rPr>
             </w:pPr>
-            <w:r>
-              <w:rPr>
-                <w:rFonts w:ascii="Arial" w:eastAsia="Arial" w:hAnsi="Arial" w:cs="Arial"/>
-                <w:b/>
-              </w:rPr>
-              <w:t xml:space="preserve">Datos de </w:t>
+            <w:proofErr w:type="spellStart"/>
+            <w:r>
+              <w:rPr>
+                <w:rFonts w:ascii="Arial" w:eastAsia="Arial" w:hAnsi="Arial" w:cs="Arial"/>
+                <w:b/>
+              </w:rPr>
+              <w:t>Datos</w:t>
+            </w:r>
+            <w:proofErr w:type="spellEnd"/>
+            <w:r>
+              <w:rPr>
+                <w:rFonts w:ascii="Arial" w:eastAsia="Arial" w:hAnsi="Arial" w:cs="Arial"/>
+                <w:b/>
+              </w:rPr>
+              <w:t xml:space="preserve"> de </w:t>
             </w:r>
             <w:proofErr w:type="spellStart"/>
             <w:r>
@@ -5611,7 +5180,17 @@
                 <w:szCs w:val="24"/>
                 <w:lang w:val="es-MX"/>
               </w:rPr>
-              <w:t xml:space="preserve"> fecha de expiración</w:t>
+              <w:t xml:space="preserve"> fecha </w:t>
+            </w:r>
+            <w:r>
+              <w:rPr>
+                <w:rFonts w:eastAsia="Calibri"/>
+                <w:sz w:val="24"/>
+                <w:szCs w:val="24"/>
+                <w:lang w:val="es-MX"/>
+              </w:rPr>
+              <w:lastRenderedPageBreak/>
+              <w:t>de expiración</w:t>
             </w:r>
             <w:r>
               <w:rPr>
@@ -5662,33 +5241,6 @@
                 <w:right w:val="nil"/>
                 <w:between w:val="nil"/>
               </w:pBdr>
-              <w:ind w:left="89"/>
-              <w:rPr>
-                <w:rFonts w:ascii="Arial" w:eastAsia="Arial" w:hAnsi="Arial" w:cs="Arial"/>
-                <w:b/>
-                <w:color w:val="000000"/>
-                <w:lang w:val="es-MX"/>
-              </w:rPr>
-            </w:pPr>
-            <w:r>
-              <w:rPr>
-                <w:rFonts w:ascii="Arial" w:eastAsia="Arial" w:hAnsi="Arial" w:cs="Arial"/>
-                <w:b/>
-                <w:color w:val="000000"/>
-                <w:lang w:val="es-MX"/>
-              </w:rPr>
-              <w:t xml:space="preserve">Requerimientos No Funcionales relacionados: </w:t>
-            </w:r>
-          </w:p>
-          <w:p>
-            <w:pPr>
-              <w:pBdr>
-                <w:top w:val="nil"/>
-                <w:left w:val="nil"/>
-                <w:bottom w:val="nil"/>
-                <w:right w:val="nil"/>
-                <w:between w:val="nil"/>
-              </w:pBdr>
               <w:spacing w:before="102"/>
               <w:ind w:right="197"/>
               <w:rPr>
@@ -5697,16 +5249,6 @@
                 <w:lang w:val="es-MX"/>
               </w:rPr>
             </w:pPr>
-            <w:r>
-              <w:rPr>
-                <w:rFonts w:ascii="Arial" w:hAnsi="Arial" w:cs="Arial"/>
-                <w:color w:val="FF0000"/>
-                <w:sz w:val="24"/>
-                <w:szCs w:val="24"/>
-                <w:lang w:val="es-MX"/>
-              </w:rPr>
-              <w:t>Indicar el ID de los requerimientos no funcionales relacionados con el requerimiento funcional. En caso de que el requerimiento funcional no tenga relación con ningún requerimiento no funcional, colocar la leyenda N/A (No aplica).</w:t>
-            </w:r>
           </w:p>
         </w:tc>
         <w:tc>
@@ -5725,7 +5267,7 @@
               </w:pBdr>
               <w:spacing w:before="102"/>
               <w:ind w:left="74"/>
-              <w:jc w:val="both"/>
+              <w:jc w:val="center"/>
               <w:rPr>
                 <w:rFonts w:ascii="Arial" w:hAnsi="Arial" w:cs="Arial"/>
                 <w:color w:val="FF0000"/>
@@ -5734,6 +5276,27 @@
                 <w:lang w:val="es-MX"/>
               </w:rPr>
             </w:pPr>
+            <w:proofErr w:type="spellStart"/>
+            <w:r>
+              <w:rPr>
+                <w:rFonts w:ascii="Arial" w:hAnsi="Arial" w:cs="Arial"/>
+                <w:color w:val="000000" w:themeColor="text1"/>
+                <w:sz w:val="24"/>
+                <w:szCs w:val="24"/>
+              </w:rPr>
+              <w:lastRenderedPageBreak/>
+              <w:t>Muy</w:t>
+            </w:r>
+            <w:proofErr w:type="spellEnd"/>
+            <w:r>
+              <w:rPr>
+                <w:rFonts w:ascii="Arial" w:hAnsi="Arial" w:cs="Arial"/>
+                <w:color w:val="000000" w:themeColor="text1"/>
+                <w:sz w:val="24"/>
+                <w:szCs w:val="24"/>
+              </w:rPr>
+              <w:t xml:space="preserve"> Alta</w:t>
+            </w:r>
           </w:p>
         </w:tc>
       </w:tr>
@@ -5880,15 +5443,7 @@
                 <w:bCs/>
                 <w:lang w:val="es-MX"/>
               </w:rPr>
-              <w:t>G</w:t>
-            </w:r>
-            <w:r>
-              <w:rPr>
-                <w:rFonts w:ascii="Arial" w:eastAsia="Arial" w:hAnsi="Arial" w:cs="Arial"/>
-                <w:bCs/>
-                <w:lang w:val="es-MX"/>
-              </w:rPr>
-              <w:t>eneración de etiqueta adicional</w:t>
+              <w:t>Generación de etiqueta adicional</w:t>
             </w:r>
           </w:p>
           <w:p>
@@ -6053,16 +5608,7 @@
                 <w:szCs w:val="24"/>
                 <w:lang w:val="es-MX"/>
               </w:rPr>
-              <w:t>Generar etiqueta</w:t>
-            </w:r>
-            <w:r>
-              <w:rPr>
-                <w:rFonts w:ascii="Arial" w:hAnsi="Arial" w:cs="Arial"/>
-                <w:sz w:val="24"/>
-                <w:szCs w:val="24"/>
-                <w:lang w:val="es-MX"/>
-              </w:rPr>
-              <w:t xml:space="preserve"> adicional</w:t>
+              <w:t>Generar etiqueta adicional</w:t>
             </w:r>
             <w:r>
               <w:rPr>
@@ -6106,12 +5652,21 @@
                 <w:b/>
               </w:rPr>
             </w:pPr>
-            <w:r>
-              <w:rPr>
-                <w:rFonts w:ascii="Arial" w:eastAsia="Arial" w:hAnsi="Arial" w:cs="Arial"/>
-                <w:b/>
-              </w:rPr>
-              <w:t xml:space="preserve">Datos de </w:t>
+            <w:proofErr w:type="spellStart"/>
+            <w:r>
+              <w:rPr>
+                <w:rFonts w:ascii="Arial" w:eastAsia="Arial" w:hAnsi="Arial" w:cs="Arial"/>
+                <w:b/>
+              </w:rPr>
+              <w:t>Datos</w:t>
+            </w:r>
+            <w:proofErr w:type="spellEnd"/>
+            <w:r>
+              <w:rPr>
+                <w:rFonts w:ascii="Arial" w:eastAsia="Arial" w:hAnsi="Arial" w:cs="Arial"/>
+                <w:b/>
+              </w:rPr>
+              <w:t xml:space="preserve"> de </w:t>
             </w:r>
             <w:proofErr w:type="spellStart"/>
             <w:r>
@@ -6215,7 +5770,6 @@
                 <w:rFonts w:ascii="Arial" w:eastAsia="Arial" w:hAnsi="Arial" w:cs="Arial"/>
                 <w:lang w:val="es-MX"/>
               </w:rPr>
-              <w:lastRenderedPageBreak/>
               <w:t xml:space="preserve"> </w:t>
             </w:r>
             <w:proofErr w:type="spellStart"/>
@@ -6316,54 +5870,6 @@
           </w:p>
           <w:p>
             <w:pPr>
-              <w:pStyle w:val="Prrafodelista"/>
-              <w:pBdr>
-                <w:top w:val="nil"/>
-                <w:left w:val="nil"/>
-                <w:bottom w:val="nil"/>
-                <w:right w:val="nil"/>
-                <w:between w:val="nil"/>
-              </w:pBdr>
-              <w:tabs>
-                <w:tab w:val="left" w:pos="809"/>
-                <w:tab w:val="left" w:pos="810"/>
-              </w:tabs>
-              <w:ind w:left="810" w:right="96" w:firstLine="0"/>
-              <w:rPr>
-                <w:color w:val="000000"/>
-                <w:lang w:val="es-MX"/>
-              </w:rPr>
-            </w:pPr>
-          </w:p>
-          <w:p>
-            <w:pPr>
-              <w:pBdr>
-                <w:top w:val="nil"/>
-                <w:left w:val="nil"/>
-                <w:bottom w:val="nil"/>
-                <w:right w:val="nil"/>
-                <w:between w:val="nil"/>
-              </w:pBdr>
-              <w:ind w:left="89"/>
-              <w:rPr>
-                <w:rFonts w:ascii="Arial" w:eastAsia="Arial" w:hAnsi="Arial" w:cs="Arial"/>
-                <w:b/>
-                <w:color w:val="000000"/>
-                <w:lang w:val="es-MX"/>
-              </w:rPr>
-            </w:pPr>
-            <w:r>
-              <w:rPr>
-                <w:rFonts w:ascii="Arial" w:eastAsia="Arial" w:hAnsi="Arial" w:cs="Arial"/>
-                <w:b/>
-                <w:color w:val="000000"/>
-                <w:lang w:val="es-MX"/>
-              </w:rPr>
-              <w:t xml:space="preserve">Requerimientos No Funcionales relacionados: </w:t>
-            </w:r>
-          </w:p>
-          <w:p>
-            <w:pPr>
               <w:pBdr>
                 <w:top w:val="nil"/>
                 <w:left w:val="nil"/>
@@ -6379,16 +5885,6 @@
                 <w:lang w:val="es-MX"/>
               </w:rPr>
             </w:pPr>
-            <w:r>
-              <w:rPr>
-                <w:rFonts w:ascii="Arial" w:hAnsi="Arial" w:cs="Arial"/>
-                <w:color w:val="FF0000"/>
-                <w:sz w:val="24"/>
-                <w:szCs w:val="24"/>
-                <w:lang w:val="es-MX"/>
-              </w:rPr>
-              <w:t>Indicar el ID de los requerimientos no funcionales relacionados con el requerimiento funcional. En caso de que el requerimiento funcional no tenga relación con ningún requerimiento no funcional, colocar la leyenda N/A (No aplica).</w:t>
-            </w:r>
           </w:p>
         </w:tc>
         <w:tc>
@@ -6407,7 +5903,7 @@
               </w:pBdr>
               <w:spacing w:before="102"/>
               <w:ind w:left="74"/>
-              <w:jc w:val="both"/>
+              <w:jc w:val="center"/>
               <w:rPr>
                 <w:rFonts w:ascii="Arial" w:hAnsi="Arial" w:cs="Arial"/>
                 <w:color w:val="FF0000"/>
@@ -6416,6 +5912,26 @@
                 <w:lang w:val="es-MX"/>
               </w:rPr>
             </w:pPr>
+            <w:proofErr w:type="spellStart"/>
+            <w:r>
+              <w:rPr>
+                <w:rFonts w:ascii="Arial" w:hAnsi="Arial" w:cs="Arial"/>
+                <w:color w:val="000000" w:themeColor="text1"/>
+                <w:sz w:val="24"/>
+                <w:szCs w:val="24"/>
+              </w:rPr>
+              <w:t>Muy</w:t>
+            </w:r>
+            <w:proofErr w:type="spellEnd"/>
+            <w:r>
+              <w:rPr>
+                <w:rFonts w:ascii="Arial" w:hAnsi="Arial" w:cs="Arial"/>
+                <w:color w:val="000000" w:themeColor="text1"/>
+                <w:sz w:val="24"/>
+                <w:szCs w:val="24"/>
+              </w:rPr>
+              <w:t xml:space="preserve"> Alta</w:t>
+            </w:r>
           </w:p>
         </w:tc>
       </w:tr>
@@ -6813,12 +6329,21 @@
                 <w:b/>
               </w:rPr>
             </w:pPr>
-            <w:r>
-              <w:rPr>
-                <w:rFonts w:ascii="Arial" w:eastAsia="Arial" w:hAnsi="Arial" w:cs="Arial"/>
-                <w:b/>
-              </w:rPr>
-              <w:t xml:space="preserve">Datos de </w:t>
+            <w:proofErr w:type="spellStart"/>
+            <w:r>
+              <w:rPr>
+                <w:rFonts w:ascii="Arial" w:eastAsia="Arial" w:hAnsi="Arial" w:cs="Arial"/>
+                <w:b/>
+              </w:rPr>
+              <w:t>Datos</w:t>
+            </w:r>
+            <w:proofErr w:type="spellEnd"/>
+            <w:r>
+              <w:rPr>
+                <w:rFonts w:ascii="Arial" w:eastAsia="Arial" w:hAnsi="Arial" w:cs="Arial"/>
+                <w:b/>
+              </w:rPr>
+              <w:t xml:space="preserve"> de </w:t>
             </w:r>
             <w:proofErr w:type="spellStart"/>
             <w:r>
@@ -6867,16 +6392,7 @@
                 <w:szCs w:val="24"/>
                 <w:lang w:val="es-MX"/>
               </w:rPr>
-              <w:t xml:space="preserve">El sistema debe </w:t>
-            </w:r>
-            <w:r>
-              <w:rPr>
-                <w:rFonts w:ascii="Arial" w:hAnsi="Arial" w:cs="Arial"/>
-                <w:sz w:val="24"/>
-                <w:szCs w:val="24"/>
-                <w:lang w:val="es-MX"/>
-              </w:rPr>
-              <w:t>pedir la firma del usuario y generar la etiqueta de la caja</w:t>
+              <w:t>El sistema debe pedir la firma del usuario y generar la etiqueta de la caja</w:t>
             </w:r>
             <w:r>
               <w:rPr>
@@ -6988,6 +6504,7 @@
                 <w:szCs w:val="24"/>
                 <w:lang w:val="es-MX"/>
               </w:rPr>
+              <w:lastRenderedPageBreak/>
               <w:t xml:space="preserve">Given que el usuario tiene rol CALIDAD </w:t>
             </w:r>
             <w:proofErr w:type="spellStart"/>
@@ -7050,33 +6567,6 @@
                 <w:right w:val="nil"/>
                 <w:between w:val="nil"/>
               </w:pBdr>
-              <w:ind w:left="89"/>
-              <w:rPr>
-                <w:rFonts w:ascii="Arial" w:eastAsia="Arial" w:hAnsi="Arial" w:cs="Arial"/>
-                <w:b/>
-                <w:color w:val="000000"/>
-                <w:lang w:val="es-MX"/>
-              </w:rPr>
-            </w:pPr>
-            <w:r>
-              <w:rPr>
-                <w:rFonts w:ascii="Arial" w:eastAsia="Arial" w:hAnsi="Arial" w:cs="Arial"/>
-                <w:b/>
-                <w:color w:val="000000"/>
-                <w:lang w:val="es-MX"/>
-              </w:rPr>
-              <w:t xml:space="preserve">Requerimientos No Funcionales relacionados: </w:t>
-            </w:r>
-          </w:p>
-          <w:p>
-            <w:pPr>
-              <w:pBdr>
-                <w:top w:val="nil"/>
-                <w:left w:val="nil"/>
-                <w:bottom w:val="nil"/>
-                <w:right w:val="nil"/>
-                <w:between w:val="nil"/>
-              </w:pBdr>
               <w:spacing w:before="102"/>
               <w:ind w:right="197"/>
               <w:rPr>
@@ -7085,16 +6575,6 @@
                 <w:lang w:val="es-MX"/>
               </w:rPr>
             </w:pPr>
-            <w:r>
-              <w:rPr>
-                <w:rFonts w:ascii="Arial" w:hAnsi="Arial" w:cs="Arial"/>
-                <w:color w:val="FF0000"/>
-                <w:sz w:val="24"/>
-                <w:szCs w:val="24"/>
-                <w:lang w:val="es-MX"/>
-              </w:rPr>
-              <w:t>Indicar el ID de los requerimientos no funcionales relacionados con el requerimiento funcional. En caso de que el requerimiento funcional no tenga relación con ningún requerimiento no funcional, colocar la leyenda N/A (No aplica).</w:t>
-            </w:r>
           </w:p>
         </w:tc>
         <w:tc>
@@ -7111,9 +6591,12 @@
                 <w:right w:val="nil"/>
                 <w:between w:val="nil"/>
               </w:pBdr>
+              <w:tabs>
+                <w:tab w:val="left" w:pos="580"/>
+                <w:tab w:val="center" w:pos="842"/>
+              </w:tabs>
               <w:spacing w:before="102"/>
               <w:ind w:left="74"/>
-              <w:jc w:val="both"/>
               <w:rPr>
                 <w:rFonts w:ascii="Arial" w:hAnsi="Arial" w:cs="Arial"/>
                 <w:color w:val="FF0000"/>
@@ -7122,6 +6605,27 @@
                 <w:lang w:val="es-MX"/>
               </w:rPr>
             </w:pPr>
+            <w:proofErr w:type="spellStart"/>
+            <w:r>
+              <w:rPr>
+                <w:rFonts w:ascii="Arial" w:hAnsi="Arial" w:cs="Arial"/>
+                <w:color w:val="000000" w:themeColor="text1"/>
+                <w:sz w:val="24"/>
+                <w:szCs w:val="24"/>
+              </w:rPr>
+              <w:lastRenderedPageBreak/>
+              <w:t>Muy</w:t>
+            </w:r>
+            <w:proofErr w:type="spellEnd"/>
+            <w:r>
+              <w:rPr>
+                <w:rFonts w:ascii="Arial" w:hAnsi="Arial" w:cs="Arial"/>
+                <w:color w:val="000000" w:themeColor="text1"/>
+                <w:sz w:val="24"/>
+                <w:szCs w:val="24"/>
+              </w:rPr>
+              <w:t xml:space="preserve"> Alta</w:t>
+            </w:r>
           </w:p>
         </w:tc>
       </w:tr>
@@ -7244,7 +6748,6 @@
                 <w:b/>
                 <w:lang w:val="es-MX"/>
               </w:rPr>
-              <w:lastRenderedPageBreak/>
               <w:t>RF-0</w:t>
             </w:r>
             <w:r>
@@ -7449,12 +6952,21 @@
                 <w:b/>
               </w:rPr>
             </w:pPr>
-            <w:r>
-              <w:rPr>
-                <w:rFonts w:ascii="Arial" w:eastAsia="Arial" w:hAnsi="Arial" w:cs="Arial"/>
-                <w:b/>
-              </w:rPr>
-              <w:t xml:space="preserve">Datos de </w:t>
+            <w:proofErr w:type="spellStart"/>
+            <w:r>
+              <w:rPr>
+                <w:rFonts w:ascii="Arial" w:eastAsia="Arial" w:hAnsi="Arial" w:cs="Arial"/>
+                <w:b/>
+              </w:rPr>
+              <w:t>Datos</w:t>
+            </w:r>
+            <w:proofErr w:type="spellEnd"/>
+            <w:r>
+              <w:rPr>
+                <w:rFonts w:ascii="Arial" w:eastAsia="Arial" w:hAnsi="Arial" w:cs="Arial"/>
+                <w:b/>
+              </w:rPr>
+              <w:t xml:space="preserve"> de </w:t>
             </w:r>
             <w:proofErr w:type="spellStart"/>
             <w:r>
@@ -7640,54 +7152,6 @@
           </w:p>
           <w:p>
             <w:pPr>
-              <w:pStyle w:val="Prrafodelista"/>
-              <w:pBdr>
-                <w:top w:val="nil"/>
-                <w:left w:val="nil"/>
-                <w:bottom w:val="nil"/>
-                <w:right w:val="nil"/>
-                <w:between w:val="nil"/>
-              </w:pBdr>
-              <w:tabs>
-                <w:tab w:val="left" w:pos="809"/>
-                <w:tab w:val="left" w:pos="810"/>
-              </w:tabs>
-              <w:ind w:left="810" w:right="96" w:firstLine="0"/>
-              <w:rPr>
-                <w:color w:val="000000"/>
-                <w:lang w:val="es-MX"/>
-              </w:rPr>
-            </w:pPr>
-          </w:p>
-          <w:p>
-            <w:pPr>
-              <w:pBdr>
-                <w:top w:val="nil"/>
-                <w:left w:val="nil"/>
-                <w:bottom w:val="nil"/>
-                <w:right w:val="nil"/>
-                <w:between w:val="nil"/>
-              </w:pBdr>
-              <w:ind w:left="89"/>
-              <w:rPr>
-                <w:rFonts w:ascii="Arial" w:eastAsia="Arial" w:hAnsi="Arial" w:cs="Arial"/>
-                <w:b/>
-                <w:color w:val="000000"/>
-                <w:lang w:val="es-MX"/>
-              </w:rPr>
-            </w:pPr>
-            <w:r>
-              <w:rPr>
-                <w:rFonts w:ascii="Arial" w:eastAsia="Arial" w:hAnsi="Arial" w:cs="Arial"/>
-                <w:b/>
-                <w:color w:val="000000"/>
-                <w:lang w:val="es-MX"/>
-              </w:rPr>
-              <w:t xml:space="preserve">Requerimientos No Funcionales relacionados: </w:t>
-            </w:r>
-          </w:p>
-          <w:p>
-            <w:pPr>
               <w:pBdr>
                 <w:top w:val="nil"/>
                 <w:left w:val="nil"/>
@@ -7703,16 +7167,6 @@
                 <w:lang w:val="es-MX"/>
               </w:rPr>
             </w:pPr>
-            <w:r>
-              <w:rPr>
-                <w:rFonts w:ascii="Arial" w:hAnsi="Arial" w:cs="Arial"/>
-                <w:color w:val="FF0000"/>
-                <w:sz w:val="24"/>
-                <w:szCs w:val="24"/>
-                <w:lang w:val="es-MX"/>
-              </w:rPr>
-              <w:t>Indicar el ID de los requerimientos no funcionales relacionados con el requerimiento funcional. En caso de que el requerimiento funcional no tenga relación con ningún requerimiento no funcional, colocar la leyenda N/A (No aplica).</w:t>
-            </w:r>
           </w:p>
         </w:tc>
         <w:tc>
@@ -7731,7 +7185,7 @@
               </w:pBdr>
               <w:spacing w:before="102"/>
               <w:ind w:left="74"/>
-              <w:jc w:val="both"/>
+              <w:jc w:val="center"/>
               <w:rPr>
                 <w:rFonts w:ascii="Arial" w:hAnsi="Arial" w:cs="Arial"/>
                 <w:color w:val="FF0000"/>
@@ -7740,6 +7194,26 @@
                 <w:lang w:val="es-MX"/>
               </w:rPr>
             </w:pPr>
+            <w:proofErr w:type="spellStart"/>
+            <w:r>
+              <w:rPr>
+                <w:rFonts w:ascii="Arial" w:hAnsi="Arial" w:cs="Arial"/>
+                <w:color w:val="000000" w:themeColor="text1"/>
+                <w:sz w:val="24"/>
+                <w:szCs w:val="24"/>
+              </w:rPr>
+              <w:t>Muy</w:t>
+            </w:r>
+            <w:proofErr w:type="spellEnd"/>
+            <w:r>
+              <w:rPr>
+                <w:rFonts w:ascii="Arial" w:hAnsi="Arial" w:cs="Arial"/>
+                <w:color w:val="000000" w:themeColor="text1"/>
+                <w:sz w:val="24"/>
+                <w:szCs w:val="24"/>
+              </w:rPr>
+              <w:t xml:space="preserve"> Alta</w:t>
+            </w:r>
           </w:p>
         </w:tc>
       </w:tr>
@@ -7945,14 +7419,7 @@
                 <w:rFonts w:ascii="Arial" w:eastAsia="Arial" w:hAnsi="Arial" w:cs="Arial"/>
                 <w:lang w:val="es-MX"/>
               </w:rPr>
-              <w:t xml:space="preserve">El usuario </w:t>
-            </w:r>
-            <w:r>
-              <w:rPr>
-                <w:rFonts w:ascii="Arial" w:eastAsia="Arial" w:hAnsi="Arial" w:cs="Arial"/>
-                <w:lang w:val="es-MX"/>
-              </w:rPr>
-              <w:t>bloquea el registro de muestras dentro de la caja</w:t>
+              <w:t>El usuario bloquea el registro de muestras dentro de la caja</w:t>
             </w:r>
             <w:r>
               <w:rPr>
@@ -8038,25 +7505,7 @@
                 <w:szCs w:val="24"/>
                 <w:lang w:val="es-MX"/>
               </w:rPr>
-              <w:t xml:space="preserve">El usuario </w:t>
-            </w:r>
-            <w:r>
-              <w:rPr>
-                <w:rFonts w:ascii="Arial" w:hAnsi="Arial" w:cs="Arial"/>
-                <w:sz w:val="24"/>
-                <w:szCs w:val="24"/>
-                <w:lang w:val="es-MX"/>
-              </w:rPr>
-              <w:t>da clic en “cerrar caja”</w:t>
-            </w:r>
-            <w:r>
-              <w:rPr>
-                <w:rFonts w:ascii="Arial" w:hAnsi="Arial" w:cs="Arial"/>
-                <w:sz w:val="24"/>
-                <w:szCs w:val="24"/>
-                <w:lang w:val="es-MX"/>
-              </w:rPr>
-              <w:t>.</w:t>
+              <w:t>El usuario da clic en “cerrar caja”.</w:t>
             </w:r>
           </w:p>
           <w:p>
@@ -8091,12 +7540,21 @@
                 <w:b/>
               </w:rPr>
             </w:pPr>
-            <w:r>
-              <w:rPr>
-                <w:rFonts w:ascii="Arial" w:eastAsia="Arial" w:hAnsi="Arial" w:cs="Arial"/>
-                <w:b/>
-              </w:rPr>
-              <w:t xml:space="preserve">Datos de </w:t>
+            <w:proofErr w:type="spellStart"/>
+            <w:r>
+              <w:rPr>
+                <w:rFonts w:ascii="Arial" w:eastAsia="Arial" w:hAnsi="Arial" w:cs="Arial"/>
+                <w:b/>
+              </w:rPr>
+              <w:t>Datos</w:t>
+            </w:r>
+            <w:proofErr w:type="spellEnd"/>
+            <w:r>
+              <w:rPr>
+                <w:rFonts w:ascii="Arial" w:eastAsia="Arial" w:hAnsi="Arial" w:cs="Arial"/>
+                <w:b/>
+              </w:rPr>
+              <w:t xml:space="preserve"> de </w:t>
             </w:r>
             <w:proofErr w:type="spellStart"/>
             <w:r>
@@ -8145,25 +7603,7 @@
                 <w:szCs w:val="24"/>
                 <w:lang w:val="es-MX"/>
               </w:rPr>
-              <w:t xml:space="preserve">El sistema </w:t>
-            </w:r>
-            <w:r>
-              <w:rPr>
-                <w:rFonts w:ascii="Arial" w:hAnsi="Arial" w:cs="Arial"/>
-                <w:sz w:val="24"/>
-                <w:szCs w:val="24"/>
-                <w:lang w:val="es-MX"/>
-              </w:rPr>
-              <w:t>no permite hacer registros en la caja</w:t>
-            </w:r>
-            <w:r>
-              <w:rPr>
-                <w:rFonts w:ascii="Arial" w:hAnsi="Arial" w:cs="Arial"/>
-                <w:sz w:val="24"/>
-                <w:szCs w:val="24"/>
-                <w:lang w:val="es-MX"/>
-              </w:rPr>
-              <w:t>.</w:t>
+              <w:t>El sistema no permite hacer registros en la caja.</w:t>
             </w:r>
           </w:p>
           <w:p>
@@ -8286,7 +7726,7 @@
                 <w:szCs w:val="24"/>
                 <w:lang w:val="es-MX"/>
               </w:rPr>
-              <w:t xml:space="preserve"> el usuario cierra la caja Then la caja queda en estado "Cerrada" And no admite más muestras And se registra la acción en el Audit Trail</w:t>
+              <w:t xml:space="preserve"> el usuario cierra la caja Then la caja queda en estado "Cerrada" And no </w:t>
             </w:r>
             <w:r>
               <w:rPr>
@@ -8295,56 +7735,17 @@
                 <w:szCs w:val="24"/>
                 <w:lang w:val="es-MX"/>
               </w:rPr>
+              <w:lastRenderedPageBreak/>
+              <w:t>admite más muestras And se registra la acción en el Audit Trail</w:t>
+            </w:r>
+            <w:r>
+              <w:rPr>
+                <w:rFonts w:eastAsia="Calibri"/>
+                <w:sz w:val="24"/>
+                <w:szCs w:val="24"/>
+                <w:lang w:val="es-MX"/>
+              </w:rPr>
               <w:t>.</w:t>
-            </w:r>
-          </w:p>
-          <w:p>
-            <w:pPr>
-              <w:pStyle w:val="Prrafodelista"/>
-              <w:pBdr>
-                <w:top w:val="nil"/>
-                <w:left w:val="nil"/>
-                <w:bottom w:val="nil"/>
-                <w:right w:val="nil"/>
-                <w:between w:val="nil"/>
-              </w:pBdr>
-              <w:tabs>
-                <w:tab w:val="left" w:pos="809"/>
-                <w:tab w:val="left" w:pos="810"/>
-              </w:tabs>
-              <w:ind w:left="810" w:right="96" w:firstLine="0"/>
-              <w:rPr>
-                <w:color w:val="000000"/>
-                <w:lang w:val="es-MX"/>
-              </w:rPr>
-            </w:pPr>
-          </w:p>
-          <w:p>
-            <w:pPr>
-              <w:pBdr>
-                <w:top w:val="nil"/>
-                <w:left w:val="nil"/>
-                <w:bottom w:val="nil"/>
-                <w:right w:val="nil"/>
-                <w:between w:val="nil"/>
-              </w:pBdr>
-              <w:ind w:left="89"/>
-              <w:rPr>
-                <w:rFonts w:ascii="Arial" w:eastAsia="Arial" w:hAnsi="Arial" w:cs="Arial"/>
-                <w:b/>
-                <w:color w:val="000000"/>
-                <w:lang w:val="es-MX"/>
-              </w:rPr>
-            </w:pPr>
-            <w:r>
-              <w:rPr>
-                <w:rFonts w:ascii="Arial" w:eastAsia="Arial" w:hAnsi="Arial" w:cs="Arial"/>
-                <w:b/>
-                <w:color w:val="000000"/>
-                <w:lang w:val="es-MX"/>
-              </w:rPr>
-              <w:lastRenderedPageBreak/>
-              <w:t xml:space="preserve">Requerimientos No Funcionales relacionados: </w:t>
             </w:r>
           </w:p>
           <w:p>
@@ -8364,16 +7765,6 @@
                 <w:lang w:val="es-MX"/>
               </w:rPr>
             </w:pPr>
-            <w:r>
-              <w:rPr>
-                <w:rFonts w:ascii="Arial" w:hAnsi="Arial" w:cs="Arial"/>
-                <w:color w:val="FF0000"/>
-                <w:sz w:val="24"/>
-                <w:szCs w:val="24"/>
-                <w:lang w:val="es-MX"/>
-              </w:rPr>
-              <w:t>Indicar el ID de los requerimientos no funcionales relacionados con el requerimiento funcional. En caso de que el requerimiento funcional no tenga relación con ningún requerimiento no funcional, colocar la leyenda N/A (No aplica).</w:t>
-            </w:r>
           </w:p>
         </w:tc>
         <w:tc>
@@ -8392,7 +7783,7 @@
               </w:pBdr>
               <w:spacing w:before="102"/>
               <w:ind w:left="74"/>
-              <w:jc w:val="both"/>
+              <w:jc w:val="center"/>
               <w:rPr>
                 <w:rFonts w:ascii="Arial" w:hAnsi="Arial" w:cs="Arial"/>
                 <w:color w:val="FF0000"/>
@@ -8401,6 +7792,27 @@
                 <w:lang w:val="es-MX"/>
               </w:rPr>
             </w:pPr>
+            <w:proofErr w:type="spellStart"/>
+            <w:r>
+              <w:rPr>
+                <w:rFonts w:ascii="Arial" w:hAnsi="Arial" w:cs="Arial"/>
+                <w:color w:val="000000" w:themeColor="text1"/>
+                <w:sz w:val="24"/>
+                <w:szCs w:val="24"/>
+              </w:rPr>
+              <w:lastRenderedPageBreak/>
+              <w:t>Muy</w:t>
+            </w:r>
+            <w:proofErr w:type="spellEnd"/>
+            <w:r>
+              <w:rPr>
+                <w:rFonts w:ascii="Arial" w:hAnsi="Arial" w:cs="Arial"/>
+                <w:color w:val="000000" w:themeColor="text1"/>
+                <w:sz w:val="24"/>
+                <w:szCs w:val="24"/>
+              </w:rPr>
+              <w:t xml:space="preserve"> Alta</w:t>
+            </w:r>
           </w:p>
         </w:tc>
       </w:tr>
@@ -8753,12 +8165,21 @@
                 <w:b/>
               </w:rPr>
             </w:pPr>
-            <w:r>
-              <w:rPr>
-                <w:rFonts w:ascii="Arial" w:eastAsia="Arial" w:hAnsi="Arial" w:cs="Arial"/>
-                <w:b/>
-              </w:rPr>
-              <w:t xml:space="preserve">Datos de </w:t>
+            <w:proofErr w:type="spellStart"/>
+            <w:r>
+              <w:rPr>
+                <w:rFonts w:ascii="Arial" w:eastAsia="Arial" w:hAnsi="Arial" w:cs="Arial"/>
+                <w:b/>
+              </w:rPr>
+              <w:t>Datos</w:t>
+            </w:r>
+            <w:proofErr w:type="spellEnd"/>
+            <w:r>
+              <w:rPr>
+                <w:rFonts w:ascii="Arial" w:eastAsia="Arial" w:hAnsi="Arial" w:cs="Arial"/>
+                <w:b/>
+              </w:rPr>
+              <w:t xml:space="preserve"> de </w:t>
             </w:r>
             <w:proofErr w:type="spellStart"/>
             <w:r>
@@ -8964,54 +8385,6 @@
           </w:p>
           <w:p>
             <w:pPr>
-              <w:pStyle w:val="Prrafodelista"/>
-              <w:pBdr>
-                <w:top w:val="nil"/>
-                <w:left w:val="nil"/>
-                <w:bottom w:val="nil"/>
-                <w:right w:val="nil"/>
-                <w:between w:val="nil"/>
-              </w:pBdr>
-              <w:tabs>
-                <w:tab w:val="left" w:pos="809"/>
-                <w:tab w:val="left" w:pos="810"/>
-              </w:tabs>
-              <w:ind w:left="810" w:right="96" w:firstLine="0"/>
-              <w:rPr>
-                <w:color w:val="000000"/>
-                <w:lang w:val="es-MX"/>
-              </w:rPr>
-            </w:pPr>
-          </w:p>
-          <w:p>
-            <w:pPr>
-              <w:pBdr>
-                <w:top w:val="nil"/>
-                <w:left w:val="nil"/>
-                <w:bottom w:val="nil"/>
-                <w:right w:val="nil"/>
-                <w:between w:val="nil"/>
-              </w:pBdr>
-              <w:ind w:left="89"/>
-              <w:rPr>
-                <w:rFonts w:ascii="Arial" w:eastAsia="Arial" w:hAnsi="Arial" w:cs="Arial"/>
-                <w:b/>
-                <w:color w:val="000000"/>
-                <w:lang w:val="es-MX"/>
-              </w:rPr>
-            </w:pPr>
-            <w:r>
-              <w:rPr>
-                <w:rFonts w:ascii="Arial" w:eastAsia="Arial" w:hAnsi="Arial" w:cs="Arial"/>
-                <w:b/>
-                <w:color w:val="000000"/>
-                <w:lang w:val="es-MX"/>
-              </w:rPr>
-              <w:t xml:space="preserve">Requerimientos No Funcionales relacionados: </w:t>
-            </w:r>
-          </w:p>
-          <w:p>
-            <w:pPr>
               <w:pBdr>
                 <w:top w:val="nil"/>
                 <w:left w:val="nil"/>
@@ -9027,16 +8400,6 @@
                 <w:lang w:val="es-MX"/>
               </w:rPr>
             </w:pPr>
-            <w:r>
-              <w:rPr>
-                <w:rFonts w:ascii="Arial" w:hAnsi="Arial" w:cs="Arial"/>
-                <w:color w:val="FF0000"/>
-                <w:sz w:val="24"/>
-                <w:szCs w:val="24"/>
-                <w:lang w:val="es-MX"/>
-              </w:rPr>
-              <w:t>Indicar el ID de los requerimientos no funcionales relacionados con el requerimiento funcional. En caso de que el requerimiento funcional no tenga relación con ningún requerimiento no funcional, colocar la leyenda N/A (No aplica).</w:t>
-            </w:r>
           </w:p>
         </w:tc>
         <w:tc>
@@ -9055,7 +8418,7 @@
               </w:pBdr>
               <w:spacing w:before="102"/>
               <w:ind w:left="74"/>
-              <w:jc w:val="both"/>
+              <w:jc w:val="center"/>
               <w:rPr>
                 <w:rFonts w:ascii="Arial" w:hAnsi="Arial" w:cs="Arial"/>
                 <w:color w:val="FF0000"/>
@@ -9064,6 +8427,15 @@
                 <w:lang w:val="es-MX"/>
               </w:rPr>
             </w:pPr>
+            <w:r>
+              <w:rPr>
+                <w:rFonts w:ascii="Arial" w:hAnsi="Arial" w:cs="Arial"/>
+                <w:color w:val="000000" w:themeColor="text1"/>
+                <w:sz w:val="24"/>
+                <w:szCs w:val="24"/>
+              </w:rPr>
+              <w:t>Alta</w:t>
+            </w:r>
           </w:p>
         </w:tc>
       </w:tr>
@@ -9194,15 +8566,7 @@
                 <w:b/>
                 <w:lang w:val="es-MX"/>
               </w:rPr>
-              <w:t>1</w:t>
-            </w:r>
-            <w:r>
-              <w:rPr>
-                <w:rFonts w:ascii="Arial" w:eastAsia="Arial" w:hAnsi="Arial" w:cs="Arial"/>
-                <w:b/>
-                <w:lang w:val="es-MX"/>
-              </w:rPr>
-              <w:t>1</w:t>
+              <w:t>11</w:t>
             </w:r>
             <w:r>
               <w:rPr>
@@ -9366,16 +8730,7 @@
                 <w:szCs w:val="24"/>
                 <w:lang w:val="es-MX"/>
               </w:rPr>
-              <w:t xml:space="preserve">El usuario </w:t>
-            </w:r>
-            <w:r>
-              <w:rPr>
-                <w:rFonts w:ascii="Arial" w:hAnsi="Arial" w:cs="Arial"/>
-                <w:sz w:val="24"/>
-                <w:szCs w:val="24"/>
-                <w:lang w:val="es-MX"/>
-              </w:rPr>
-              <w:t xml:space="preserve">da clic en </w:t>
+              <w:t xml:space="preserve">El usuario da clic en </w:t>
             </w:r>
             <w:proofErr w:type="spellStart"/>
             <w:r>
@@ -9430,13 +8785,21 @@
                 <w:b/>
               </w:rPr>
             </w:pPr>
-            <w:r>
-              <w:rPr>
-                <w:rFonts w:ascii="Arial" w:eastAsia="Arial" w:hAnsi="Arial" w:cs="Arial"/>
-                <w:b/>
-              </w:rPr>
-              <w:lastRenderedPageBreak/>
-              <w:t xml:space="preserve">Datos de </w:t>
+            <w:proofErr w:type="spellStart"/>
+            <w:r>
+              <w:rPr>
+                <w:rFonts w:ascii="Arial" w:eastAsia="Arial" w:hAnsi="Arial" w:cs="Arial"/>
+                <w:b/>
+              </w:rPr>
+              <w:t>Datos</w:t>
+            </w:r>
+            <w:proofErr w:type="spellEnd"/>
+            <w:r>
+              <w:rPr>
+                <w:rFonts w:ascii="Arial" w:eastAsia="Arial" w:hAnsi="Arial" w:cs="Arial"/>
+                <w:b/>
+              </w:rPr>
+              <w:t xml:space="preserve"> de </w:t>
             </w:r>
             <w:proofErr w:type="spellStart"/>
             <w:r>
@@ -9485,16 +8848,7 @@
                 <w:szCs w:val="24"/>
                 <w:lang w:val="es-MX"/>
               </w:rPr>
-              <w:t>El sistema muestra las muestras activas</w:t>
-            </w:r>
-            <w:r>
-              <w:rPr>
-                <w:rFonts w:ascii="Arial" w:hAnsi="Arial" w:cs="Arial"/>
-                <w:sz w:val="24"/>
-                <w:szCs w:val="24"/>
-                <w:lang w:val="es-MX"/>
-              </w:rPr>
-              <w:t>.</w:t>
+              <w:t>El sistema muestra las muestras activas.</w:t>
             </w:r>
           </w:p>
           <w:p>
@@ -9642,54 +8996,6 @@
           </w:p>
           <w:p>
             <w:pPr>
-              <w:pStyle w:val="Prrafodelista"/>
-              <w:pBdr>
-                <w:top w:val="nil"/>
-                <w:left w:val="nil"/>
-                <w:bottom w:val="nil"/>
-                <w:right w:val="nil"/>
-                <w:between w:val="nil"/>
-              </w:pBdr>
-              <w:tabs>
-                <w:tab w:val="left" w:pos="809"/>
-                <w:tab w:val="left" w:pos="810"/>
-              </w:tabs>
-              <w:ind w:left="810" w:right="96" w:firstLine="0"/>
-              <w:rPr>
-                <w:color w:val="000000"/>
-                <w:lang w:val="es-MX"/>
-              </w:rPr>
-            </w:pPr>
-          </w:p>
-          <w:p>
-            <w:pPr>
-              <w:pBdr>
-                <w:top w:val="nil"/>
-                <w:left w:val="nil"/>
-                <w:bottom w:val="nil"/>
-                <w:right w:val="nil"/>
-                <w:between w:val="nil"/>
-              </w:pBdr>
-              <w:ind w:left="89"/>
-              <w:rPr>
-                <w:rFonts w:ascii="Arial" w:eastAsia="Arial" w:hAnsi="Arial" w:cs="Arial"/>
-                <w:b/>
-                <w:color w:val="000000"/>
-                <w:lang w:val="es-MX"/>
-              </w:rPr>
-            </w:pPr>
-            <w:r>
-              <w:rPr>
-                <w:rFonts w:ascii="Arial" w:eastAsia="Arial" w:hAnsi="Arial" w:cs="Arial"/>
-                <w:b/>
-                <w:color w:val="000000"/>
-                <w:lang w:val="es-MX"/>
-              </w:rPr>
-              <w:t xml:space="preserve">Requerimientos No Funcionales relacionados: </w:t>
-            </w:r>
-          </w:p>
-          <w:p>
-            <w:pPr>
               <w:pBdr>
                 <w:top w:val="nil"/>
                 <w:left w:val="nil"/>
@@ -9705,16 +9011,6 @@
                 <w:lang w:val="es-MX"/>
               </w:rPr>
             </w:pPr>
-            <w:r>
-              <w:rPr>
-                <w:rFonts w:ascii="Arial" w:hAnsi="Arial" w:cs="Arial"/>
-                <w:color w:val="FF0000"/>
-                <w:sz w:val="24"/>
-                <w:szCs w:val="24"/>
-                <w:lang w:val="es-MX"/>
-              </w:rPr>
-              <w:t>Indicar el ID de los requerimientos no funcionales relacionados con el requerimiento funcional. En caso de que el requerimiento funcional no tenga relación con ningún requerimiento no funcional, colocar la leyenda N/A (No aplica).</w:t>
-            </w:r>
           </w:p>
         </w:tc>
         <w:tc>
@@ -9733,7 +9029,7 @@
               </w:pBdr>
               <w:spacing w:before="102"/>
               <w:ind w:left="74"/>
-              <w:jc w:val="both"/>
+              <w:jc w:val="center"/>
               <w:rPr>
                 <w:rFonts w:ascii="Arial" w:hAnsi="Arial" w:cs="Arial"/>
                 <w:color w:val="FF0000"/>
@@ -9742,6 +9038,15 @@
                 <w:lang w:val="es-MX"/>
               </w:rPr>
             </w:pPr>
+            <w:r>
+              <w:rPr>
+                <w:rFonts w:ascii="Arial" w:hAnsi="Arial" w:cs="Arial"/>
+                <w:color w:val="000000" w:themeColor="text1"/>
+                <w:sz w:val="24"/>
+                <w:szCs w:val="24"/>
+              </w:rPr>
+              <w:t>Alta</w:t>
+            </w:r>
           </w:p>
         </w:tc>
       </w:tr>
@@ -9778,6 +9083,7 @@
                 <w:b/>
                 <w:color w:val="000000"/>
               </w:rPr>
+              <w:lastRenderedPageBreak/>
               <w:t>12</w:t>
             </w:r>
           </w:p>
@@ -9872,15 +9178,7 @@
                 <w:b/>
                 <w:lang w:val="es-MX"/>
               </w:rPr>
-              <w:t>1</w:t>
-            </w:r>
-            <w:r>
-              <w:rPr>
-                <w:rFonts w:ascii="Arial" w:eastAsia="Arial" w:hAnsi="Arial" w:cs="Arial"/>
-                <w:b/>
-                <w:lang w:val="es-MX"/>
-              </w:rPr>
-              <w:t>2</w:t>
+              <w:t>12</w:t>
             </w:r>
             <w:r>
               <w:rPr>
@@ -10099,12 +9397,21 @@
                 <w:b/>
               </w:rPr>
             </w:pPr>
-            <w:r>
-              <w:rPr>
-                <w:rFonts w:ascii="Arial" w:eastAsia="Arial" w:hAnsi="Arial" w:cs="Arial"/>
-                <w:b/>
-              </w:rPr>
-              <w:t xml:space="preserve">Datos de </w:t>
+            <w:proofErr w:type="spellStart"/>
+            <w:r>
+              <w:rPr>
+                <w:rFonts w:ascii="Arial" w:eastAsia="Arial" w:hAnsi="Arial" w:cs="Arial"/>
+                <w:b/>
+              </w:rPr>
+              <w:t>Datos</w:t>
+            </w:r>
+            <w:proofErr w:type="spellEnd"/>
+            <w:r>
+              <w:rPr>
+                <w:rFonts w:ascii="Arial" w:eastAsia="Arial" w:hAnsi="Arial" w:cs="Arial"/>
+                <w:b/>
+              </w:rPr>
+              <w:t xml:space="preserve"> de </w:t>
             </w:r>
             <w:proofErr w:type="spellStart"/>
             <w:r>
@@ -10290,54 +9597,6 @@
           </w:p>
           <w:p>
             <w:pPr>
-              <w:pStyle w:val="Prrafodelista"/>
-              <w:pBdr>
-                <w:top w:val="nil"/>
-                <w:left w:val="nil"/>
-                <w:bottom w:val="nil"/>
-                <w:right w:val="nil"/>
-                <w:between w:val="nil"/>
-              </w:pBdr>
-              <w:tabs>
-                <w:tab w:val="left" w:pos="809"/>
-                <w:tab w:val="left" w:pos="810"/>
-              </w:tabs>
-              <w:ind w:left="810" w:right="96" w:firstLine="0"/>
-              <w:rPr>
-                <w:color w:val="000000"/>
-                <w:lang w:val="es-MX"/>
-              </w:rPr>
-            </w:pPr>
-          </w:p>
-          <w:p>
-            <w:pPr>
-              <w:pBdr>
-                <w:top w:val="nil"/>
-                <w:left w:val="nil"/>
-                <w:bottom w:val="nil"/>
-                <w:right w:val="nil"/>
-                <w:between w:val="nil"/>
-              </w:pBdr>
-              <w:ind w:left="89"/>
-              <w:rPr>
-                <w:rFonts w:ascii="Arial" w:eastAsia="Arial" w:hAnsi="Arial" w:cs="Arial"/>
-                <w:b/>
-                <w:color w:val="000000"/>
-                <w:lang w:val="es-MX"/>
-              </w:rPr>
-            </w:pPr>
-            <w:r>
-              <w:rPr>
-                <w:rFonts w:ascii="Arial" w:eastAsia="Arial" w:hAnsi="Arial" w:cs="Arial"/>
-                <w:b/>
-                <w:color w:val="000000"/>
-                <w:lang w:val="es-MX"/>
-              </w:rPr>
-              <w:t xml:space="preserve">Requerimientos No Funcionales relacionados: </w:t>
-            </w:r>
-          </w:p>
-          <w:p>
-            <w:pPr>
               <w:pBdr>
                 <w:top w:val="nil"/>
                 <w:left w:val="nil"/>
@@ -10353,16 +9612,6 @@
                 <w:lang w:val="es-MX"/>
               </w:rPr>
             </w:pPr>
-            <w:r>
-              <w:rPr>
-                <w:rFonts w:ascii="Arial" w:hAnsi="Arial" w:cs="Arial"/>
-                <w:color w:val="FF0000"/>
-                <w:sz w:val="24"/>
-                <w:szCs w:val="24"/>
-                <w:lang w:val="es-MX"/>
-              </w:rPr>
-              <w:t>Indicar el ID de los requerimientos no funcionales relacionados con el requerimiento funcional. En caso de que el requerimiento funcional no tenga relación con ningún requerimiento no funcional, colocar la leyenda N/A (No aplica).</w:t>
-            </w:r>
           </w:p>
         </w:tc>
         <w:tc>
@@ -10381,7 +9630,7 @@
               </w:pBdr>
               <w:spacing w:before="102"/>
               <w:ind w:left="74"/>
-              <w:jc w:val="both"/>
+              <w:jc w:val="center"/>
               <w:rPr>
                 <w:rFonts w:ascii="Arial" w:hAnsi="Arial" w:cs="Arial"/>
                 <w:color w:val="FF0000"/>
@@ -10390,6 +9639,15 @@
                 <w:lang w:val="es-MX"/>
               </w:rPr>
             </w:pPr>
+            <w:r>
+              <w:rPr>
+                <w:rFonts w:ascii="Arial" w:hAnsi="Arial" w:cs="Arial"/>
+                <w:color w:val="000000" w:themeColor="text1"/>
+                <w:sz w:val="24"/>
+                <w:szCs w:val="24"/>
+              </w:rPr>
+              <w:t>Media</w:t>
+            </w:r>
           </w:p>
         </w:tc>
       </w:tr>
@@ -10526,15 +9784,7 @@
                 <w:b/>
                 <w:lang w:val="es-MX"/>
               </w:rPr>
-              <w:t>1</w:t>
-            </w:r>
-            <w:r>
-              <w:rPr>
-                <w:rFonts w:ascii="Arial" w:eastAsia="Arial" w:hAnsi="Arial" w:cs="Arial"/>
-                <w:b/>
-                <w:lang w:val="es-MX"/>
-              </w:rPr>
-              <w:t>3</w:t>
+              <w:t>13</w:t>
             </w:r>
             <w:r>
               <w:rPr>
@@ -10753,12 +10003,21 @@
                 <w:b/>
               </w:rPr>
             </w:pPr>
-            <w:r>
-              <w:rPr>
-                <w:rFonts w:ascii="Arial" w:eastAsia="Arial" w:hAnsi="Arial" w:cs="Arial"/>
-                <w:b/>
-              </w:rPr>
-              <w:t xml:space="preserve">Datos de </w:t>
+            <w:proofErr w:type="spellStart"/>
+            <w:r>
+              <w:rPr>
+                <w:rFonts w:ascii="Arial" w:eastAsia="Arial" w:hAnsi="Arial" w:cs="Arial"/>
+                <w:b/>
+              </w:rPr>
+              <w:t>Datos</w:t>
+            </w:r>
+            <w:proofErr w:type="spellEnd"/>
+            <w:r>
+              <w:rPr>
+                <w:rFonts w:ascii="Arial" w:eastAsia="Arial" w:hAnsi="Arial" w:cs="Arial"/>
+                <w:b/>
+              </w:rPr>
+              <w:t xml:space="preserve"> de </w:t>
             </w:r>
             <w:proofErr w:type="spellStart"/>
             <w:r>
@@ -10944,54 +10203,6 @@
           </w:p>
           <w:p>
             <w:pPr>
-              <w:pStyle w:val="Prrafodelista"/>
-              <w:pBdr>
-                <w:top w:val="nil"/>
-                <w:left w:val="nil"/>
-                <w:bottom w:val="nil"/>
-                <w:right w:val="nil"/>
-                <w:between w:val="nil"/>
-              </w:pBdr>
-              <w:tabs>
-                <w:tab w:val="left" w:pos="809"/>
-                <w:tab w:val="left" w:pos="810"/>
-              </w:tabs>
-              <w:ind w:left="810" w:right="96" w:firstLine="0"/>
-              <w:rPr>
-                <w:color w:val="000000"/>
-                <w:lang w:val="es-MX"/>
-              </w:rPr>
-            </w:pPr>
-          </w:p>
-          <w:p>
-            <w:pPr>
-              <w:pBdr>
-                <w:top w:val="nil"/>
-                <w:left w:val="nil"/>
-                <w:bottom w:val="nil"/>
-                <w:right w:val="nil"/>
-                <w:between w:val="nil"/>
-              </w:pBdr>
-              <w:ind w:left="89"/>
-              <w:rPr>
-                <w:rFonts w:ascii="Arial" w:eastAsia="Arial" w:hAnsi="Arial" w:cs="Arial"/>
-                <w:b/>
-                <w:color w:val="000000"/>
-                <w:lang w:val="es-MX"/>
-              </w:rPr>
-            </w:pPr>
-            <w:r>
-              <w:rPr>
-                <w:rFonts w:ascii="Arial" w:eastAsia="Arial" w:hAnsi="Arial" w:cs="Arial"/>
-                <w:b/>
-                <w:color w:val="000000"/>
-                <w:lang w:val="es-MX"/>
-              </w:rPr>
-              <w:t xml:space="preserve">Requerimientos No Funcionales relacionados: </w:t>
-            </w:r>
-          </w:p>
-          <w:p>
-            <w:pPr>
               <w:pBdr>
                 <w:top w:val="nil"/>
                 <w:left w:val="nil"/>
@@ -11007,16 +10218,6 @@
                 <w:lang w:val="es-MX"/>
               </w:rPr>
             </w:pPr>
-            <w:r>
-              <w:rPr>
-                <w:rFonts w:ascii="Arial" w:hAnsi="Arial" w:cs="Arial"/>
-                <w:color w:val="FF0000"/>
-                <w:sz w:val="24"/>
-                <w:szCs w:val="24"/>
-                <w:lang w:val="es-MX"/>
-              </w:rPr>
-              <w:t>Indicar el ID de los requerimientos no funcionales relacionados con el requerimiento funcional. En caso de que el requerimiento funcional no tenga relación con ningún requerimiento no funcional, colocar la leyenda N/A (No aplica).</w:t>
-            </w:r>
           </w:p>
         </w:tc>
         <w:tc>
@@ -11038,7 +10239,7 @@
               </w:pBdr>
               <w:spacing w:before="102"/>
               <w:ind w:left="74"/>
-              <w:jc w:val="both"/>
+              <w:jc w:val="center"/>
               <w:rPr>
                 <w:rFonts w:ascii="Arial" w:hAnsi="Arial" w:cs="Arial"/>
                 <w:color w:val="FF0000"/>
@@ -11047,6 +10248,15 @@
                 <w:lang w:val="es-MX"/>
               </w:rPr>
             </w:pPr>
+            <w:r>
+              <w:rPr>
+                <w:rFonts w:ascii="Arial" w:hAnsi="Arial" w:cs="Arial"/>
+                <w:color w:val="000000" w:themeColor="text1"/>
+                <w:sz w:val="24"/>
+                <w:szCs w:val="24"/>
+              </w:rPr>
+              <w:t>Media</w:t>
+            </w:r>
           </w:p>
         </w:tc>
       </w:tr>
@@ -11070,12 +10280,17 @@
         <w:jc w:val="both"/>
         <w:rPr>
           <w:rFonts w:ascii="Arial" w:hAnsi="Arial" w:cs="Arial"/>
+          <w:b/>
           <w:color w:val="FF0000"/>
           <w:sz w:val="24"/>
           <w:szCs w:val="24"/>
         </w:rPr>
       </w:pPr>
-      <w:r>
+    </w:p>
+    <w:p>
+      <w:pPr>
+        <w:spacing w:after="0" w:line="240" w:lineRule="auto"/>
+        <w:jc w:val="both"/>
         <w:rPr>
           <w:rFonts w:ascii="Arial" w:hAnsi="Arial" w:cs="Arial"/>
           <w:b/>
@@ -11083,93 +10298,7 @@
           <w:sz w:val="24"/>
           <w:szCs w:val="24"/>
         </w:rPr>
-        <w:t>Nota</w:t>
-      </w:r>
-      <w:r>
-        <w:rPr>
-          <w:rFonts w:ascii="Arial" w:hAnsi="Arial" w:cs="Arial"/>
-          <w:color w:val="FF0000"/>
-          <w:sz w:val="24"/>
-          <w:szCs w:val="24"/>
-        </w:rPr>
-        <w:t xml:space="preserve">: Para priorizar los requisitos se debe considerar que; </w:t>
-      </w:r>
-      <w:r>
-        <w:rPr>
-          <w:rFonts w:ascii="Arial" w:hAnsi="Arial" w:cs="Arial"/>
-          <w:b/>
-          <w:color w:val="FF0000"/>
-          <w:sz w:val="24"/>
-          <w:szCs w:val="24"/>
-        </w:rPr>
-        <w:t>Muy alta</w:t>
-      </w:r>
-      <w:r>
-        <w:rPr>
-          <w:rFonts w:ascii="Arial" w:hAnsi="Arial" w:cs="Arial"/>
-          <w:color w:val="FF0000"/>
-          <w:sz w:val="24"/>
-          <w:szCs w:val="24"/>
-        </w:rPr>
-        <w:t xml:space="preserve"> equivale a un requisito que tiene que estar implementado en la versión final del producto para que pueda ser aceptado por el cliente, </w:t>
-      </w:r>
-      <w:r>
-        <w:rPr>
-          <w:rFonts w:ascii="Arial" w:hAnsi="Arial" w:cs="Arial"/>
-          <w:b/>
-          <w:color w:val="FF0000"/>
-          <w:sz w:val="24"/>
-          <w:szCs w:val="24"/>
-        </w:rPr>
-        <w:t>Alta</w:t>
-      </w:r>
-      <w:r>
-        <w:rPr>
-          <w:rFonts w:ascii="Arial" w:hAnsi="Arial" w:cs="Arial"/>
-          <w:color w:val="FF0000"/>
-          <w:sz w:val="24"/>
-          <w:szCs w:val="24"/>
-        </w:rPr>
-        <w:t xml:space="preserve"> equivaldría a un requisito que debería estar incluido en la solución final pero que podría ser prescindible si hubiera una causa que lo justificara, </w:t>
-      </w:r>
-      <w:r>
-        <w:rPr>
-          <w:rFonts w:ascii="Arial" w:hAnsi="Arial" w:cs="Arial"/>
-          <w:b/>
-          <w:color w:val="FF0000"/>
-          <w:sz w:val="24"/>
-          <w:szCs w:val="24"/>
-        </w:rPr>
-        <w:t>Media</w:t>
-      </w:r>
-      <w:r>
-        <w:rPr>
-          <w:rFonts w:ascii="Arial" w:hAnsi="Arial" w:cs="Arial"/>
-          <w:color w:val="FF0000"/>
-          <w:sz w:val="24"/>
-          <w:szCs w:val="24"/>
-        </w:rPr>
-        <w:t xml:space="preserve"> será un requisito que es deseable pero no completamente necesario y se implementaría si las posibilidades de tiempo y costo lo permiten, finalmente, </w:t>
-      </w:r>
-      <w:r>
-        <w:rPr>
-          <w:rFonts w:ascii="Arial" w:hAnsi="Arial" w:cs="Arial"/>
-          <w:b/>
-          <w:color w:val="FF0000"/>
-          <w:sz w:val="24"/>
-          <w:szCs w:val="24"/>
-        </w:rPr>
-        <w:t>Baja</w:t>
-      </w:r>
-      <w:r>
-        <w:rPr>
-          <w:rFonts w:ascii="Arial" w:hAnsi="Arial" w:cs="Arial"/>
-          <w:color w:val="FF0000"/>
-          <w:sz w:val="24"/>
-          <w:szCs w:val="24"/>
-        </w:rPr>
-        <w:t xml:space="preserve"> comprende a aquellos requisitos que están descartados pero que en un futuro podrían ser tomados en cuenta y ser recategorizados. Quitar esta nota una vez que los requisitos hayan sido priorizados.</w:t>
-      </w:r>
+      </w:pPr>
     </w:p>
     <w:p>
       <w:pPr>
@@ -11199,8 +10328,866 @@
           <w:sz w:val="36"/>
           <w:szCs w:val="36"/>
         </w:rPr>
+        <w:lastRenderedPageBreak/>
         <w:t>Requerimientos No Funcionales</w:t>
       </w:r>
+    </w:p>
+    <w:p>
+      <w:pPr>
+        <w:jc w:val="both"/>
+        <w:rPr>
+          <w:rFonts w:ascii="Arial" w:hAnsi="Arial" w:cs="Arial"/>
+          <w:b/>
+          <w:bCs/>
+          <w:color w:val="000000" w:themeColor="text1"/>
+          <w:sz w:val="24"/>
+          <w:szCs w:val="24"/>
+        </w:rPr>
+      </w:pPr>
+      <w:r>
+        <w:rPr>
+          <w:rFonts w:ascii="Arial" w:hAnsi="Arial" w:cs="Arial"/>
+          <w:b/>
+          <w:bCs/>
+          <w:color w:val="000000" w:themeColor="text1"/>
+          <w:sz w:val="24"/>
+          <w:szCs w:val="24"/>
+        </w:rPr>
+        <w:t>RNF-01 Cumplimiento regulatorio</w:t>
+      </w:r>
+    </w:p>
+    <w:p>
+      <w:pPr>
+        <w:jc w:val="both"/>
+        <w:rPr>
+          <w:rFonts w:ascii="Arial" w:hAnsi="Arial" w:cs="Arial"/>
+          <w:color w:val="000000" w:themeColor="text1"/>
+          <w:sz w:val="24"/>
+          <w:szCs w:val="24"/>
+        </w:rPr>
+      </w:pPr>
+      <w:r>
+        <w:rPr>
+          <w:rFonts w:ascii="Arial" w:hAnsi="Arial" w:cs="Arial"/>
+          <w:color w:val="000000" w:themeColor="text1"/>
+          <w:sz w:val="24"/>
+          <w:szCs w:val="24"/>
+        </w:rPr>
+        <w:t xml:space="preserve">El sistema deberá cumplir con FDA 21 CFR </w:t>
+      </w:r>
+      <w:proofErr w:type="spellStart"/>
+      <w:r>
+        <w:rPr>
+          <w:rFonts w:ascii="Arial" w:hAnsi="Arial" w:cs="Arial"/>
+          <w:color w:val="000000" w:themeColor="text1"/>
+          <w:sz w:val="24"/>
+          <w:szCs w:val="24"/>
+        </w:rPr>
+        <w:t>Part</w:t>
+      </w:r>
+      <w:proofErr w:type="spellEnd"/>
+      <w:r>
+        <w:rPr>
+          <w:rFonts w:ascii="Arial" w:hAnsi="Arial" w:cs="Arial"/>
+          <w:color w:val="000000" w:themeColor="text1"/>
+          <w:sz w:val="24"/>
+          <w:szCs w:val="24"/>
+        </w:rPr>
+        <w:t xml:space="preserve"> 11 en cuanto a:</w:t>
+      </w:r>
+    </w:p>
+    <w:p>
+      <w:pPr>
+        <w:pStyle w:val="Prrafodelista"/>
+        <w:numPr>
+          <w:ilvl w:val="0"/>
+          <w:numId w:val="2"/>
+        </w:numPr>
+        <w:jc w:val="both"/>
+        <w:rPr>
+          <w:color w:val="000000" w:themeColor="text1"/>
+          <w:sz w:val="24"/>
+          <w:szCs w:val="24"/>
+        </w:rPr>
+      </w:pPr>
+      <w:proofErr w:type="spellStart"/>
+      <w:r>
+        <w:rPr>
+          <w:color w:val="000000" w:themeColor="text1"/>
+          <w:sz w:val="24"/>
+          <w:szCs w:val="24"/>
+        </w:rPr>
+        <w:t>Firma</w:t>
+      </w:r>
+      <w:proofErr w:type="spellEnd"/>
+      <w:r>
+        <w:rPr>
+          <w:color w:val="000000" w:themeColor="text1"/>
+          <w:sz w:val="24"/>
+          <w:szCs w:val="24"/>
+        </w:rPr>
+        <w:t xml:space="preserve"> </w:t>
+      </w:r>
+      <w:proofErr w:type="spellStart"/>
+      <w:r>
+        <w:rPr>
+          <w:color w:val="000000" w:themeColor="text1"/>
+          <w:sz w:val="24"/>
+          <w:szCs w:val="24"/>
+        </w:rPr>
+        <w:t>electrónica</w:t>
+      </w:r>
+      <w:proofErr w:type="spellEnd"/>
+    </w:p>
+    <w:p>
+      <w:pPr>
+        <w:pStyle w:val="Prrafodelista"/>
+        <w:numPr>
+          <w:ilvl w:val="0"/>
+          <w:numId w:val="2"/>
+        </w:numPr>
+        <w:jc w:val="both"/>
+        <w:rPr>
+          <w:color w:val="000000" w:themeColor="text1"/>
+          <w:sz w:val="24"/>
+          <w:szCs w:val="24"/>
+        </w:rPr>
+      </w:pPr>
+      <w:proofErr w:type="spellStart"/>
+      <w:r>
+        <w:rPr>
+          <w:color w:val="000000" w:themeColor="text1"/>
+          <w:sz w:val="24"/>
+          <w:szCs w:val="24"/>
+        </w:rPr>
+        <w:t>Integridad</w:t>
+      </w:r>
+      <w:proofErr w:type="spellEnd"/>
+      <w:r>
+        <w:rPr>
+          <w:color w:val="000000" w:themeColor="text1"/>
+          <w:sz w:val="24"/>
+          <w:szCs w:val="24"/>
+        </w:rPr>
+        <w:t xml:space="preserve"> de </w:t>
+      </w:r>
+      <w:proofErr w:type="spellStart"/>
+      <w:r>
+        <w:rPr>
+          <w:color w:val="000000" w:themeColor="text1"/>
+          <w:sz w:val="24"/>
+          <w:szCs w:val="24"/>
+        </w:rPr>
+        <w:t>datos</w:t>
+      </w:r>
+      <w:proofErr w:type="spellEnd"/>
+    </w:p>
+    <w:p>
+      <w:pPr>
+        <w:pStyle w:val="Prrafodelista"/>
+        <w:numPr>
+          <w:ilvl w:val="0"/>
+          <w:numId w:val="2"/>
+        </w:numPr>
+        <w:jc w:val="both"/>
+        <w:rPr>
+          <w:color w:val="000000" w:themeColor="text1"/>
+          <w:sz w:val="24"/>
+          <w:szCs w:val="24"/>
+        </w:rPr>
+      </w:pPr>
+      <w:proofErr w:type="spellStart"/>
+      <w:r>
+        <w:rPr>
+          <w:color w:val="000000" w:themeColor="text1"/>
+          <w:sz w:val="24"/>
+          <w:szCs w:val="24"/>
+        </w:rPr>
+        <w:t>Trazabilidad</w:t>
+      </w:r>
+      <w:proofErr w:type="spellEnd"/>
+    </w:p>
+    <w:p>
+      <w:pPr>
+        <w:pStyle w:val="Prrafodelista"/>
+        <w:numPr>
+          <w:ilvl w:val="0"/>
+          <w:numId w:val="2"/>
+        </w:numPr>
+        <w:jc w:val="both"/>
+        <w:rPr>
+          <w:color w:val="000000" w:themeColor="text1"/>
+          <w:sz w:val="24"/>
+          <w:szCs w:val="24"/>
+        </w:rPr>
+      </w:pPr>
+      <w:r>
+        <w:rPr>
+          <w:color w:val="000000" w:themeColor="text1"/>
+          <w:sz w:val="24"/>
+          <w:szCs w:val="24"/>
+        </w:rPr>
+        <w:t xml:space="preserve">Control de </w:t>
+      </w:r>
+      <w:proofErr w:type="spellStart"/>
+      <w:r>
+        <w:rPr>
+          <w:color w:val="000000" w:themeColor="text1"/>
+          <w:sz w:val="24"/>
+          <w:szCs w:val="24"/>
+        </w:rPr>
+        <w:t>accesos</w:t>
+      </w:r>
+      <w:proofErr w:type="spellEnd"/>
+    </w:p>
+    <w:p>
+      <w:pPr>
+        <w:pStyle w:val="Prrafodelista"/>
+        <w:ind w:left="720" w:firstLine="0"/>
+        <w:jc w:val="both"/>
+        <w:rPr>
+          <w:color w:val="000000" w:themeColor="text1"/>
+          <w:sz w:val="24"/>
+          <w:szCs w:val="24"/>
+        </w:rPr>
+      </w:pPr>
+    </w:p>
+    <w:p>
+      <w:pPr>
+        <w:jc w:val="both"/>
+        <w:rPr>
+          <w:rFonts w:ascii="Arial" w:hAnsi="Arial" w:cs="Arial"/>
+          <w:b/>
+          <w:bCs/>
+          <w:color w:val="000000" w:themeColor="text1"/>
+          <w:sz w:val="24"/>
+          <w:szCs w:val="24"/>
+        </w:rPr>
+      </w:pPr>
+      <w:r>
+        <w:rPr>
+          <w:rFonts w:ascii="Arial" w:hAnsi="Arial" w:cs="Arial"/>
+          <w:b/>
+          <w:bCs/>
+          <w:color w:val="000000" w:themeColor="text1"/>
+          <w:sz w:val="24"/>
+          <w:szCs w:val="24"/>
+        </w:rPr>
+        <w:t>RNF-02 Seguridad y autenticación</w:t>
+      </w:r>
+    </w:p>
+    <w:p>
+      <w:pPr>
+        <w:jc w:val="both"/>
+        <w:rPr>
+          <w:rFonts w:ascii="Arial" w:hAnsi="Arial" w:cs="Arial"/>
+          <w:color w:val="000000" w:themeColor="text1"/>
+          <w:sz w:val="24"/>
+          <w:szCs w:val="24"/>
+        </w:rPr>
+      </w:pPr>
+      <w:r>
+        <w:rPr>
+          <w:rFonts w:ascii="Arial" w:hAnsi="Arial" w:cs="Arial"/>
+          <w:color w:val="000000" w:themeColor="text1"/>
+          <w:sz w:val="24"/>
+          <w:szCs w:val="24"/>
+        </w:rPr>
+        <w:t xml:space="preserve">El sistema deberá autenticarse mediante Active </w:t>
+      </w:r>
+      <w:proofErr w:type="spellStart"/>
+      <w:r>
+        <w:rPr>
+          <w:rFonts w:ascii="Arial" w:hAnsi="Arial" w:cs="Arial"/>
+          <w:color w:val="000000" w:themeColor="text1"/>
+          <w:sz w:val="24"/>
+          <w:szCs w:val="24"/>
+        </w:rPr>
+        <w:t>Directory</w:t>
+      </w:r>
+      <w:proofErr w:type="spellEnd"/>
+      <w:r>
+        <w:rPr>
+          <w:rFonts w:ascii="Arial" w:hAnsi="Arial" w:cs="Arial"/>
+          <w:color w:val="000000" w:themeColor="text1"/>
+          <w:sz w:val="24"/>
+          <w:szCs w:val="24"/>
+        </w:rPr>
+        <w:t xml:space="preserve">. Cada acción crítica requerirá </w:t>
+      </w:r>
+      <w:proofErr w:type="spellStart"/>
+      <w:r>
+        <w:rPr>
+          <w:rFonts w:ascii="Arial" w:hAnsi="Arial" w:cs="Arial"/>
+          <w:color w:val="000000" w:themeColor="text1"/>
+          <w:sz w:val="24"/>
+          <w:szCs w:val="24"/>
+        </w:rPr>
+        <w:t>reautenticación</w:t>
+      </w:r>
+      <w:proofErr w:type="spellEnd"/>
+      <w:r>
+        <w:rPr>
+          <w:rFonts w:ascii="Arial" w:hAnsi="Arial" w:cs="Arial"/>
+          <w:color w:val="000000" w:themeColor="text1"/>
+          <w:sz w:val="24"/>
+          <w:szCs w:val="24"/>
+        </w:rPr>
+        <w:t xml:space="preserve"> mediante firma electrónica.</w:t>
+      </w:r>
+    </w:p>
+    <w:p>
+      <w:pPr>
+        <w:jc w:val="both"/>
+        <w:rPr>
+          <w:rFonts w:ascii="Arial" w:hAnsi="Arial" w:cs="Arial"/>
+          <w:color w:val="000000" w:themeColor="text1"/>
+          <w:sz w:val="24"/>
+          <w:szCs w:val="24"/>
+        </w:rPr>
+      </w:pPr>
+    </w:p>
+    <w:p>
+      <w:pPr>
+        <w:jc w:val="both"/>
+        <w:rPr>
+          <w:rFonts w:ascii="Arial" w:hAnsi="Arial" w:cs="Arial"/>
+          <w:b/>
+          <w:bCs/>
+          <w:color w:val="000000" w:themeColor="text1"/>
+          <w:sz w:val="24"/>
+          <w:szCs w:val="24"/>
+        </w:rPr>
+      </w:pPr>
+      <w:r>
+        <w:rPr>
+          <w:rFonts w:ascii="Arial" w:hAnsi="Arial" w:cs="Arial"/>
+          <w:b/>
+          <w:bCs/>
+          <w:color w:val="000000" w:themeColor="text1"/>
+          <w:sz w:val="24"/>
+          <w:szCs w:val="24"/>
+        </w:rPr>
+        <w:t>RNF-03 Control de sesiones</w:t>
+      </w:r>
+    </w:p>
+    <w:p>
+      <w:pPr>
+        <w:jc w:val="both"/>
+        <w:rPr>
+          <w:rFonts w:ascii="Arial" w:hAnsi="Arial" w:cs="Arial"/>
+          <w:color w:val="000000" w:themeColor="text1"/>
+          <w:sz w:val="24"/>
+          <w:szCs w:val="24"/>
+        </w:rPr>
+      </w:pPr>
+      <w:r>
+        <w:rPr>
+          <w:rFonts w:ascii="Arial" w:hAnsi="Arial" w:cs="Arial"/>
+          <w:color w:val="000000" w:themeColor="text1"/>
+          <w:sz w:val="24"/>
+          <w:szCs w:val="24"/>
+        </w:rPr>
+        <w:t>El sistema deberá cerrar automáticamente la sesión tras 15 minutos de inactividad.</w:t>
+      </w:r>
+    </w:p>
+    <w:p>
+      <w:pPr>
+        <w:jc w:val="both"/>
+        <w:rPr>
+          <w:rFonts w:ascii="Arial" w:hAnsi="Arial" w:cs="Arial"/>
+          <w:color w:val="000000" w:themeColor="text1"/>
+          <w:sz w:val="24"/>
+          <w:szCs w:val="24"/>
+        </w:rPr>
+      </w:pPr>
+    </w:p>
+    <w:p>
+      <w:pPr>
+        <w:jc w:val="both"/>
+        <w:rPr>
+          <w:rFonts w:ascii="Arial" w:hAnsi="Arial" w:cs="Arial"/>
+          <w:b/>
+          <w:bCs/>
+          <w:color w:val="000000" w:themeColor="text1"/>
+          <w:sz w:val="24"/>
+          <w:szCs w:val="24"/>
+        </w:rPr>
+      </w:pPr>
+      <w:r>
+        <w:rPr>
+          <w:rFonts w:ascii="Arial" w:hAnsi="Arial" w:cs="Arial"/>
+          <w:b/>
+          <w:bCs/>
+          <w:color w:val="000000" w:themeColor="text1"/>
+          <w:sz w:val="24"/>
+          <w:szCs w:val="24"/>
+        </w:rPr>
+        <w:t>RNF-04 Roles y permisos</w:t>
+      </w:r>
+    </w:p>
+    <w:p>
+      <w:pPr>
+        <w:jc w:val="both"/>
+        <w:rPr>
+          <w:rFonts w:ascii="Arial" w:hAnsi="Arial" w:cs="Arial"/>
+          <w:color w:val="000000" w:themeColor="text1"/>
+          <w:sz w:val="24"/>
+          <w:szCs w:val="24"/>
+        </w:rPr>
+      </w:pPr>
+      <w:r>
+        <w:rPr>
+          <w:rFonts w:ascii="Arial" w:hAnsi="Arial" w:cs="Arial"/>
+          <w:color w:val="000000" w:themeColor="text1"/>
+          <w:sz w:val="24"/>
+          <w:szCs w:val="24"/>
+        </w:rPr>
+        <w:t>El sistema deberá permitir que todos los usuarios visualicen los módulos, pero solo accedan a ellos mediante autenticación y permisos correspondientes.</w:t>
+      </w:r>
+    </w:p>
+    <w:p>
+      <w:pPr>
+        <w:jc w:val="both"/>
+        <w:rPr>
+          <w:rFonts w:ascii="Arial" w:hAnsi="Arial" w:cs="Arial"/>
+          <w:color w:val="000000" w:themeColor="text1"/>
+          <w:sz w:val="24"/>
+          <w:szCs w:val="24"/>
+        </w:rPr>
+      </w:pPr>
+    </w:p>
+    <w:p>
+      <w:pPr>
+        <w:jc w:val="both"/>
+        <w:rPr>
+          <w:rFonts w:ascii="Arial" w:hAnsi="Arial" w:cs="Arial"/>
+          <w:b/>
+          <w:bCs/>
+          <w:color w:val="000000" w:themeColor="text1"/>
+          <w:sz w:val="24"/>
+          <w:szCs w:val="24"/>
+        </w:rPr>
+      </w:pPr>
+      <w:r>
+        <w:rPr>
+          <w:rFonts w:ascii="Arial" w:hAnsi="Arial" w:cs="Arial"/>
+          <w:b/>
+          <w:bCs/>
+          <w:color w:val="000000" w:themeColor="text1"/>
+          <w:sz w:val="24"/>
+          <w:szCs w:val="24"/>
+        </w:rPr>
+        <w:t>RNF-05 Audit Trail inmutable</w:t>
+      </w:r>
+    </w:p>
+    <w:p>
+      <w:pPr>
+        <w:jc w:val="both"/>
+        <w:rPr>
+          <w:rFonts w:ascii="Arial" w:hAnsi="Arial" w:cs="Arial"/>
+          <w:color w:val="000000" w:themeColor="text1"/>
+          <w:sz w:val="24"/>
+          <w:szCs w:val="24"/>
+        </w:rPr>
+      </w:pPr>
+      <w:r>
+        <w:rPr>
+          <w:rFonts w:ascii="Arial" w:hAnsi="Arial" w:cs="Arial"/>
+          <w:color w:val="000000" w:themeColor="text1"/>
+          <w:sz w:val="24"/>
+          <w:szCs w:val="24"/>
+        </w:rPr>
+        <w:t>El Audit Trail deberá ser:</w:t>
+      </w:r>
+    </w:p>
+    <w:p>
+      <w:pPr>
+        <w:pStyle w:val="Prrafodelista"/>
+        <w:numPr>
+          <w:ilvl w:val="0"/>
+          <w:numId w:val="2"/>
+        </w:numPr>
+        <w:jc w:val="both"/>
+        <w:rPr>
+          <w:color w:val="000000" w:themeColor="text1"/>
+          <w:sz w:val="24"/>
+          <w:szCs w:val="24"/>
+        </w:rPr>
+      </w:pPr>
+      <w:r>
+        <w:rPr>
+          <w:color w:val="000000" w:themeColor="text1"/>
+          <w:sz w:val="24"/>
+          <w:szCs w:val="24"/>
+        </w:rPr>
+        <w:t xml:space="preserve">Solo </w:t>
+      </w:r>
+      <w:proofErr w:type="spellStart"/>
+      <w:r>
+        <w:rPr>
+          <w:color w:val="000000" w:themeColor="text1"/>
+          <w:sz w:val="24"/>
+          <w:szCs w:val="24"/>
+        </w:rPr>
+        <w:t>lectura</w:t>
+      </w:r>
+      <w:proofErr w:type="spellEnd"/>
+    </w:p>
+    <w:p>
+      <w:pPr>
+        <w:pStyle w:val="Prrafodelista"/>
+        <w:numPr>
+          <w:ilvl w:val="0"/>
+          <w:numId w:val="2"/>
+        </w:numPr>
+        <w:jc w:val="both"/>
+        <w:rPr>
+          <w:color w:val="000000" w:themeColor="text1"/>
+          <w:sz w:val="24"/>
+          <w:szCs w:val="24"/>
+        </w:rPr>
+      </w:pPr>
+      <w:r>
+        <w:rPr>
+          <w:color w:val="000000" w:themeColor="text1"/>
+          <w:sz w:val="24"/>
+          <w:szCs w:val="24"/>
+        </w:rPr>
+        <w:t>No editable</w:t>
+      </w:r>
+    </w:p>
+    <w:p>
+      <w:pPr>
+        <w:pStyle w:val="Prrafodelista"/>
+        <w:numPr>
+          <w:ilvl w:val="0"/>
+          <w:numId w:val="2"/>
+        </w:numPr>
+        <w:jc w:val="both"/>
+        <w:rPr>
+          <w:color w:val="000000" w:themeColor="text1"/>
+          <w:sz w:val="24"/>
+          <w:szCs w:val="24"/>
+        </w:rPr>
+      </w:pPr>
+      <w:r>
+        <w:rPr>
+          <w:color w:val="000000" w:themeColor="text1"/>
+          <w:sz w:val="24"/>
+          <w:szCs w:val="24"/>
+        </w:rPr>
+        <w:t xml:space="preserve">Visible para </w:t>
+      </w:r>
+      <w:proofErr w:type="spellStart"/>
+      <w:r>
+        <w:rPr>
+          <w:color w:val="000000" w:themeColor="text1"/>
+          <w:sz w:val="24"/>
+          <w:szCs w:val="24"/>
+        </w:rPr>
+        <w:t>usuarios</w:t>
+      </w:r>
+      <w:proofErr w:type="spellEnd"/>
+      <w:r>
+        <w:rPr>
+          <w:color w:val="000000" w:themeColor="text1"/>
+          <w:sz w:val="24"/>
+          <w:szCs w:val="24"/>
+        </w:rPr>
+        <w:t xml:space="preserve"> </w:t>
+      </w:r>
+      <w:proofErr w:type="spellStart"/>
+      <w:r>
+        <w:rPr>
+          <w:color w:val="000000" w:themeColor="text1"/>
+          <w:sz w:val="24"/>
+          <w:szCs w:val="24"/>
+        </w:rPr>
+        <w:t>autorizados</w:t>
+      </w:r>
+      <w:proofErr w:type="spellEnd"/>
+    </w:p>
+    <w:p>
+      <w:pPr>
+        <w:pStyle w:val="Prrafodelista"/>
+        <w:numPr>
+          <w:ilvl w:val="0"/>
+          <w:numId w:val="2"/>
+        </w:numPr>
+        <w:jc w:val="both"/>
+        <w:rPr>
+          <w:color w:val="000000" w:themeColor="text1"/>
+          <w:sz w:val="24"/>
+          <w:szCs w:val="24"/>
+        </w:rPr>
+      </w:pPr>
+      <w:proofErr w:type="spellStart"/>
+      <w:r>
+        <w:rPr>
+          <w:color w:val="000000" w:themeColor="text1"/>
+          <w:sz w:val="24"/>
+          <w:szCs w:val="24"/>
+        </w:rPr>
+        <w:t>Retenido</w:t>
+      </w:r>
+      <w:proofErr w:type="spellEnd"/>
+      <w:r>
+        <w:rPr>
+          <w:color w:val="000000" w:themeColor="text1"/>
+          <w:sz w:val="24"/>
+          <w:szCs w:val="24"/>
+        </w:rPr>
+        <w:t xml:space="preserve"> por un </w:t>
+      </w:r>
+      <w:proofErr w:type="spellStart"/>
+      <w:r>
+        <w:rPr>
+          <w:color w:val="000000" w:themeColor="text1"/>
+          <w:sz w:val="24"/>
+          <w:szCs w:val="24"/>
+        </w:rPr>
+        <w:t>mínimo</w:t>
+      </w:r>
+      <w:proofErr w:type="spellEnd"/>
+      <w:r>
+        <w:rPr>
+          <w:color w:val="000000" w:themeColor="text1"/>
+          <w:sz w:val="24"/>
+          <w:szCs w:val="24"/>
+        </w:rPr>
+        <w:t xml:space="preserve"> de 10 </w:t>
+      </w:r>
+      <w:proofErr w:type="spellStart"/>
+      <w:r>
+        <w:rPr>
+          <w:color w:val="000000" w:themeColor="text1"/>
+          <w:sz w:val="24"/>
+          <w:szCs w:val="24"/>
+        </w:rPr>
+        <w:t>años</w:t>
+      </w:r>
+      <w:proofErr w:type="spellEnd"/>
+    </w:p>
+    <w:p>
+      <w:pPr>
+        <w:pStyle w:val="Prrafodelista"/>
+        <w:ind w:left="720" w:firstLine="0"/>
+        <w:jc w:val="both"/>
+        <w:rPr>
+          <w:color w:val="000000" w:themeColor="text1"/>
+          <w:sz w:val="24"/>
+          <w:szCs w:val="24"/>
+        </w:rPr>
+      </w:pPr>
+    </w:p>
+    <w:p>
+      <w:pPr>
+        <w:jc w:val="both"/>
+        <w:rPr>
+          <w:rFonts w:ascii="Arial" w:hAnsi="Arial" w:cs="Arial"/>
+          <w:b/>
+          <w:bCs/>
+          <w:color w:val="000000" w:themeColor="text1"/>
+          <w:sz w:val="24"/>
+          <w:szCs w:val="24"/>
+        </w:rPr>
+      </w:pPr>
+      <w:r>
+        <w:rPr>
+          <w:rFonts w:ascii="Arial" w:hAnsi="Arial" w:cs="Arial"/>
+          <w:b/>
+          <w:bCs/>
+          <w:color w:val="000000" w:themeColor="text1"/>
+          <w:sz w:val="24"/>
+          <w:szCs w:val="24"/>
+        </w:rPr>
+        <w:t>RNF-06 Usabilidad</w:t>
+      </w:r>
+    </w:p>
+    <w:p>
+      <w:pPr>
+        <w:jc w:val="both"/>
+        <w:rPr>
+          <w:rFonts w:ascii="Arial" w:hAnsi="Arial" w:cs="Arial"/>
+          <w:color w:val="000000" w:themeColor="text1"/>
+          <w:sz w:val="24"/>
+          <w:szCs w:val="24"/>
+        </w:rPr>
+      </w:pPr>
+      <w:r>
+        <w:rPr>
+          <w:rFonts w:ascii="Arial" w:hAnsi="Arial" w:cs="Arial"/>
+          <w:color w:val="000000" w:themeColor="text1"/>
+          <w:sz w:val="24"/>
+          <w:szCs w:val="24"/>
+        </w:rPr>
+        <w:t xml:space="preserve">El sistema deberá ser una aplicación web responsive, optimizada para uso en computadoras y </w:t>
+      </w:r>
+      <w:proofErr w:type="spellStart"/>
+      <w:r>
+        <w:rPr>
+          <w:rFonts w:ascii="Arial" w:hAnsi="Arial" w:cs="Arial"/>
+          <w:color w:val="000000" w:themeColor="text1"/>
+          <w:sz w:val="24"/>
+          <w:szCs w:val="24"/>
+        </w:rPr>
+        <w:t>tablets</w:t>
+      </w:r>
+      <w:proofErr w:type="spellEnd"/>
+      <w:r>
+        <w:rPr>
+          <w:rFonts w:ascii="Arial" w:hAnsi="Arial" w:cs="Arial"/>
+          <w:color w:val="000000" w:themeColor="text1"/>
+          <w:sz w:val="24"/>
+          <w:szCs w:val="24"/>
+        </w:rPr>
+        <w:t>.</w:t>
+      </w:r>
+    </w:p>
+    <w:p>
+      <w:pPr>
+        <w:jc w:val="both"/>
+        <w:rPr>
+          <w:rFonts w:ascii="Arial" w:hAnsi="Arial" w:cs="Arial"/>
+          <w:color w:val="000000" w:themeColor="text1"/>
+          <w:sz w:val="24"/>
+          <w:szCs w:val="24"/>
+        </w:rPr>
+      </w:pPr>
+    </w:p>
+    <w:p>
+      <w:pPr>
+        <w:jc w:val="both"/>
+        <w:rPr>
+          <w:rFonts w:ascii="Arial" w:hAnsi="Arial" w:cs="Arial"/>
+          <w:color w:val="000000" w:themeColor="text1"/>
+          <w:sz w:val="24"/>
+          <w:szCs w:val="24"/>
+        </w:rPr>
+      </w:pPr>
+    </w:p>
+    <w:p>
+      <w:pPr>
+        <w:jc w:val="both"/>
+        <w:rPr>
+          <w:rFonts w:ascii="Arial" w:hAnsi="Arial" w:cs="Arial"/>
+          <w:b/>
+          <w:bCs/>
+          <w:color w:val="000000" w:themeColor="text1"/>
+          <w:sz w:val="24"/>
+          <w:szCs w:val="24"/>
+        </w:rPr>
+      </w:pPr>
+      <w:r>
+        <w:rPr>
+          <w:rFonts w:ascii="Arial" w:hAnsi="Arial" w:cs="Arial"/>
+          <w:b/>
+          <w:bCs/>
+          <w:color w:val="000000" w:themeColor="text1"/>
+          <w:sz w:val="24"/>
+          <w:szCs w:val="24"/>
+        </w:rPr>
+        <w:lastRenderedPageBreak/>
+        <w:t>RNF-07 Escaneo QR</w:t>
+      </w:r>
+    </w:p>
+    <w:p>
+      <w:pPr>
+        <w:jc w:val="both"/>
+        <w:rPr>
+          <w:rFonts w:ascii="Arial" w:hAnsi="Arial" w:cs="Arial"/>
+          <w:color w:val="000000" w:themeColor="text1"/>
+          <w:sz w:val="24"/>
+          <w:szCs w:val="24"/>
+        </w:rPr>
+      </w:pPr>
+      <w:r>
+        <w:rPr>
+          <w:rFonts w:ascii="Arial" w:hAnsi="Arial" w:cs="Arial"/>
+          <w:color w:val="000000" w:themeColor="text1"/>
+          <w:sz w:val="24"/>
+          <w:szCs w:val="24"/>
+        </w:rPr>
+        <w:t>El sistema deberá permitir el escaneo de códigos QR mediante la cámara del navegador.</w:t>
+      </w:r>
+    </w:p>
+    <w:p>
+      <w:pPr>
+        <w:jc w:val="both"/>
+        <w:rPr>
+          <w:rFonts w:ascii="Arial" w:hAnsi="Arial" w:cs="Arial"/>
+          <w:color w:val="000000" w:themeColor="text1"/>
+          <w:sz w:val="24"/>
+          <w:szCs w:val="24"/>
+        </w:rPr>
+      </w:pPr>
+    </w:p>
+    <w:p>
+      <w:pPr>
+        <w:jc w:val="both"/>
+        <w:rPr>
+          <w:rFonts w:ascii="Arial" w:hAnsi="Arial" w:cs="Arial"/>
+          <w:b/>
+          <w:bCs/>
+          <w:color w:val="000000" w:themeColor="text1"/>
+          <w:sz w:val="24"/>
+          <w:szCs w:val="24"/>
+        </w:rPr>
+      </w:pPr>
+      <w:r>
+        <w:rPr>
+          <w:rFonts w:ascii="Arial" w:hAnsi="Arial" w:cs="Arial"/>
+          <w:b/>
+          <w:bCs/>
+          <w:color w:val="000000" w:themeColor="text1"/>
+          <w:sz w:val="24"/>
+          <w:szCs w:val="24"/>
+        </w:rPr>
+        <w:t>RNF-08 Idioma</w:t>
+      </w:r>
+    </w:p>
+    <w:p>
+      <w:pPr>
+        <w:jc w:val="both"/>
+        <w:rPr>
+          <w:rFonts w:ascii="Arial" w:hAnsi="Arial" w:cs="Arial"/>
+          <w:color w:val="000000" w:themeColor="text1"/>
+          <w:sz w:val="24"/>
+          <w:szCs w:val="24"/>
+        </w:rPr>
+      </w:pPr>
+      <w:r>
+        <w:rPr>
+          <w:rFonts w:ascii="Arial" w:hAnsi="Arial" w:cs="Arial"/>
+          <w:color w:val="000000" w:themeColor="text1"/>
+          <w:sz w:val="24"/>
+          <w:szCs w:val="24"/>
+        </w:rPr>
+        <w:t>El sistema operará en un único idioma.</w:t>
+      </w:r>
+    </w:p>
+    <w:p>
+      <w:pPr>
+        <w:jc w:val="both"/>
+        <w:rPr>
+          <w:rFonts w:ascii="Arial" w:hAnsi="Arial" w:cs="Arial"/>
+          <w:color w:val="000000" w:themeColor="text1"/>
+          <w:sz w:val="24"/>
+          <w:szCs w:val="24"/>
+        </w:rPr>
+      </w:pPr>
+    </w:p>
+    <w:p>
+      <w:pPr>
+        <w:jc w:val="both"/>
+        <w:rPr>
+          <w:rFonts w:ascii="Arial" w:hAnsi="Arial" w:cs="Arial"/>
+          <w:color w:val="000000" w:themeColor="text1"/>
+          <w:sz w:val="24"/>
+          <w:szCs w:val="24"/>
+        </w:rPr>
+      </w:pPr>
     </w:p>
     <w:p>
       <w:pPr>
@@ -11223,6 +11210,202 @@
     </w:p>
     <w:p>
       <w:pPr>
+        <w:numPr>
+          <w:ilvl w:val="0"/>
+          <w:numId w:val="6"/>
+        </w:numPr>
+        <w:spacing w:before="100" w:beforeAutospacing="1" w:after="100" w:afterAutospacing="1" w:line="240" w:lineRule="auto"/>
+        <w:jc w:val="both"/>
+        <w:rPr>
+          <w:rFonts w:ascii="Arial" w:eastAsia="Times New Roman" w:hAnsi="Arial" w:cs="Arial"/>
+          <w:sz w:val="24"/>
+          <w:szCs w:val="24"/>
+          <w:lang w:eastAsia="es-419"/>
+        </w:rPr>
+      </w:pPr>
+      <w:r>
+        <w:rPr>
+          <w:rFonts w:ascii="Arial" w:eastAsia="Times New Roman" w:hAnsi="Arial" w:cs="Arial"/>
+          <w:sz w:val="24"/>
+          <w:szCs w:val="24"/>
+          <w:lang w:eastAsia="es-419"/>
+        </w:rPr>
+        <w:t xml:space="preserve">El sistema deberá responder a las solicitudes del usuario en un tiempo máximo de </w:t>
+      </w:r>
+      <w:r>
+        <w:rPr>
+          <w:rFonts w:ascii="Arial" w:eastAsia="Times New Roman" w:hAnsi="Arial" w:cs="Arial"/>
+          <w:sz w:val="24"/>
+          <w:szCs w:val="24"/>
+          <w:lang w:eastAsia="es-419"/>
+        </w:rPr>
+        <w:t>10</w:t>
+      </w:r>
+      <w:r>
+        <w:rPr>
+          <w:rFonts w:ascii="Arial" w:eastAsia="Times New Roman" w:hAnsi="Arial" w:cs="Arial"/>
+          <w:sz w:val="24"/>
+          <w:szCs w:val="24"/>
+          <w:lang w:eastAsia="es-419"/>
+        </w:rPr>
+        <w:t xml:space="preserve"> segundos en condiciones normales de operación. </w:t>
+      </w:r>
+    </w:p>
+    <w:p>
+      <w:pPr>
+        <w:numPr>
+          <w:ilvl w:val="0"/>
+          <w:numId w:val="6"/>
+        </w:numPr>
+        <w:spacing w:before="100" w:beforeAutospacing="1" w:after="100" w:afterAutospacing="1" w:line="240" w:lineRule="auto"/>
+        <w:jc w:val="both"/>
+        <w:rPr>
+          <w:rFonts w:ascii="Arial" w:eastAsia="Times New Roman" w:hAnsi="Arial" w:cs="Arial"/>
+          <w:sz w:val="24"/>
+          <w:szCs w:val="24"/>
+          <w:lang w:eastAsia="es-419"/>
+        </w:rPr>
+      </w:pPr>
+      <w:r>
+        <w:rPr>
+          <w:rFonts w:ascii="Arial" w:eastAsia="Times New Roman" w:hAnsi="Arial" w:cs="Arial"/>
+          <w:sz w:val="24"/>
+          <w:szCs w:val="24"/>
+          <w:lang w:eastAsia="es-419"/>
+        </w:rPr>
+        <w:t xml:space="preserve">Las consultas a la base de datos (lotes, muestras, historial) deberán ejecutarse en menos de 3 segundos. </w:t>
+      </w:r>
+    </w:p>
+    <w:p>
+      <w:pPr>
+        <w:numPr>
+          <w:ilvl w:val="0"/>
+          <w:numId w:val="6"/>
+        </w:numPr>
+        <w:spacing w:before="100" w:beforeAutospacing="1" w:after="100" w:afterAutospacing="1" w:line="240" w:lineRule="auto"/>
+        <w:jc w:val="both"/>
+        <w:rPr>
+          <w:rFonts w:ascii="Arial" w:eastAsia="Times New Roman" w:hAnsi="Arial" w:cs="Arial"/>
+          <w:sz w:val="24"/>
+          <w:szCs w:val="24"/>
+          <w:lang w:eastAsia="es-419"/>
+        </w:rPr>
+      </w:pPr>
+      <w:r>
+        <w:rPr>
+          <w:rFonts w:ascii="Arial" w:eastAsia="Times New Roman" w:hAnsi="Arial" w:cs="Arial"/>
+          <w:sz w:val="24"/>
+          <w:szCs w:val="24"/>
+          <w:lang w:eastAsia="es-419"/>
+        </w:rPr>
+        <w:t xml:space="preserve">El sistema deberá soportar al menos 50 usuarios concurrentes sin degradación significativa del servicio. </w:t>
+      </w:r>
+    </w:p>
+    <w:p>
+      <w:pPr>
+        <w:numPr>
+          <w:ilvl w:val="0"/>
+          <w:numId w:val="6"/>
+        </w:numPr>
+        <w:spacing w:before="100" w:beforeAutospacing="1" w:after="100" w:afterAutospacing="1" w:line="240" w:lineRule="auto"/>
+        <w:jc w:val="both"/>
+        <w:rPr>
+          <w:rFonts w:ascii="Arial" w:eastAsia="Times New Roman" w:hAnsi="Arial" w:cs="Arial"/>
+          <w:sz w:val="24"/>
+          <w:szCs w:val="24"/>
+          <w:lang w:eastAsia="es-419"/>
+        </w:rPr>
+      </w:pPr>
+      <w:r>
+        <w:rPr>
+          <w:rFonts w:ascii="Arial" w:eastAsia="Times New Roman" w:hAnsi="Arial" w:cs="Arial"/>
+          <w:sz w:val="24"/>
+          <w:szCs w:val="24"/>
+          <w:lang w:eastAsia="es-419"/>
+        </w:rPr>
+        <w:t xml:space="preserve">Las operaciones críticas (registro de lote, aprobación, rechazo) deberán completarse en menos de </w:t>
+      </w:r>
+      <w:r>
+        <w:rPr>
+          <w:rFonts w:ascii="Arial" w:eastAsia="Times New Roman" w:hAnsi="Arial" w:cs="Arial"/>
+          <w:sz w:val="24"/>
+          <w:szCs w:val="24"/>
+          <w:lang w:eastAsia="es-419"/>
+        </w:rPr>
+        <w:t>10</w:t>
+      </w:r>
+      <w:r>
+        <w:rPr>
+          <w:rFonts w:ascii="Arial" w:eastAsia="Times New Roman" w:hAnsi="Arial" w:cs="Arial"/>
+          <w:sz w:val="24"/>
+          <w:szCs w:val="24"/>
+          <w:lang w:eastAsia="es-419"/>
+        </w:rPr>
+        <w:t xml:space="preserve"> segundos. </w:t>
+      </w:r>
+    </w:p>
+    <w:p>
+      <w:pPr>
+        <w:numPr>
+          <w:ilvl w:val="0"/>
+          <w:numId w:val="6"/>
+        </w:numPr>
+        <w:spacing w:before="100" w:beforeAutospacing="1" w:after="100" w:afterAutospacing="1" w:line="240" w:lineRule="auto"/>
+        <w:jc w:val="both"/>
+        <w:rPr>
+          <w:rFonts w:ascii="Arial" w:eastAsia="Times New Roman" w:hAnsi="Arial" w:cs="Arial"/>
+          <w:sz w:val="24"/>
+          <w:szCs w:val="24"/>
+          <w:lang w:eastAsia="es-419"/>
+        </w:rPr>
+      </w:pPr>
+      <w:r>
+        <w:rPr>
+          <w:rFonts w:ascii="Arial" w:eastAsia="Times New Roman" w:hAnsi="Arial" w:cs="Arial"/>
+          <w:sz w:val="24"/>
+          <w:szCs w:val="24"/>
+          <w:lang w:eastAsia="es-419"/>
+        </w:rPr>
+        <w:t xml:space="preserve">La API deberá manejar múltiples solicitudes simultáneas sin pérdida de datos ni inconsistencias. </w:t>
+      </w:r>
+    </w:p>
+    <w:p>
+      <w:pPr>
+        <w:numPr>
+          <w:ilvl w:val="0"/>
+          <w:numId w:val="6"/>
+        </w:numPr>
+        <w:spacing w:before="100" w:beforeAutospacing="1" w:after="100" w:afterAutospacing="1" w:line="240" w:lineRule="auto"/>
+        <w:jc w:val="both"/>
+        <w:rPr>
+          <w:rFonts w:ascii="Arial" w:eastAsia="Times New Roman" w:hAnsi="Arial" w:cs="Arial"/>
+          <w:sz w:val="24"/>
+          <w:szCs w:val="24"/>
+          <w:lang w:eastAsia="es-419"/>
+        </w:rPr>
+      </w:pPr>
+      <w:r>
+        <w:rPr>
+          <w:rFonts w:ascii="Arial" w:eastAsia="Times New Roman" w:hAnsi="Arial" w:cs="Arial"/>
+          <w:sz w:val="24"/>
+          <w:szCs w:val="24"/>
+          <w:lang w:eastAsia="es-419"/>
+        </w:rPr>
+        <w:t xml:space="preserve">El sistema deberá ser capaz de procesar cargas de datos diarias sin afectar la disponibilidad. </w:t>
+      </w:r>
+    </w:p>
+    <w:p>
+      <w:pPr>
+        <w:rPr>
+          <w:rFonts w:ascii="Arial" w:hAnsi="Arial" w:cs="Arial"/>
+          <w:color w:val="000000" w:themeColor="text1"/>
+          <w:sz w:val="24"/>
+          <w:szCs w:val="24"/>
+        </w:rPr>
+      </w:pPr>
+    </w:p>
+    <w:p>
+      <w:pPr>
         <w:rPr>
           <w:rFonts w:ascii="Arial" w:hAnsi="Arial" w:cs="Arial"/>
           <w:color w:val="0A5394"/>
@@ -11242,6 +11425,611 @@
     </w:p>
     <w:p>
       <w:pPr>
+        <w:pStyle w:val="Prrafodelista"/>
+        <w:numPr>
+          <w:ilvl w:val="0"/>
+          <w:numId w:val="9"/>
+        </w:numPr>
+        <w:jc w:val="both"/>
+        <w:rPr>
+          <w:sz w:val="24"/>
+          <w:szCs w:val="24"/>
+          <w:lang w:eastAsia="es-419"/>
+        </w:rPr>
+      </w:pPr>
+      <w:r>
+        <w:rPr>
+          <w:sz w:val="24"/>
+          <w:szCs w:val="24"/>
+          <w:lang w:eastAsia="es-419"/>
+        </w:rPr>
+        <w:t xml:space="preserve">El </w:t>
+      </w:r>
+      <w:proofErr w:type="spellStart"/>
+      <w:r>
+        <w:rPr>
+          <w:sz w:val="24"/>
+          <w:szCs w:val="24"/>
+          <w:lang w:eastAsia="es-419"/>
+        </w:rPr>
+        <w:t>sistema</w:t>
+      </w:r>
+      <w:proofErr w:type="spellEnd"/>
+      <w:r>
+        <w:rPr>
+          <w:sz w:val="24"/>
+          <w:szCs w:val="24"/>
+          <w:lang w:eastAsia="es-419"/>
+        </w:rPr>
+        <w:t xml:space="preserve"> </w:t>
+      </w:r>
+      <w:proofErr w:type="spellStart"/>
+      <w:r>
+        <w:rPr>
+          <w:sz w:val="24"/>
+          <w:szCs w:val="24"/>
+          <w:lang w:eastAsia="es-419"/>
+        </w:rPr>
+        <w:t>deberá</w:t>
+      </w:r>
+      <w:proofErr w:type="spellEnd"/>
+      <w:r>
+        <w:rPr>
+          <w:sz w:val="24"/>
+          <w:szCs w:val="24"/>
+          <w:lang w:eastAsia="es-419"/>
+        </w:rPr>
+        <w:t xml:space="preserve"> </w:t>
+      </w:r>
+      <w:proofErr w:type="spellStart"/>
+      <w:r>
+        <w:rPr>
+          <w:sz w:val="24"/>
+          <w:szCs w:val="24"/>
+          <w:lang w:eastAsia="es-419"/>
+        </w:rPr>
+        <w:t>implementar</w:t>
+      </w:r>
+      <w:proofErr w:type="spellEnd"/>
+      <w:r>
+        <w:rPr>
+          <w:sz w:val="24"/>
+          <w:szCs w:val="24"/>
+          <w:lang w:eastAsia="es-419"/>
+        </w:rPr>
+        <w:t xml:space="preserve"> autenticación mediante Active </w:t>
+      </w:r>
+      <w:proofErr w:type="spellStart"/>
+      <w:r>
+        <w:rPr>
+          <w:sz w:val="24"/>
+          <w:szCs w:val="24"/>
+          <w:lang w:eastAsia="es-419"/>
+        </w:rPr>
+        <w:t>Directory</w:t>
+      </w:r>
+      <w:proofErr w:type="spellEnd"/>
+      <w:r>
+        <w:rPr>
+          <w:sz w:val="24"/>
+          <w:szCs w:val="24"/>
+          <w:lang w:eastAsia="es-419"/>
+        </w:rPr>
+        <w:t xml:space="preserve">. </w:t>
+      </w:r>
+    </w:p>
+    <w:p>
+      <w:pPr>
+        <w:pStyle w:val="Prrafodelista"/>
+        <w:numPr>
+          <w:ilvl w:val="0"/>
+          <w:numId w:val="9"/>
+        </w:numPr>
+        <w:jc w:val="both"/>
+        <w:rPr>
+          <w:sz w:val="24"/>
+          <w:szCs w:val="24"/>
+          <w:lang w:eastAsia="es-419"/>
+        </w:rPr>
+      </w:pPr>
+      <w:r>
+        <w:rPr>
+          <w:sz w:val="24"/>
+          <w:szCs w:val="24"/>
+          <w:lang w:eastAsia="es-419"/>
+        </w:rPr>
+        <w:t xml:space="preserve">Se </w:t>
+      </w:r>
+      <w:proofErr w:type="spellStart"/>
+      <w:r>
+        <w:rPr>
+          <w:sz w:val="24"/>
+          <w:szCs w:val="24"/>
+          <w:lang w:eastAsia="es-419"/>
+        </w:rPr>
+        <w:t>deberá</w:t>
+      </w:r>
+      <w:proofErr w:type="spellEnd"/>
+      <w:r>
+        <w:rPr>
+          <w:sz w:val="24"/>
+          <w:szCs w:val="24"/>
+          <w:lang w:eastAsia="es-419"/>
+        </w:rPr>
+        <w:t xml:space="preserve"> </w:t>
+      </w:r>
+      <w:proofErr w:type="spellStart"/>
+      <w:r>
+        <w:rPr>
+          <w:sz w:val="24"/>
+          <w:szCs w:val="24"/>
+          <w:lang w:eastAsia="es-419"/>
+        </w:rPr>
+        <w:t>contar</w:t>
+      </w:r>
+      <w:proofErr w:type="spellEnd"/>
+      <w:r>
+        <w:rPr>
+          <w:sz w:val="24"/>
+          <w:szCs w:val="24"/>
+          <w:lang w:eastAsia="es-419"/>
+        </w:rPr>
+        <w:t xml:space="preserve"> con control de </w:t>
+      </w:r>
+      <w:proofErr w:type="spellStart"/>
+      <w:r>
+        <w:rPr>
+          <w:sz w:val="24"/>
+          <w:szCs w:val="24"/>
+          <w:lang w:eastAsia="es-419"/>
+        </w:rPr>
+        <w:t>acceso</w:t>
+      </w:r>
+      <w:proofErr w:type="spellEnd"/>
+      <w:r>
+        <w:rPr>
+          <w:sz w:val="24"/>
+          <w:szCs w:val="24"/>
+          <w:lang w:eastAsia="es-419"/>
+        </w:rPr>
+        <w:t xml:space="preserve"> </w:t>
+      </w:r>
+      <w:proofErr w:type="spellStart"/>
+      <w:r>
+        <w:rPr>
+          <w:sz w:val="24"/>
+          <w:szCs w:val="24"/>
+          <w:lang w:eastAsia="es-419"/>
+        </w:rPr>
+        <w:t>basado</w:t>
+      </w:r>
+      <w:proofErr w:type="spellEnd"/>
+      <w:r>
+        <w:rPr>
+          <w:sz w:val="24"/>
+          <w:szCs w:val="24"/>
+          <w:lang w:eastAsia="es-419"/>
+        </w:rPr>
+        <w:t xml:space="preserve"> </w:t>
+      </w:r>
+      <w:proofErr w:type="spellStart"/>
+      <w:r>
+        <w:rPr>
+          <w:sz w:val="24"/>
+          <w:szCs w:val="24"/>
+          <w:lang w:eastAsia="es-419"/>
+        </w:rPr>
+        <w:t>en</w:t>
+      </w:r>
+      <w:proofErr w:type="spellEnd"/>
+      <w:r>
+        <w:rPr>
+          <w:sz w:val="24"/>
+          <w:szCs w:val="24"/>
+          <w:lang w:eastAsia="es-419"/>
+        </w:rPr>
+        <w:t xml:space="preserve"> roles</w:t>
+      </w:r>
+      <w:r>
+        <w:rPr>
+          <w:sz w:val="24"/>
+          <w:szCs w:val="24"/>
+          <w:lang w:eastAsia="es-419"/>
+        </w:rPr>
+        <w:t>.</w:t>
+      </w:r>
+    </w:p>
+    <w:p>
+      <w:pPr>
+        <w:pStyle w:val="Prrafodelista"/>
+        <w:numPr>
+          <w:ilvl w:val="0"/>
+          <w:numId w:val="9"/>
+        </w:numPr>
+        <w:jc w:val="both"/>
+        <w:rPr>
+          <w:sz w:val="24"/>
+          <w:szCs w:val="24"/>
+          <w:lang w:eastAsia="es-419"/>
+        </w:rPr>
+      </w:pPr>
+      <w:proofErr w:type="spellStart"/>
+      <w:r>
+        <w:rPr>
+          <w:sz w:val="24"/>
+          <w:szCs w:val="24"/>
+          <w:lang w:eastAsia="es-419"/>
+        </w:rPr>
+        <w:t>Todas</w:t>
+      </w:r>
+      <w:proofErr w:type="spellEnd"/>
+      <w:r>
+        <w:rPr>
+          <w:sz w:val="24"/>
+          <w:szCs w:val="24"/>
+          <w:lang w:eastAsia="es-419"/>
+        </w:rPr>
+        <w:t xml:space="preserve"> las </w:t>
+      </w:r>
+      <w:proofErr w:type="spellStart"/>
+      <w:r>
+        <w:rPr>
+          <w:sz w:val="24"/>
+          <w:szCs w:val="24"/>
+          <w:lang w:eastAsia="es-419"/>
+        </w:rPr>
+        <w:t>acciones</w:t>
+      </w:r>
+      <w:proofErr w:type="spellEnd"/>
+      <w:r>
+        <w:rPr>
+          <w:sz w:val="24"/>
+          <w:szCs w:val="24"/>
+          <w:lang w:eastAsia="es-419"/>
+        </w:rPr>
+        <w:t xml:space="preserve"> </w:t>
+      </w:r>
+      <w:proofErr w:type="spellStart"/>
+      <w:r>
+        <w:rPr>
+          <w:sz w:val="24"/>
+          <w:szCs w:val="24"/>
+          <w:lang w:eastAsia="es-419"/>
+        </w:rPr>
+        <w:t>críticas</w:t>
+      </w:r>
+      <w:proofErr w:type="spellEnd"/>
+      <w:r>
+        <w:rPr>
+          <w:sz w:val="24"/>
+          <w:szCs w:val="24"/>
+          <w:lang w:eastAsia="es-419"/>
+        </w:rPr>
+        <w:t xml:space="preserve"> deberán quedar registradas en un log de auditoría (quién, cuándo, qué acción). </w:t>
+      </w:r>
+    </w:p>
+    <w:p>
+      <w:pPr>
+        <w:pStyle w:val="Prrafodelista"/>
+        <w:numPr>
+          <w:ilvl w:val="0"/>
+          <w:numId w:val="9"/>
+        </w:numPr>
+        <w:jc w:val="both"/>
+        <w:rPr>
+          <w:sz w:val="24"/>
+          <w:szCs w:val="24"/>
+          <w:lang w:eastAsia="es-419"/>
+        </w:rPr>
+      </w:pPr>
+      <w:r>
+        <w:rPr>
+          <w:sz w:val="24"/>
+          <w:szCs w:val="24"/>
+          <w:lang w:eastAsia="es-419"/>
+        </w:rPr>
+        <w:t xml:space="preserve">Los </w:t>
+      </w:r>
+      <w:proofErr w:type="spellStart"/>
+      <w:r>
+        <w:rPr>
+          <w:sz w:val="24"/>
+          <w:szCs w:val="24"/>
+          <w:lang w:eastAsia="es-419"/>
+        </w:rPr>
+        <w:t>datos</w:t>
+      </w:r>
+      <w:proofErr w:type="spellEnd"/>
+      <w:r>
+        <w:rPr>
+          <w:sz w:val="24"/>
+          <w:szCs w:val="24"/>
+          <w:lang w:eastAsia="es-419"/>
+        </w:rPr>
+        <w:t xml:space="preserve"> </w:t>
+      </w:r>
+      <w:proofErr w:type="spellStart"/>
+      <w:r>
+        <w:rPr>
+          <w:sz w:val="24"/>
+          <w:szCs w:val="24"/>
+          <w:lang w:eastAsia="es-419"/>
+        </w:rPr>
+        <w:t>sensibles</w:t>
+      </w:r>
+      <w:proofErr w:type="spellEnd"/>
+      <w:r>
+        <w:rPr>
+          <w:sz w:val="24"/>
+          <w:szCs w:val="24"/>
+          <w:lang w:eastAsia="es-419"/>
+        </w:rPr>
+        <w:t xml:space="preserve"> </w:t>
+      </w:r>
+      <w:proofErr w:type="spellStart"/>
+      <w:r>
+        <w:rPr>
+          <w:sz w:val="24"/>
+          <w:szCs w:val="24"/>
+          <w:lang w:eastAsia="es-419"/>
+        </w:rPr>
+        <w:t>deberán</w:t>
+      </w:r>
+      <w:proofErr w:type="spellEnd"/>
+      <w:r>
+        <w:rPr>
+          <w:sz w:val="24"/>
+          <w:szCs w:val="24"/>
+          <w:lang w:eastAsia="es-419"/>
+        </w:rPr>
+        <w:t xml:space="preserve"> transmitirse mediante HTTPS. </w:t>
+      </w:r>
+    </w:p>
+    <w:p>
+      <w:pPr>
+        <w:pStyle w:val="Prrafodelista"/>
+        <w:numPr>
+          <w:ilvl w:val="0"/>
+          <w:numId w:val="9"/>
+        </w:numPr>
+        <w:jc w:val="both"/>
+        <w:rPr>
+          <w:sz w:val="24"/>
+          <w:szCs w:val="24"/>
+          <w:lang w:eastAsia="es-419"/>
+        </w:rPr>
+      </w:pPr>
+      <w:r>
+        <w:rPr>
+          <w:sz w:val="24"/>
+          <w:szCs w:val="24"/>
+          <w:lang w:eastAsia="es-419"/>
+        </w:rPr>
+        <w:t xml:space="preserve">Las </w:t>
+      </w:r>
+      <w:proofErr w:type="spellStart"/>
+      <w:r>
+        <w:rPr>
+          <w:sz w:val="24"/>
+          <w:szCs w:val="24"/>
+          <w:lang w:eastAsia="es-419"/>
+        </w:rPr>
+        <w:t>contraseñas</w:t>
+      </w:r>
+      <w:proofErr w:type="spellEnd"/>
+      <w:r>
+        <w:rPr>
+          <w:sz w:val="24"/>
+          <w:szCs w:val="24"/>
+          <w:lang w:eastAsia="es-419"/>
+        </w:rPr>
+        <w:t xml:space="preserve"> o </w:t>
+      </w:r>
+      <w:proofErr w:type="spellStart"/>
+      <w:r>
+        <w:rPr>
+          <w:sz w:val="24"/>
+          <w:szCs w:val="24"/>
+          <w:lang w:eastAsia="es-419"/>
+        </w:rPr>
+        <w:t>credenciales</w:t>
+      </w:r>
+      <w:proofErr w:type="spellEnd"/>
+      <w:r>
+        <w:rPr>
+          <w:sz w:val="24"/>
+          <w:szCs w:val="24"/>
+          <w:lang w:eastAsia="es-419"/>
+        </w:rPr>
+        <w:t xml:space="preserve"> no deberán almacenarse en texto plano. </w:t>
+      </w:r>
+    </w:p>
+    <w:p>
+      <w:pPr>
+        <w:pStyle w:val="Prrafodelista"/>
+        <w:numPr>
+          <w:ilvl w:val="0"/>
+          <w:numId w:val="9"/>
+        </w:numPr>
+        <w:jc w:val="both"/>
+        <w:rPr>
+          <w:sz w:val="24"/>
+          <w:szCs w:val="24"/>
+          <w:lang w:eastAsia="es-419"/>
+        </w:rPr>
+      </w:pPr>
+      <w:r>
+        <w:rPr>
+          <w:sz w:val="24"/>
+          <w:szCs w:val="24"/>
+          <w:lang w:eastAsia="es-419"/>
+        </w:rPr>
+        <w:t xml:space="preserve">Se </w:t>
+      </w:r>
+      <w:proofErr w:type="spellStart"/>
+      <w:r>
+        <w:rPr>
+          <w:sz w:val="24"/>
+          <w:szCs w:val="24"/>
+          <w:lang w:eastAsia="es-419"/>
+        </w:rPr>
+        <w:t>deberá</w:t>
+      </w:r>
+      <w:proofErr w:type="spellEnd"/>
+      <w:r>
+        <w:rPr>
+          <w:sz w:val="24"/>
+          <w:szCs w:val="24"/>
+          <w:lang w:eastAsia="es-419"/>
+        </w:rPr>
+        <w:t xml:space="preserve"> </w:t>
+      </w:r>
+      <w:proofErr w:type="spellStart"/>
+      <w:r>
+        <w:rPr>
+          <w:sz w:val="24"/>
+          <w:szCs w:val="24"/>
+          <w:lang w:eastAsia="es-419"/>
+        </w:rPr>
+        <w:t>garantizar</w:t>
+      </w:r>
+      <w:proofErr w:type="spellEnd"/>
+      <w:r>
+        <w:rPr>
+          <w:sz w:val="24"/>
+          <w:szCs w:val="24"/>
+          <w:lang w:eastAsia="es-419"/>
+        </w:rPr>
+        <w:t xml:space="preserve"> la integridad de los datos, evitando modificaciones no autorizadas. </w:t>
+      </w:r>
+    </w:p>
+    <w:p>
+      <w:pPr>
+        <w:pStyle w:val="Prrafodelista"/>
+        <w:numPr>
+          <w:ilvl w:val="0"/>
+          <w:numId w:val="9"/>
+        </w:numPr>
+        <w:jc w:val="both"/>
+        <w:rPr>
+          <w:sz w:val="24"/>
+          <w:szCs w:val="24"/>
+          <w:lang w:eastAsia="es-419"/>
+        </w:rPr>
+      </w:pPr>
+      <w:r>
+        <w:rPr>
+          <w:sz w:val="24"/>
+          <w:szCs w:val="24"/>
+          <w:lang w:eastAsia="es-419"/>
+        </w:rPr>
+        <w:t xml:space="preserve">El </w:t>
+      </w:r>
+      <w:proofErr w:type="spellStart"/>
+      <w:r>
+        <w:rPr>
+          <w:sz w:val="24"/>
+          <w:szCs w:val="24"/>
+          <w:lang w:eastAsia="es-419"/>
+        </w:rPr>
+        <w:t>sistema</w:t>
+      </w:r>
+      <w:proofErr w:type="spellEnd"/>
+      <w:r>
+        <w:rPr>
+          <w:sz w:val="24"/>
+          <w:szCs w:val="24"/>
+          <w:lang w:eastAsia="es-419"/>
+        </w:rPr>
+        <w:t xml:space="preserve"> </w:t>
+      </w:r>
+      <w:proofErr w:type="spellStart"/>
+      <w:r>
+        <w:rPr>
+          <w:sz w:val="24"/>
+          <w:szCs w:val="24"/>
+          <w:lang w:eastAsia="es-419"/>
+        </w:rPr>
+        <w:t>deberá</w:t>
+      </w:r>
+      <w:proofErr w:type="spellEnd"/>
+      <w:r>
+        <w:rPr>
+          <w:sz w:val="24"/>
+          <w:szCs w:val="24"/>
+          <w:lang w:eastAsia="es-419"/>
+        </w:rPr>
+        <w:t xml:space="preserve"> </w:t>
+      </w:r>
+      <w:proofErr w:type="spellStart"/>
+      <w:r>
+        <w:rPr>
+          <w:sz w:val="24"/>
+          <w:szCs w:val="24"/>
+          <w:lang w:eastAsia="es-419"/>
+        </w:rPr>
+        <w:t>requerir</w:t>
+      </w:r>
+      <w:proofErr w:type="spellEnd"/>
+      <w:r>
+        <w:rPr>
+          <w:sz w:val="24"/>
+          <w:szCs w:val="24"/>
+          <w:lang w:eastAsia="es-419"/>
+        </w:rPr>
+        <w:t xml:space="preserve"> confirmación para acciones críticas (ej. eliminación o </w:t>
+      </w:r>
+      <w:proofErr w:type="spellStart"/>
+      <w:r>
+        <w:rPr>
+          <w:sz w:val="24"/>
+          <w:szCs w:val="24"/>
+          <w:lang w:eastAsia="es-419"/>
+        </w:rPr>
+        <w:t>rechazo</w:t>
+      </w:r>
+      <w:proofErr w:type="spellEnd"/>
+      <w:r>
+        <w:rPr>
+          <w:sz w:val="24"/>
+          <w:szCs w:val="24"/>
+          <w:lang w:eastAsia="es-419"/>
+        </w:rPr>
+        <w:t xml:space="preserve"> de </w:t>
+      </w:r>
+      <w:proofErr w:type="spellStart"/>
+      <w:r>
+        <w:rPr>
+          <w:sz w:val="24"/>
+          <w:szCs w:val="24"/>
+          <w:lang w:eastAsia="es-419"/>
+        </w:rPr>
+        <w:t>lote</w:t>
+      </w:r>
+      <w:proofErr w:type="spellEnd"/>
+      <w:r>
+        <w:rPr>
+          <w:sz w:val="24"/>
+          <w:szCs w:val="24"/>
+          <w:lang w:eastAsia="es-419"/>
+        </w:rPr>
+        <w:t>).</w:t>
+      </w:r>
+    </w:p>
+    <w:p>
+      <w:pPr>
+        <w:pStyle w:val="Prrafodelista"/>
+        <w:ind w:left="720" w:firstLine="0"/>
+        <w:rPr>
+          <w:rFonts w:eastAsia="Times New Roman"/>
+          <w:sz w:val="24"/>
+          <w:szCs w:val="24"/>
+          <w:lang w:eastAsia="es-419"/>
+        </w:rPr>
+      </w:pPr>
+    </w:p>
+    <w:p>
+      <w:pPr>
         <w:rPr>
           <w:rFonts w:ascii="Arial" w:hAnsi="Arial" w:cs="Arial"/>
           <w:color w:val="0A5394"/>
@@ -11256,18 +12044,18 @@
           <w:sz w:val="36"/>
           <w:szCs w:val="36"/>
         </w:rPr>
-        <w:t>Requerimientos de interfaz con usuario</w:t>
-      </w:r>
-    </w:p>
-    <w:p>
-      <w:pPr>
+        <w:lastRenderedPageBreak/>
+        <w:t>R</w:t>
+      </w:r>
+      <w:r>
         <w:rPr>
           <w:rFonts w:ascii="Arial" w:hAnsi="Arial" w:cs="Arial"/>
           <w:color w:val="0A5394"/>
           <w:sz w:val="36"/>
           <w:szCs w:val="36"/>
         </w:rPr>
-      </w:pPr>
+        <w:t>equerimientos de interfaz con us</w:t>
+      </w:r>
       <w:r>
         <w:rPr>
           <w:rFonts w:ascii="Arial" w:hAnsi="Arial" w:cs="Arial"/>
@@ -11275,29 +12063,972 @@
           <w:sz w:val="36"/>
           <w:szCs w:val="36"/>
         </w:rPr>
-        <w:t xml:space="preserve">Requerimientos de </w:t>
+        <w:t>uario</w:t>
+      </w:r>
+    </w:p>
+    <w:p>
+      <w:pPr>
+        <w:pStyle w:val="Prrafodelista"/>
+        <w:numPr>
+          <w:ilvl w:val="0"/>
+          <w:numId w:val="9"/>
+        </w:numPr>
+        <w:jc w:val="both"/>
+        <w:rPr>
+          <w:rFonts w:eastAsia="Times New Roman"/>
+          <w:sz w:val="24"/>
+          <w:szCs w:val="24"/>
+          <w:lang w:eastAsia="es-419"/>
+        </w:rPr>
+      </w:pPr>
+      <w:r>
+        <w:rPr>
+          <w:rFonts w:eastAsia="Times New Roman"/>
+          <w:sz w:val="24"/>
+          <w:szCs w:val="24"/>
+          <w:lang w:eastAsia="es-419"/>
+        </w:rPr>
+        <w:t xml:space="preserve">La </w:t>
       </w:r>
       <w:proofErr w:type="spellStart"/>
       <w:r>
+        <w:rPr>
+          <w:rFonts w:eastAsia="Times New Roman"/>
+          <w:sz w:val="24"/>
+          <w:szCs w:val="24"/>
+          <w:lang w:eastAsia="es-419"/>
+        </w:rPr>
+        <w:t>interfaz</w:t>
+      </w:r>
+      <w:proofErr w:type="spellEnd"/>
+      <w:r>
+        <w:rPr>
+          <w:rFonts w:eastAsia="Times New Roman"/>
+          <w:sz w:val="24"/>
+          <w:szCs w:val="24"/>
+          <w:lang w:eastAsia="es-419"/>
+        </w:rPr>
+        <w:t xml:space="preserve"> </w:t>
+      </w:r>
+      <w:proofErr w:type="spellStart"/>
+      <w:r>
+        <w:rPr>
+          <w:rFonts w:eastAsia="Times New Roman"/>
+          <w:sz w:val="24"/>
+          <w:szCs w:val="24"/>
+          <w:lang w:eastAsia="es-419"/>
+        </w:rPr>
+        <w:t>deberá</w:t>
+      </w:r>
+      <w:proofErr w:type="spellEnd"/>
+      <w:r>
+        <w:rPr>
+          <w:rFonts w:eastAsia="Times New Roman"/>
+          <w:sz w:val="24"/>
+          <w:szCs w:val="24"/>
+          <w:lang w:eastAsia="es-419"/>
+        </w:rPr>
+        <w:t xml:space="preserve"> ser accesible desde </w:t>
+      </w:r>
+      <w:proofErr w:type="spellStart"/>
+      <w:r>
+        <w:rPr>
+          <w:rFonts w:eastAsia="Times New Roman"/>
+          <w:sz w:val="24"/>
+          <w:szCs w:val="24"/>
+          <w:lang w:eastAsia="es-419"/>
+        </w:rPr>
+        <w:t>navegadores</w:t>
+      </w:r>
+      <w:proofErr w:type="spellEnd"/>
+      <w:r>
+        <w:rPr>
+          <w:rFonts w:eastAsia="Times New Roman"/>
+          <w:sz w:val="24"/>
+          <w:szCs w:val="24"/>
+          <w:lang w:eastAsia="es-419"/>
+        </w:rPr>
+        <w:t xml:space="preserve"> </w:t>
+      </w:r>
+      <w:proofErr w:type="spellStart"/>
+      <w:r>
+        <w:rPr>
+          <w:rFonts w:eastAsia="Times New Roman"/>
+          <w:sz w:val="24"/>
+          <w:szCs w:val="24"/>
+          <w:lang w:eastAsia="es-419"/>
+        </w:rPr>
+        <w:t>modernos</w:t>
+      </w:r>
+      <w:proofErr w:type="spellEnd"/>
+      <w:r>
+        <w:rPr>
+          <w:rFonts w:eastAsia="Times New Roman"/>
+          <w:sz w:val="24"/>
+          <w:szCs w:val="24"/>
+          <w:lang w:eastAsia="es-419"/>
+        </w:rPr>
+        <w:t xml:space="preserve"> (Chrome, Edge).</w:t>
+      </w:r>
+    </w:p>
+    <w:p>
+      <w:pPr>
+        <w:pStyle w:val="Prrafodelista"/>
+        <w:numPr>
+          <w:ilvl w:val="0"/>
+          <w:numId w:val="9"/>
+        </w:numPr>
+        <w:jc w:val="both"/>
+        <w:rPr>
+          <w:rFonts w:eastAsia="Times New Roman"/>
+          <w:sz w:val="24"/>
+          <w:szCs w:val="24"/>
+          <w:lang w:eastAsia="es-419"/>
+        </w:rPr>
+      </w:pPr>
+      <w:r>
+        <w:rPr>
+          <w:rFonts w:eastAsia="Times New Roman"/>
+          <w:sz w:val="24"/>
+          <w:szCs w:val="24"/>
+          <w:lang w:eastAsia="es-419"/>
+        </w:rPr>
+        <w:t xml:space="preserve">El </w:t>
+      </w:r>
+      <w:proofErr w:type="spellStart"/>
+      <w:r>
+        <w:rPr>
+          <w:rFonts w:eastAsia="Times New Roman"/>
+          <w:sz w:val="24"/>
+          <w:szCs w:val="24"/>
+          <w:lang w:eastAsia="es-419"/>
+        </w:rPr>
+        <w:t>sistema</w:t>
+      </w:r>
+      <w:proofErr w:type="spellEnd"/>
+      <w:r>
+        <w:rPr>
+          <w:rFonts w:eastAsia="Times New Roman"/>
+          <w:sz w:val="24"/>
+          <w:szCs w:val="24"/>
+          <w:lang w:eastAsia="es-419"/>
+        </w:rPr>
+        <w:t xml:space="preserve"> </w:t>
+      </w:r>
+      <w:proofErr w:type="spellStart"/>
+      <w:r>
+        <w:rPr>
+          <w:rFonts w:eastAsia="Times New Roman"/>
+          <w:sz w:val="24"/>
+          <w:szCs w:val="24"/>
+          <w:lang w:eastAsia="es-419"/>
+        </w:rPr>
+        <w:t>deberá</w:t>
+      </w:r>
+      <w:proofErr w:type="spellEnd"/>
+      <w:r>
+        <w:rPr>
+          <w:rFonts w:eastAsia="Times New Roman"/>
+          <w:sz w:val="24"/>
+          <w:szCs w:val="24"/>
+          <w:lang w:eastAsia="es-419"/>
+        </w:rPr>
+        <w:t xml:space="preserve"> </w:t>
+      </w:r>
+      <w:proofErr w:type="spellStart"/>
+      <w:r>
+        <w:rPr>
+          <w:rFonts w:eastAsia="Times New Roman"/>
+          <w:sz w:val="24"/>
+          <w:szCs w:val="24"/>
+          <w:lang w:eastAsia="es-419"/>
+        </w:rPr>
+        <w:t>contar</w:t>
+      </w:r>
+      <w:proofErr w:type="spellEnd"/>
+      <w:r>
+        <w:rPr>
+          <w:rFonts w:eastAsia="Times New Roman"/>
+          <w:sz w:val="24"/>
+          <w:szCs w:val="24"/>
+          <w:lang w:eastAsia="es-419"/>
+        </w:rPr>
+        <w:t xml:space="preserve"> con una </w:t>
+      </w:r>
+      <w:proofErr w:type="spellStart"/>
+      <w:r>
+        <w:rPr>
+          <w:rFonts w:eastAsia="Times New Roman"/>
+          <w:sz w:val="24"/>
+          <w:szCs w:val="24"/>
+          <w:lang w:eastAsia="es-419"/>
+        </w:rPr>
+        <w:t>interfaz</w:t>
+      </w:r>
+      <w:proofErr w:type="spellEnd"/>
+      <w:r>
+        <w:rPr>
+          <w:rFonts w:eastAsia="Times New Roman"/>
+          <w:sz w:val="24"/>
+          <w:szCs w:val="24"/>
+          <w:lang w:eastAsia="es-419"/>
+        </w:rPr>
+        <w:t xml:space="preserve"> web </w:t>
+      </w:r>
+      <w:proofErr w:type="spellStart"/>
+      <w:r>
+        <w:rPr>
+          <w:rFonts w:eastAsia="Times New Roman"/>
+          <w:sz w:val="24"/>
+          <w:szCs w:val="24"/>
+          <w:lang w:eastAsia="es-419"/>
+        </w:rPr>
+        <w:t>responsiva</w:t>
+      </w:r>
+      <w:proofErr w:type="spellEnd"/>
+      <w:r>
+        <w:rPr>
+          <w:rFonts w:eastAsia="Times New Roman"/>
+          <w:sz w:val="24"/>
+          <w:szCs w:val="24"/>
+          <w:lang w:eastAsia="es-419"/>
+        </w:rPr>
+        <w:t>.</w:t>
+      </w:r>
+    </w:p>
+    <w:p>
+      <w:pPr>
+        <w:pStyle w:val="Prrafodelista"/>
+        <w:numPr>
+          <w:ilvl w:val="0"/>
+          <w:numId w:val="9"/>
+        </w:numPr>
+        <w:jc w:val="both"/>
+        <w:rPr>
+          <w:rFonts w:eastAsia="Times New Roman"/>
+          <w:sz w:val="24"/>
+          <w:szCs w:val="24"/>
+          <w:lang w:eastAsia="es-419"/>
+        </w:rPr>
+      </w:pPr>
+      <w:r>
+        <w:rPr>
+          <w:rFonts w:eastAsia="Times New Roman"/>
+          <w:sz w:val="24"/>
+          <w:szCs w:val="24"/>
+          <w:lang w:eastAsia="es-419"/>
+        </w:rPr>
+        <w:t xml:space="preserve">Se </w:t>
+      </w:r>
+      <w:proofErr w:type="spellStart"/>
+      <w:r>
+        <w:rPr>
+          <w:rFonts w:eastAsia="Times New Roman"/>
+          <w:sz w:val="24"/>
+          <w:szCs w:val="24"/>
+          <w:lang w:eastAsia="es-419"/>
+        </w:rPr>
+        <w:t>deberán</w:t>
+      </w:r>
+      <w:proofErr w:type="spellEnd"/>
+      <w:r>
+        <w:rPr>
+          <w:rFonts w:eastAsia="Times New Roman"/>
+          <w:sz w:val="24"/>
+          <w:szCs w:val="24"/>
+          <w:lang w:eastAsia="es-419"/>
+        </w:rPr>
+        <w:t xml:space="preserve"> </w:t>
+      </w:r>
+      <w:proofErr w:type="spellStart"/>
+      <w:r>
+        <w:rPr>
+          <w:rFonts w:eastAsia="Times New Roman"/>
+          <w:sz w:val="24"/>
+          <w:szCs w:val="24"/>
+          <w:lang w:eastAsia="es-419"/>
+        </w:rPr>
+        <w:t>utilizar</w:t>
+      </w:r>
+      <w:proofErr w:type="spellEnd"/>
+      <w:r>
+        <w:rPr>
+          <w:rFonts w:eastAsia="Times New Roman"/>
+          <w:sz w:val="24"/>
+          <w:szCs w:val="24"/>
+          <w:lang w:eastAsia="es-419"/>
+        </w:rPr>
+        <w:t xml:space="preserve"> </w:t>
+      </w:r>
+      <w:proofErr w:type="spellStart"/>
+      <w:r>
+        <w:rPr>
+          <w:rFonts w:eastAsia="Times New Roman"/>
+          <w:sz w:val="24"/>
+          <w:szCs w:val="24"/>
+          <w:lang w:eastAsia="es-419"/>
+        </w:rPr>
+        <w:t>componentes</w:t>
+      </w:r>
+      <w:proofErr w:type="spellEnd"/>
+      <w:r>
+        <w:rPr>
+          <w:rFonts w:eastAsia="Times New Roman"/>
+          <w:sz w:val="24"/>
+          <w:szCs w:val="24"/>
+          <w:lang w:eastAsia="es-419"/>
+        </w:rPr>
+        <w:t xml:space="preserve"> visuales claros (</w:t>
+      </w:r>
+      <w:proofErr w:type="spellStart"/>
+      <w:r>
+        <w:rPr>
+          <w:rFonts w:eastAsia="Times New Roman"/>
+          <w:sz w:val="24"/>
+          <w:szCs w:val="24"/>
+          <w:lang w:eastAsia="es-419"/>
+        </w:rPr>
+        <w:t>modales</w:t>
+      </w:r>
+      <w:proofErr w:type="spellEnd"/>
+      <w:r>
+        <w:rPr>
+          <w:rFonts w:eastAsia="Times New Roman"/>
+          <w:sz w:val="24"/>
+          <w:szCs w:val="24"/>
+          <w:lang w:eastAsia="es-419"/>
+        </w:rPr>
+        <w:t xml:space="preserve">, </w:t>
+      </w:r>
+      <w:proofErr w:type="spellStart"/>
+      <w:r>
+        <w:rPr>
+          <w:rFonts w:eastAsia="Times New Roman"/>
+          <w:sz w:val="24"/>
+          <w:szCs w:val="24"/>
+          <w:lang w:eastAsia="es-419"/>
+        </w:rPr>
+        <w:t>alertas</w:t>
+      </w:r>
+      <w:proofErr w:type="spellEnd"/>
+      <w:r>
+        <w:rPr>
+          <w:rFonts w:eastAsia="Times New Roman"/>
+          <w:sz w:val="24"/>
+          <w:szCs w:val="24"/>
+          <w:lang w:eastAsia="es-419"/>
+        </w:rPr>
+        <w:t xml:space="preserve">, </w:t>
+      </w:r>
+      <w:proofErr w:type="spellStart"/>
+      <w:r>
+        <w:rPr>
+          <w:rFonts w:eastAsia="Times New Roman"/>
+          <w:sz w:val="24"/>
+          <w:szCs w:val="24"/>
+          <w:lang w:eastAsia="es-419"/>
+        </w:rPr>
+        <w:t>formularios</w:t>
+      </w:r>
+      <w:proofErr w:type="spellEnd"/>
+      <w:r>
+        <w:rPr>
+          <w:rFonts w:eastAsia="Times New Roman"/>
+          <w:sz w:val="24"/>
+          <w:szCs w:val="24"/>
+          <w:lang w:eastAsia="es-419"/>
+        </w:rPr>
+        <w:t xml:space="preserve"> </w:t>
+      </w:r>
+      <w:proofErr w:type="spellStart"/>
+      <w:r>
+        <w:rPr>
+          <w:rFonts w:eastAsia="Times New Roman"/>
+          <w:sz w:val="24"/>
+          <w:szCs w:val="24"/>
+          <w:lang w:eastAsia="es-419"/>
+        </w:rPr>
+        <w:t>dinámicos</w:t>
+      </w:r>
+      <w:proofErr w:type="spellEnd"/>
+      <w:r>
+        <w:rPr>
+          <w:rFonts w:eastAsia="Times New Roman"/>
+          <w:sz w:val="24"/>
+          <w:szCs w:val="24"/>
+          <w:lang w:eastAsia="es-419"/>
+        </w:rPr>
+        <w:t>).</w:t>
+      </w:r>
+    </w:p>
+    <w:p>
+      <w:pPr>
+        <w:pStyle w:val="Prrafodelista"/>
+        <w:numPr>
+          <w:ilvl w:val="0"/>
+          <w:numId w:val="9"/>
+        </w:numPr>
+        <w:jc w:val="both"/>
+        <w:rPr>
+          <w:rFonts w:eastAsia="Times New Roman"/>
+          <w:sz w:val="24"/>
+          <w:szCs w:val="24"/>
+          <w:lang w:eastAsia="es-419"/>
+        </w:rPr>
+      </w:pPr>
+      <w:r>
+        <w:rPr>
+          <w:rFonts w:eastAsia="Times New Roman"/>
+          <w:sz w:val="24"/>
+          <w:szCs w:val="24"/>
+          <w:lang w:eastAsia="es-419"/>
+        </w:rPr>
+        <w:t xml:space="preserve">Las </w:t>
+      </w:r>
+      <w:proofErr w:type="spellStart"/>
+      <w:r>
+        <w:rPr>
+          <w:rFonts w:eastAsia="Times New Roman"/>
+          <w:sz w:val="24"/>
+          <w:szCs w:val="24"/>
+          <w:lang w:eastAsia="es-419"/>
+        </w:rPr>
+        <w:t>acciones</w:t>
+      </w:r>
+      <w:proofErr w:type="spellEnd"/>
+      <w:r>
+        <w:rPr>
+          <w:rFonts w:eastAsia="Times New Roman"/>
+          <w:sz w:val="24"/>
+          <w:szCs w:val="24"/>
+          <w:lang w:eastAsia="es-419"/>
+        </w:rPr>
+        <w:t xml:space="preserve"> del </w:t>
+      </w:r>
+      <w:proofErr w:type="spellStart"/>
+      <w:r>
+        <w:rPr>
+          <w:rFonts w:eastAsia="Times New Roman"/>
+          <w:sz w:val="24"/>
+          <w:szCs w:val="24"/>
+          <w:lang w:eastAsia="es-419"/>
+        </w:rPr>
+        <w:t>usuario</w:t>
+      </w:r>
+      <w:proofErr w:type="spellEnd"/>
+      <w:r>
+        <w:rPr>
+          <w:rFonts w:eastAsia="Times New Roman"/>
+          <w:sz w:val="24"/>
+          <w:szCs w:val="24"/>
+          <w:lang w:eastAsia="es-419"/>
+        </w:rPr>
+        <w:t xml:space="preserve"> deberán mostrar retroalimentación inmediata (éxito, error, </w:t>
+      </w:r>
+      <w:proofErr w:type="spellStart"/>
+      <w:r>
+        <w:rPr>
+          <w:rFonts w:eastAsia="Times New Roman"/>
+          <w:sz w:val="24"/>
+          <w:szCs w:val="24"/>
+          <w:lang w:eastAsia="es-419"/>
+        </w:rPr>
+        <w:t>advertencia</w:t>
+      </w:r>
+      <w:proofErr w:type="spellEnd"/>
+      <w:r>
+        <w:rPr>
+          <w:rFonts w:eastAsia="Times New Roman"/>
+          <w:sz w:val="24"/>
+          <w:szCs w:val="24"/>
+          <w:lang w:eastAsia="es-419"/>
+        </w:rPr>
+        <w:t>).</w:t>
+      </w:r>
+    </w:p>
+    <w:p>
+      <w:pPr>
+        <w:pStyle w:val="Prrafodelista"/>
+        <w:numPr>
+          <w:ilvl w:val="0"/>
+          <w:numId w:val="9"/>
+        </w:numPr>
+        <w:jc w:val="both"/>
+        <w:rPr>
+          <w:rFonts w:eastAsia="Times New Roman"/>
+          <w:sz w:val="24"/>
+          <w:szCs w:val="24"/>
+          <w:lang w:eastAsia="es-419"/>
+        </w:rPr>
+      </w:pPr>
+      <w:r>
+        <w:rPr>
+          <w:rFonts w:eastAsia="Times New Roman"/>
+          <w:sz w:val="24"/>
+          <w:szCs w:val="24"/>
+          <w:lang w:eastAsia="es-419"/>
+        </w:rPr>
+        <w:t xml:space="preserve">El </w:t>
+      </w:r>
+      <w:proofErr w:type="spellStart"/>
+      <w:r>
+        <w:rPr>
+          <w:rFonts w:eastAsia="Times New Roman"/>
+          <w:sz w:val="24"/>
+          <w:szCs w:val="24"/>
+          <w:lang w:eastAsia="es-419"/>
+        </w:rPr>
+        <w:t>sistema</w:t>
+      </w:r>
+      <w:proofErr w:type="spellEnd"/>
+      <w:r>
+        <w:rPr>
+          <w:rFonts w:eastAsia="Times New Roman"/>
+          <w:sz w:val="24"/>
+          <w:szCs w:val="24"/>
+          <w:lang w:eastAsia="es-419"/>
+        </w:rPr>
+        <w:t xml:space="preserve"> </w:t>
+      </w:r>
+      <w:proofErr w:type="spellStart"/>
+      <w:r>
+        <w:rPr>
+          <w:rFonts w:eastAsia="Times New Roman"/>
+          <w:sz w:val="24"/>
+          <w:szCs w:val="24"/>
+          <w:lang w:eastAsia="es-419"/>
+        </w:rPr>
+        <w:t>deberá</w:t>
+      </w:r>
+      <w:proofErr w:type="spellEnd"/>
+      <w:r>
+        <w:rPr>
+          <w:rFonts w:eastAsia="Times New Roman"/>
+          <w:sz w:val="24"/>
+          <w:szCs w:val="24"/>
+          <w:lang w:eastAsia="es-419"/>
+        </w:rPr>
+        <w:t xml:space="preserve"> </w:t>
+      </w:r>
+      <w:proofErr w:type="spellStart"/>
+      <w:r>
+        <w:rPr>
+          <w:rFonts w:eastAsia="Times New Roman"/>
+          <w:sz w:val="24"/>
+          <w:szCs w:val="24"/>
+          <w:lang w:eastAsia="es-419"/>
+        </w:rPr>
+        <w:t>adaptarse</w:t>
+      </w:r>
+      <w:proofErr w:type="spellEnd"/>
+      <w:r>
+        <w:rPr>
+          <w:rFonts w:eastAsia="Times New Roman"/>
+          <w:sz w:val="24"/>
+          <w:szCs w:val="24"/>
+          <w:lang w:eastAsia="es-419"/>
+        </w:rPr>
+        <w:t xml:space="preserve"> al tipo de usuario mostrando </w:t>
+      </w:r>
+      <w:proofErr w:type="spellStart"/>
+      <w:r>
+        <w:rPr>
+          <w:rFonts w:eastAsia="Times New Roman"/>
+          <w:sz w:val="24"/>
+          <w:szCs w:val="24"/>
+          <w:lang w:eastAsia="es-419"/>
+        </w:rPr>
+        <w:t>únicamente</w:t>
+      </w:r>
+      <w:proofErr w:type="spellEnd"/>
+      <w:r>
+        <w:rPr>
+          <w:rFonts w:eastAsia="Times New Roman"/>
+          <w:sz w:val="24"/>
+          <w:szCs w:val="24"/>
+          <w:lang w:eastAsia="es-419"/>
+        </w:rPr>
+        <w:t xml:space="preserve"> las </w:t>
+      </w:r>
+      <w:proofErr w:type="spellStart"/>
+      <w:r>
+        <w:rPr>
+          <w:rFonts w:eastAsia="Times New Roman"/>
+          <w:sz w:val="24"/>
+          <w:szCs w:val="24"/>
+          <w:lang w:eastAsia="es-419"/>
+        </w:rPr>
+        <w:t>funcionalidades</w:t>
+      </w:r>
+      <w:proofErr w:type="spellEnd"/>
+      <w:r>
+        <w:rPr>
+          <w:rFonts w:eastAsia="Times New Roman"/>
+          <w:sz w:val="24"/>
+          <w:szCs w:val="24"/>
+          <w:lang w:eastAsia="es-419"/>
+        </w:rPr>
+        <w:t xml:space="preserve"> </w:t>
+      </w:r>
+      <w:proofErr w:type="spellStart"/>
+      <w:r>
+        <w:rPr>
+          <w:rFonts w:eastAsia="Times New Roman"/>
+          <w:sz w:val="24"/>
+          <w:szCs w:val="24"/>
+          <w:lang w:eastAsia="es-419"/>
+        </w:rPr>
+        <w:t>correspondientes</w:t>
+      </w:r>
+      <w:proofErr w:type="spellEnd"/>
+      <w:r>
+        <w:rPr>
+          <w:rFonts w:eastAsia="Times New Roman"/>
+          <w:sz w:val="24"/>
+          <w:szCs w:val="24"/>
+          <w:lang w:eastAsia="es-419"/>
+        </w:rPr>
+        <w:t>.</w:t>
+      </w:r>
+    </w:p>
+    <w:p>
+      <w:pPr>
+        <w:pStyle w:val="Prrafodelista"/>
+        <w:numPr>
+          <w:ilvl w:val="0"/>
+          <w:numId w:val="9"/>
+        </w:numPr>
+        <w:jc w:val="both"/>
+        <w:rPr>
+          <w:rFonts w:eastAsia="Times New Roman"/>
+          <w:sz w:val="24"/>
+          <w:szCs w:val="24"/>
+          <w:lang w:eastAsia="es-419"/>
+        </w:rPr>
+      </w:pPr>
+      <w:r>
+        <w:rPr>
+          <w:rFonts w:eastAsia="Times New Roman"/>
+          <w:sz w:val="24"/>
+          <w:szCs w:val="24"/>
+          <w:lang w:eastAsia="es-419"/>
+        </w:rPr>
+        <w:t xml:space="preserve">Los </w:t>
+      </w:r>
+      <w:proofErr w:type="spellStart"/>
+      <w:r>
+        <w:rPr>
+          <w:rFonts w:eastAsia="Times New Roman"/>
+          <w:sz w:val="24"/>
+          <w:szCs w:val="24"/>
+          <w:lang w:eastAsia="es-419"/>
+        </w:rPr>
+        <w:t>formularios</w:t>
+      </w:r>
+      <w:proofErr w:type="spellEnd"/>
+      <w:r>
+        <w:rPr>
+          <w:rFonts w:eastAsia="Times New Roman"/>
+          <w:sz w:val="24"/>
+          <w:szCs w:val="24"/>
+          <w:lang w:eastAsia="es-419"/>
+        </w:rPr>
+        <w:t xml:space="preserve"> </w:t>
+      </w:r>
+      <w:proofErr w:type="spellStart"/>
+      <w:r>
+        <w:rPr>
+          <w:rFonts w:eastAsia="Times New Roman"/>
+          <w:sz w:val="24"/>
+          <w:szCs w:val="24"/>
+          <w:lang w:eastAsia="es-419"/>
+        </w:rPr>
+        <w:t>deberán</w:t>
+      </w:r>
+      <w:proofErr w:type="spellEnd"/>
+      <w:r>
+        <w:rPr>
+          <w:rFonts w:eastAsia="Times New Roman"/>
+          <w:sz w:val="24"/>
+          <w:szCs w:val="24"/>
+          <w:lang w:eastAsia="es-419"/>
+        </w:rPr>
+        <w:t xml:space="preserve"> </w:t>
+      </w:r>
+      <w:proofErr w:type="spellStart"/>
+      <w:r>
+        <w:rPr>
+          <w:rFonts w:eastAsia="Times New Roman"/>
+          <w:sz w:val="24"/>
+          <w:szCs w:val="24"/>
+          <w:lang w:eastAsia="es-419"/>
+        </w:rPr>
+        <w:t>validar</w:t>
+      </w:r>
+      <w:proofErr w:type="spellEnd"/>
+      <w:r>
+        <w:rPr>
+          <w:rFonts w:eastAsia="Times New Roman"/>
+          <w:sz w:val="24"/>
+          <w:szCs w:val="24"/>
+          <w:lang w:eastAsia="es-419"/>
+        </w:rPr>
+        <w:t xml:space="preserve"> </w:t>
+      </w:r>
+      <w:proofErr w:type="spellStart"/>
+      <w:r>
+        <w:rPr>
+          <w:rFonts w:eastAsia="Times New Roman"/>
+          <w:sz w:val="24"/>
+          <w:szCs w:val="24"/>
+          <w:lang w:eastAsia="es-419"/>
+        </w:rPr>
+        <w:t>datos</w:t>
+      </w:r>
+      <w:proofErr w:type="spellEnd"/>
+      <w:r>
+        <w:rPr>
+          <w:rFonts w:eastAsia="Times New Roman"/>
+          <w:sz w:val="24"/>
+          <w:szCs w:val="24"/>
+          <w:lang w:eastAsia="es-419"/>
+        </w:rPr>
+        <w:t xml:space="preserve"> </w:t>
+      </w:r>
+      <w:proofErr w:type="spellStart"/>
+      <w:r>
+        <w:rPr>
+          <w:rFonts w:eastAsia="Times New Roman"/>
+          <w:sz w:val="24"/>
+          <w:szCs w:val="24"/>
+          <w:lang w:eastAsia="es-419"/>
+        </w:rPr>
+        <w:t>en</w:t>
+      </w:r>
+      <w:proofErr w:type="spellEnd"/>
+      <w:r>
+        <w:rPr>
+          <w:rFonts w:eastAsia="Times New Roman"/>
+          <w:sz w:val="24"/>
+          <w:szCs w:val="24"/>
+          <w:lang w:eastAsia="es-419"/>
+        </w:rPr>
+        <w:t xml:space="preserve"> </w:t>
+      </w:r>
+      <w:proofErr w:type="spellStart"/>
+      <w:r>
+        <w:rPr>
+          <w:rFonts w:eastAsia="Times New Roman"/>
+          <w:sz w:val="24"/>
+          <w:szCs w:val="24"/>
+          <w:lang w:eastAsia="es-419"/>
+        </w:rPr>
+        <w:t>tiempo</w:t>
+      </w:r>
+      <w:proofErr w:type="spellEnd"/>
+      <w:r>
+        <w:rPr>
+          <w:rFonts w:eastAsia="Times New Roman"/>
+          <w:sz w:val="24"/>
+          <w:szCs w:val="24"/>
+          <w:lang w:eastAsia="es-419"/>
+        </w:rPr>
+        <w:t xml:space="preserve"> real.</w:t>
+      </w:r>
+    </w:p>
+    <w:p>
+      <w:pPr>
+        <w:pStyle w:val="Prrafodelista"/>
+        <w:numPr>
+          <w:ilvl w:val="0"/>
+          <w:numId w:val="9"/>
+        </w:numPr>
+        <w:jc w:val="both"/>
+        <w:rPr>
+          <w:color w:val="000000" w:themeColor="text1"/>
+          <w:sz w:val="24"/>
+          <w:szCs w:val="24"/>
+        </w:rPr>
+      </w:pPr>
+      <w:r>
+        <w:rPr>
+          <w:rFonts w:eastAsia="Times New Roman"/>
+          <w:sz w:val="24"/>
+          <w:szCs w:val="24"/>
+          <w:lang w:eastAsia="es-419"/>
+        </w:rPr>
+        <w:t xml:space="preserve">La </w:t>
+      </w:r>
+      <w:proofErr w:type="spellStart"/>
+      <w:r>
+        <w:rPr>
+          <w:rFonts w:eastAsia="Times New Roman"/>
+          <w:sz w:val="24"/>
+          <w:szCs w:val="24"/>
+          <w:lang w:eastAsia="es-419"/>
+        </w:rPr>
+        <w:t>interfaz</w:t>
+      </w:r>
+      <w:proofErr w:type="spellEnd"/>
+      <w:r>
+        <w:rPr>
+          <w:rFonts w:eastAsia="Times New Roman"/>
+          <w:sz w:val="24"/>
+          <w:szCs w:val="24"/>
+          <w:lang w:eastAsia="es-419"/>
+        </w:rPr>
+        <w:t xml:space="preserve"> </w:t>
+      </w:r>
+      <w:proofErr w:type="spellStart"/>
+      <w:r>
+        <w:rPr>
+          <w:rFonts w:eastAsia="Times New Roman"/>
+          <w:sz w:val="24"/>
+          <w:szCs w:val="24"/>
+          <w:lang w:eastAsia="es-419"/>
+        </w:rPr>
+        <w:t>deberá</w:t>
+      </w:r>
+      <w:proofErr w:type="spellEnd"/>
+      <w:r>
+        <w:rPr>
+          <w:rFonts w:eastAsia="Times New Roman"/>
+          <w:sz w:val="24"/>
+          <w:szCs w:val="24"/>
+          <w:lang w:eastAsia="es-419"/>
+        </w:rPr>
+        <w:t xml:space="preserve"> </w:t>
+      </w:r>
+      <w:proofErr w:type="spellStart"/>
+      <w:r>
+        <w:rPr>
+          <w:rFonts w:eastAsia="Times New Roman"/>
+          <w:sz w:val="24"/>
+          <w:szCs w:val="24"/>
+          <w:lang w:eastAsia="es-419"/>
+        </w:rPr>
+        <w:t>seguir</w:t>
+      </w:r>
+      <w:proofErr w:type="spellEnd"/>
+      <w:r>
+        <w:rPr>
+          <w:rFonts w:eastAsia="Times New Roman"/>
+          <w:sz w:val="24"/>
+          <w:szCs w:val="24"/>
+          <w:lang w:eastAsia="es-419"/>
+        </w:rPr>
+        <w:t xml:space="preserve"> una línea de diseño </w:t>
+      </w:r>
+      <w:proofErr w:type="spellStart"/>
+      <w:r>
+        <w:rPr>
+          <w:rFonts w:eastAsia="Times New Roman"/>
+          <w:sz w:val="24"/>
+          <w:szCs w:val="24"/>
+          <w:lang w:eastAsia="es-419"/>
+        </w:rPr>
+        <w:t>consistente</w:t>
+      </w:r>
+      <w:proofErr w:type="spellEnd"/>
+      <w:r>
+        <w:rPr>
+          <w:rFonts w:eastAsia="Times New Roman"/>
+          <w:sz w:val="24"/>
+          <w:szCs w:val="24"/>
+          <w:lang w:eastAsia="es-419"/>
+        </w:rPr>
+        <w:t xml:space="preserve"> (</w:t>
+      </w:r>
+      <w:proofErr w:type="spellStart"/>
+      <w:r>
+        <w:rPr>
+          <w:rFonts w:eastAsia="Times New Roman"/>
+          <w:sz w:val="24"/>
+          <w:szCs w:val="24"/>
+          <w:lang w:eastAsia="es-419"/>
+        </w:rPr>
+        <w:t>colores</w:t>
+      </w:r>
+      <w:proofErr w:type="spellEnd"/>
+      <w:r>
+        <w:rPr>
+          <w:rFonts w:eastAsia="Times New Roman"/>
+          <w:sz w:val="24"/>
+          <w:szCs w:val="24"/>
+          <w:lang w:eastAsia="es-419"/>
+        </w:rPr>
+        <w:t xml:space="preserve">, </w:t>
+      </w:r>
+      <w:proofErr w:type="spellStart"/>
+      <w:r>
+        <w:rPr>
+          <w:rFonts w:eastAsia="Times New Roman"/>
+          <w:sz w:val="24"/>
+          <w:szCs w:val="24"/>
+          <w:lang w:eastAsia="es-419"/>
+        </w:rPr>
+        <w:t>tipografía</w:t>
+      </w:r>
+      <w:proofErr w:type="spellEnd"/>
+      <w:r>
+        <w:rPr>
+          <w:rFonts w:eastAsia="Times New Roman"/>
+          <w:sz w:val="24"/>
+          <w:szCs w:val="24"/>
+          <w:lang w:eastAsia="es-419"/>
+        </w:rPr>
+        <w:t xml:space="preserve">, </w:t>
+      </w:r>
+      <w:proofErr w:type="spellStart"/>
+      <w:r>
+        <w:rPr>
+          <w:rFonts w:eastAsia="Times New Roman"/>
+          <w:sz w:val="24"/>
+          <w:szCs w:val="24"/>
+          <w:lang w:eastAsia="es-419"/>
+        </w:rPr>
+        <w:t>componentes</w:t>
+      </w:r>
+      <w:proofErr w:type="spellEnd"/>
+      <w:r>
+        <w:rPr>
+          <w:rFonts w:eastAsia="Times New Roman"/>
+          <w:sz w:val="24"/>
+          <w:szCs w:val="24"/>
+          <w:lang w:eastAsia="es-419"/>
+        </w:rPr>
+        <w:t>).</w:t>
+      </w:r>
+    </w:p>
+    <w:p>
+      <w:pPr>
+        <w:pStyle w:val="Prrafodelista"/>
+        <w:ind w:left="720" w:firstLine="0"/>
+        <w:rPr>
+          <w:color w:val="000000" w:themeColor="text1"/>
+          <w:sz w:val="24"/>
+          <w:szCs w:val="24"/>
+        </w:rPr>
+      </w:pPr>
+    </w:p>
+    <w:p>
+      <w:pPr>
         <w:rPr>
           <w:rFonts w:ascii="Arial" w:hAnsi="Arial" w:cs="Arial"/>
           <w:color w:val="0A5394"/>
           <w:sz w:val="36"/>
           <w:szCs w:val="36"/>
         </w:rPr>
-        <w:t>conﬁabilidad</w:t>
-      </w:r>
-      <w:proofErr w:type="spellEnd"/>
-    </w:p>
-    <w:p>
-      <w:pPr>
+      </w:pPr>
+      <w:r>
         <w:rPr>
           <w:rFonts w:ascii="Arial" w:hAnsi="Arial" w:cs="Arial"/>
           <w:color w:val="0A5394"/>
           <w:sz w:val="36"/>
           <w:szCs w:val="36"/>
         </w:rPr>
-      </w:pPr>
+        <w:t>R</w:t>
+      </w:r>
       <w:r>
         <w:rPr>
           <w:rFonts w:ascii="Arial" w:hAnsi="Arial" w:cs="Arial"/>
@@ -11305,8 +13036,7 @@
           <w:sz w:val="36"/>
           <w:szCs w:val="36"/>
         </w:rPr>
-        <w:lastRenderedPageBreak/>
-        <w:t xml:space="preserve">Requerimientos de </w:t>
+        <w:t xml:space="preserve">equerimientos de </w:t>
       </w:r>
       <w:proofErr w:type="spellStart"/>
       <w:r>
@@ -11316,119 +13046,558 @@
           <w:sz w:val="36"/>
           <w:szCs w:val="36"/>
         </w:rPr>
-        <w:t>eﬁciencia</w:t>
+        <w:t>conﬁabilidad</w:t>
       </w:r>
       <w:proofErr w:type="spellEnd"/>
     </w:p>
     <w:p>
       <w:pPr>
-        <w:rPr>
-          <w:rFonts w:ascii="Arial" w:hAnsi="Arial" w:cs="Arial"/>
-          <w:color w:val="0A5394"/>
-          <w:sz w:val="36"/>
-          <w:szCs w:val="36"/>
-        </w:rPr>
-      </w:pPr>
-      <w:r>
-        <w:rPr>
-          <w:rFonts w:ascii="Arial" w:hAnsi="Arial" w:cs="Arial"/>
-          <w:color w:val="0A5394"/>
-          <w:sz w:val="36"/>
-          <w:szCs w:val="36"/>
-        </w:rPr>
-        <w:t>Requerimientos de usabilidad</w:t>
+        <w:pStyle w:val="Prrafodelista"/>
+        <w:numPr>
+          <w:ilvl w:val="0"/>
+          <w:numId w:val="9"/>
+        </w:numPr>
+        <w:jc w:val="both"/>
+        <w:rPr>
+          <w:rFonts w:eastAsia="Times New Roman"/>
+          <w:sz w:val="24"/>
+          <w:szCs w:val="24"/>
+          <w:lang w:eastAsia="es-419"/>
+        </w:rPr>
+      </w:pPr>
+      <w:r>
+        <w:rPr>
+          <w:rFonts w:eastAsia="Times New Roman"/>
+          <w:sz w:val="24"/>
+          <w:szCs w:val="24"/>
+          <w:lang w:eastAsia="es-419"/>
+        </w:rPr>
+        <w:t xml:space="preserve">El </w:t>
+      </w:r>
+      <w:proofErr w:type="spellStart"/>
+      <w:r>
+        <w:rPr>
+          <w:rFonts w:eastAsia="Times New Roman"/>
+          <w:sz w:val="24"/>
+          <w:szCs w:val="24"/>
+          <w:lang w:eastAsia="es-419"/>
+        </w:rPr>
+        <w:t>sistema</w:t>
+      </w:r>
+      <w:proofErr w:type="spellEnd"/>
+      <w:r>
+        <w:rPr>
+          <w:rFonts w:eastAsia="Times New Roman"/>
+          <w:sz w:val="24"/>
+          <w:szCs w:val="24"/>
+          <w:lang w:eastAsia="es-419"/>
+        </w:rPr>
+        <w:t xml:space="preserve"> </w:t>
+      </w:r>
+      <w:proofErr w:type="spellStart"/>
+      <w:r>
+        <w:rPr>
+          <w:rFonts w:eastAsia="Times New Roman"/>
+          <w:sz w:val="24"/>
+          <w:szCs w:val="24"/>
+          <w:lang w:eastAsia="es-419"/>
+        </w:rPr>
+        <w:t>deberá</w:t>
+      </w:r>
+      <w:proofErr w:type="spellEnd"/>
+      <w:r>
+        <w:rPr>
+          <w:rFonts w:eastAsia="Times New Roman"/>
+          <w:sz w:val="24"/>
+          <w:szCs w:val="24"/>
+          <w:lang w:eastAsia="es-419"/>
+        </w:rPr>
+        <w:t xml:space="preserve"> </w:t>
+      </w:r>
+      <w:proofErr w:type="spellStart"/>
+      <w:r>
+        <w:rPr>
+          <w:rFonts w:eastAsia="Times New Roman"/>
+          <w:sz w:val="24"/>
+          <w:szCs w:val="24"/>
+          <w:lang w:eastAsia="es-419"/>
+        </w:rPr>
+        <w:t>estar</w:t>
+      </w:r>
+      <w:proofErr w:type="spellEnd"/>
+      <w:r>
+        <w:rPr>
+          <w:rFonts w:eastAsia="Times New Roman"/>
+          <w:sz w:val="24"/>
+          <w:szCs w:val="24"/>
+          <w:lang w:eastAsia="es-419"/>
+        </w:rPr>
+        <w:t xml:space="preserve"> disponible al menos el </w:t>
+      </w:r>
+      <w:r>
+        <w:rPr>
+          <w:rFonts w:eastAsia="Times New Roman"/>
+          <w:b/>
+          <w:bCs/>
+          <w:sz w:val="24"/>
+          <w:szCs w:val="24"/>
+          <w:lang w:eastAsia="es-419"/>
+        </w:rPr>
+        <w:t>99% del tiempo</w:t>
+      </w:r>
+      <w:r>
+        <w:rPr>
+          <w:rFonts w:eastAsia="Times New Roman"/>
+          <w:sz w:val="24"/>
+          <w:szCs w:val="24"/>
+          <w:lang w:eastAsia="es-419"/>
+        </w:rPr>
+        <w:t xml:space="preserve">. </w:t>
       </w:r>
     </w:p>
     <w:p>
       <w:pPr>
-        <w:spacing w:after="0" w:line="240" w:lineRule="auto"/>
-        <w:rPr>
-          <w:rFonts w:ascii="Arial" w:hAnsi="Arial" w:cs="Arial"/>
-          <w:color w:val="0A5394"/>
-          <w:sz w:val="36"/>
-          <w:szCs w:val="36"/>
-        </w:rPr>
-      </w:pPr>
-      <w:r>
-        <w:rPr>
-          <w:rFonts w:ascii="Arial" w:hAnsi="Arial" w:cs="Arial"/>
-          <w:color w:val="0A5394"/>
-          <w:sz w:val="36"/>
-          <w:szCs w:val="36"/>
-        </w:rPr>
-        <w:t>Aspectos legales y reglamentarios</w:t>
+        <w:pStyle w:val="Prrafodelista"/>
+        <w:numPr>
+          <w:ilvl w:val="0"/>
+          <w:numId w:val="9"/>
+        </w:numPr>
+        <w:jc w:val="both"/>
+        <w:rPr>
+          <w:rFonts w:eastAsia="Times New Roman"/>
+          <w:sz w:val="24"/>
+          <w:szCs w:val="24"/>
+          <w:lang w:eastAsia="es-419"/>
+        </w:rPr>
+      </w:pPr>
+      <w:r>
+        <w:rPr>
+          <w:rFonts w:eastAsia="Times New Roman"/>
+          <w:sz w:val="24"/>
+          <w:szCs w:val="24"/>
+          <w:lang w:eastAsia="es-419"/>
+        </w:rPr>
+        <w:t xml:space="preserve">Se </w:t>
+      </w:r>
+      <w:proofErr w:type="spellStart"/>
+      <w:r>
+        <w:rPr>
+          <w:rFonts w:eastAsia="Times New Roman"/>
+          <w:sz w:val="24"/>
+          <w:szCs w:val="24"/>
+          <w:lang w:eastAsia="es-419"/>
+        </w:rPr>
+        <w:t>deberá</w:t>
+      </w:r>
+      <w:proofErr w:type="spellEnd"/>
+      <w:r>
+        <w:rPr>
+          <w:rFonts w:eastAsia="Times New Roman"/>
+          <w:sz w:val="24"/>
+          <w:szCs w:val="24"/>
+          <w:lang w:eastAsia="es-419"/>
+        </w:rPr>
+        <w:t xml:space="preserve"> </w:t>
+      </w:r>
+      <w:proofErr w:type="spellStart"/>
+      <w:r>
+        <w:rPr>
+          <w:rFonts w:eastAsia="Times New Roman"/>
+          <w:sz w:val="24"/>
+          <w:szCs w:val="24"/>
+          <w:lang w:eastAsia="es-419"/>
+        </w:rPr>
+        <w:t>garantizar</w:t>
+      </w:r>
+      <w:proofErr w:type="spellEnd"/>
+      <w:r>
+        <w:rPr>
+          <w:rFonts w:eastAsia="Times New Roman"/>
+          <w:sz w:val="24"/>
+          <w:szCs w:val="24"/>
+          <w:lang w:eastAsia="es-419"/>
+        </w:rPr>
+        <w:t xml:space="preserve"> la </w:t>
+      </w:r>
+      <w:r>
+        <w:rPr>
+          <w:rFonts w:eastAsia="Times New Roman"/>
+          <w:b/>
+          <w:bCs/>
+          <w:sz w:val="24"/>
+          <w:szCs w:val="24"/>
+          <w:lang w:eastAsia="es-419"/>
+        </w:rPr>
+        <w:t>persistencia de la información</w:t>
+      </w:r>
+      <w:r>
+        <w:rPr>
+          <w:rFonts w:eastAsia="Times New Roman"/>
+          <w:sz w:val="24"/>
+          <w:szCs w:val="24"/>
+          <w:lang w:eastAsia="es-419"/>
+        </w:rPr>
+        <w:t xml:space="preserve"> incluso ante fallos. </w:t>
       </w:r>
     </w:p>
     <w:p>
       <w:pPr>
-        <w:spacing w:after="0" w:line="240" w:lineRule="auto"/>
+        <w:pStyle w:val="Prrafodelista"/>
+        <w:numPr>
+          <w:ilvl w:val="0"/>
+          <w:numId w:val="9"/>
+        </w:numPr>
+        <w:jc w:val="both"/>
+        <w:rPr>
+          <w:rFonts w:eastAsia="Times New Roman"/>
+          <w:sz w:val="24"/>
+          <w:szCs w:val="24"/>
+          <w:lang w:eastAsia="es-419"/>
+        </w:rPr>
+      </w:pPr>
+      <w:r>
+        <w:rPr>
+          <w:rFonts w:eastAsia="Times New Roman"/>
+          <w:sz w:val="24"/>
+          <w:szCs w:val="24"/>
+          <w:lang w:eastAsia="es-419"/>
+        </w:rPr>
+        <w:t xml:space="preserve">El </w:t>
+      </w:r>
+      <w:proofErr w:type="spellStart"/>
+      <w:r>
+        <w:rPr>
+          <w:rFonts w:eastAsia="Times New Roman"/>
+          <w:sz w:val="24"/>
+          <w:szCs w:val="24"/>
+          <w:lang w:eastAsia="es-419"/>
+        </w:rPr>
+        <w:t>sistema</w:t>
+      </w:r>
+      <w:proofErr w:type="spellEnd"/>
+      <w:r>
+        <w:rPr>
+          <w:rFonts w:eastAsia="Times New Roman"/>
+          <w:sz w:val="24"/>
+          <w:szCs w:val="24"/>
+          <w:lang w:eastAsia="es-419"/>
+        </w:rPr>
+        <w:t xml:space="preserve"> </w:t>
+      </w:r>
+      <w:proofErr w:type="spellStart"/>
+      <w:r>
+        <w:rPr>
+          <w:rFonts w:eastAsia="Times New Roman"/>
+          <w:sz w:val="24"/>
+          <w:szCs w:val="24"/>
+          <w:lang w:eastAsia="es-419"/>
+        </w:rPr>
+        <w:t>deberá</w:t>
+      </w:r>
+      <w:proofErr w:type="spellEnd"/>
+      <w:r>
+        <w:rPr>
+          <w:rFonts w:eastAsia="Times New Roman"/>
+          <w:sz w:val="24"/>
+          <w:szCs w:val="24"/>
+          <w:lang w:eastAsia="es-419"/>
+        </w:rPr>
+        <w:t xml:space="preserve"> </w:t>
+      </w:r>
+      <w:proofErr w:type="spellStart"/>
+      <w:r>
+        <w:rPr>
+          <w:rFonts w:eastAsia="Times New Roman"/>
+          <w:sz w:val="24"/>
+          <w:szCs w:val="24"/>
+          <w:lang w:eastAsia="es-419"/>
+        </w:rPr>
+        <w:t>manejar</w:t>
+      </w:r>
+      <w:proofErr w:type="spellEnd"/>
+      <w:r>
+        <w:rPr>
+          <w:rFonts w:eastAsia="Times New Roman"/>
+          <w:sz w:val="24"/>
+          <w:szCs w:val="24"/>
+          <w:lang w:eastAsia="es-419"/>
+        </w:rPr>
+        <w:t xml:space="preserve"> errores sin perder datos ni interrumpir el flujo del usuario. </w:t>
+      </w:r>
+    </w:p>
+    <w:p>
+      <w:pPr>
+        <w:pStyle w:val="Prrafodelista"/>
+        <w:numPr>
+          <w:ilvl w:val="0"/>
+          <w:numId w:val="9"/>
+        </w:numPr>
+        <w:jc w:val="both"/>
+        <w:rPr>
+          <w:rFonts w:eastAsia="Times New Roman"/>
+          <w:sz w:val="24"/>
+          <w:szCs w:val="24"/>
+          <w:lang w:eastAsia="es-419"/>
+        </w:rPr>
+      </w:pPr>
+      <w:r>
+        <w:rPr>
+          <w:rFonts w:eastAsia="Times New Roman"/>
+          <w:sz w:val="24"/>
+          <w:szCs w:val="24"/>
+          <w:lang w:eastAsia="es-419"/>
+        </w:rPr>
+        <w:t xml:space="preserve">Se </w:t>
+      </w:r>
+      <w:proofErr w:type="spellStart"/>
+      <w:r>
+        <w:rPr>
+          <w:rFonts w:eastAsia="Times New Roman"/>
+          <w:sz w:val="24"/>
+          <w:szCs w:val="24"/>
+          <w:lang w:eastAsia="es-419"/>
+        </w:rPr>
+        <w:t>deberán</w:t>
+      </w:r>
+      <w:proofErr w:type="spellEnd"/>
+      <w:r>
+        <w:rPr>
+          <w:rFonts w:eastAsia="Times New Roman"/>
+          <w:sz w:val="24"/>
+          <w:szCs w:val="24"/>
+          <w:lang w:eastAsia="es-419"/>
+        </w:rPr>
+        <w:t xml:space="preserve"> </w:t>
+      </w:r>
+      <w:proofErr w:type="spellStart"/>
+      <w:r>
+        <w:rPr>
+          <w:rFonts w:eastAsia="Times New Roman"/>
+          <w:sz w:val="24"/>
+          <w:szCs w:val="24"/>
+          <w:lang w:eastAsia="es-419"/>
+        </w:rPr>
+        <w:t>implementar</w:t>
+      </w:r>
+      <w:proofErr w:type="spellEnd"/>
+      <w:r>
+        <w:rPr>
+          <w:rFonts w:eastAsia="Times New Roman"/>
+          <w:sz w:val="24"/>
+          <w:szCs w:val="24"/>
+          <w:lang w:eastAsia="es-419"/>
+        </w:rPr>
+        <w:t xml:space="preserve"> </w:t>
+      </w:r>
+      <w:proofErr w:type="spellStart"/>
+      <w:r>
+        <w:rPr>
+          <w:rFonts w:eastAsia="Times New Roman"/>
+          <w:sz w:val="24"/>
+          <w:szCs w:val="24"/>
+          <w:lang w:eastAsia="es-419"/>
+        </w:rPr>
+        <w:t>respaldos</w:t>
+      </w:r>
+      <w:proofErr w:type="spellEnd"/>
+      <w:r>
+        <w:rPr>
+          <w:rFonts w:eastAsia="Times New Roman"/>
+          <w:sz w:val="24"/>
+          <w:szCs w:val="24"/>
+          <w:lang w:eastAsia="es-419"/>
+        </w:rPr>
+        <w:t xml:space="preserve"> periódicos de la base de datos. </w:t>
+      </w:r>
+    </w:p>
+    <w:p>
+      <w:pPr>
+        <w:pStyle w:val="Prrafodelista"/>
+        <w:numPr>
+          <w:ilvl w:val="0"/>
+          <w:numId w:val="9"/>
+        </w:numPr>
+        <w:jc w:val="both"/>
+        <w:rPr>
+          <w:rFonts w:eastAsia="Times New Roman"/>
+          <w:sz w:val="24"/>
+          <w:szCs w:val="24"/>
+          <w:lang w:eastAsia="es-419"/>
+        </w:rPr>
+      </w:pPr>
+      <w:r>
+        <w:rPr>
+          <w:rFonts w:eastAsia="Times New Roman"/>
+          <w:sz w:val="24"/>
+          <w:szCs w:val="24"/>
+          <w:lang w:eastAsia="es-419"/>
+        </w:rPr>
+        <w:t xml:space="preserve">Las </w:t>
+      </w:r>
+      <w:proofErr w:type="spellStart"/>
+      <w:r>
+        <w:rPr>
+          <w:rFonts w:eastAsia="Times New Roman"/>
+          <w:sz w:val="24"/>
+          <w:szCs w:val="24"/>
+          <w:lang w:eastAsia="es-419"/>
+        </w:rPr>
+        <w:t>transacciones</w:t>
+      </w:r>
+      <w:proofErr w:type="spellEnd"/>
+      <w:r>
+        <w:rPr>
+          <w:rFonts w:eastAsia="Times New Roman"/>
+          <w:sz w:val="24"/>
+          <w:szCs w:val="24"/>
+          <w:lang w:eastAsia="es-419"/>
+        </w:rPr>
+        <w:t xml:space="preserve"> </w:t>
+      </w:r>
+      <w:proofErr w:type="spellStart"/>
+      <w:r>
+        <w:rPr>
+          <w:rFonts w:eastAsia="Times New Roman"/>
+          <w:sz w:val="24"/>
+          <w:szCs w:val="24"/>
+          <w:lang w:eastAsia="es-419"/>
+        </w:rPr>
+        <w:t>críticas</w:t>
+      </w:r>
+      <w:proofErr w:type="spellEnd"/>
+      <w:r>
+        <w:rPr>
+          <w:rFonts w:eastAsia="Times New Roman"/>
+          <w:sz w:val="24"/>
+          <w:szCs w:val="24"/>
+          <w:lang w:eastAsia="es-419"/>
+        </w:rPr>
+        <w:t xml:space="preserve"> </w:t>
+      </w:r>
+      <w:proofErr w:type="spellStart"/>
+      <w:r>
+        <w:rPr>
+          <w:rFonts w:eastAsia="Times New Roman"/>
+          <w:sz w:val="24"/>
+          <w:szCs w:val="24"/>
+          <w:lang w:eastAsia="es-419"/>
+        </w:rPr>
+        <w:t>deberán</w:t>
+      </w:r>
+      <w:proofErr w:type="spellEnd"/>
+      <w:r>
+        <w:rPr>
+          <w:rFonts w:eastAsia="Times New Roman"/>
+          <w:sz w:val="24"/>
+          <w:szCs w:val="24"/>
+          <w:lang w:eastAsia="es-419"/>
+        </w:rPr>
+        <w:t xml:space="preserve"> ser atómicas (todo o nada). </w:t>
+      </w:r>
+    </w:p>
+    <w:p>
+      <w:pPr>
+        <w:pStyle w:val="Prrafodelista"/>
+        <w:numPr>
+          <w:ilvl w:val="0"/>
+          <w:numId w:val="9"/>
+        </w:numPr>
+        <w:jc w:val="both"/>
+        <w:rPr>
+          <w:rFonts w:eastAsia="Times New Roman"/>
+          <w:sz w:val="24"/>
+          <w:szCs w:val="24"/>
+          <w:lang w:eastAsia="es-419"/>
+        </w:rPr>
+      </w:pPr>
+      <w:r>
+        <w:rPr>
+          <w:rFonts w:eastAsia="Times New Roman"/>
+          <w:sz w:val="24"/>
+          <w:szCs w:val="24"/>
+          <w:lang w:eastAsia="es-419"/>
+        </w:rPr>
+        <w:t xml:space="preserve">El </w:t>
+      </w:r>
+      <w:proofErr w:type="spellStart"/>
+      <w:r>
+        <w:rPr>
+          <w:rFonts w:eastAsia="Times New Roman"/>
+          <w:sz w:val="24"/>
+          <w:szCs w:val="24"/>
+          <w:lang w:eastAsia="es-419"/>
+        </w:rPr>
+        <w:t>sistema</w:t>
+      </w:r>
+      <w:proofErr w:type="spellEnd"/>
+      <w:r>
+        <w:rPr>
+          <w:rFonts w:eastAsia="Times New Roman"/>
+          <w:sz w:val="24"/>
+          <w:szCs w:val="24"/>
+          <w:lang w:eastAsia="es-419"/>
+        </w:rPr>
+        <w:t xml:space="preserve"> </w:t>
+      </w:r>
+      <w:proofErr w:type="spellStart"/>
+      <w:r>
+        <w:rPr>
+          <w:rFonts w:eastAsia="Times New Roman"/>
+          <w:sz w:val="24"/>
+          <w:szCs w:val="24"/>
+          <w:lang w:eastAsia="es-419"/>
+        </w:rPr>
+        <w:t>deberá</w:t>
+      </w:r>
+      <w:proofErr w:type="spellEnd"/>
+      <w:r>
+        <w:rPr>
+          <w:rFonts w:eastAsia="Times New Roman"/>
+          <w:sz w:val="24"/>
+          <w:szCs w:val="24"/>
+          <w:lang w:eastAsia="es-419"/>
+        </w:rPr>
+        <w:t xml:space="preserve"> </w:t>
+      </w:r>
+      <w:proofErr w:type="spellStart"/>
+      <w:r>
+        <w:rPr>
+          <w:rFonts w:eastAsia="Times New Roman"/>
+          <w:sz w:val="24"/>
+          <w:szCs w:val="24"/>
+          <w:lang w:eastAsia="es-419"/>
+        </w:rPr>
+        <w:t>mantener</w:t>
+      </w:r>
+      <w:proofErr w:type="spellEnd"/>
+      <w:r>
+        <w:rPr>
+          <w:rFonts w:eastAsia="Times New Roman"/>
+          <w:sz w:val="24"/>
+          <w:szCs w:val="24"/>
+          <w:lang w:eastAsia="es-419"/>
+        </w:rPr>
+        <w:t xml:space="preserve"> la trazabilidad completa de cada lote y muestra.</w:t>
+      </w:r>
+    </w:p>
+    <w:p>
+      <w:pPr>
+        <w:rPr>
+          <w:rFonts w:ascii="Times New Roman" w:eastAsia="Times New Roman" w:hAnsi="Times New Roman" w:cs="Times New Roman"/>
+          <w:sz w:val="24"/>
+          <w:szCs w:val="24"/>
+          <w:lang w:eastAsia="es-419"/>
+        </w:rPr>
+      </w:pPr>
+    </w:p>
+    <w:p>
+      <w:pPr>
         <w:rPr>
           <w:rFonts w:ascii="Arial" w:hAnsi="Arial" w:cs="Arial"/>
           <w:sz w:val="40"/>
           <w:szCs w:val="40"/>
         </w:rPr>
       </w:pPr>
-      <w:r>
-        <w:rPr>
-          <w:rFonts w:ascii="Arial" w:hAnsi="Arial" w:cs="Arial"/>
-          <w:sz w:val="40"/>
-          <w:szCs w:val="40"/>
-        </w:rPr>
-        <w:t>.</w:t>
-      </w:r>
-    </w:p>
-    <w:p>
-      <w:pPr>
-        <w:spacing w:after="0" w:line="240" w:lineRule="auto"/>
-        <w:rPr>
-          <w:rFonts w:ascii="Arial" w:hAnsi="Arial" w:cs="Arial"/>
-          <w:sz w:val="40"/>
-          <w:szCs w:val="40"/>
-        </w:rPr>
-      </w:pPr>
-      <w:r>
-        <w:rPr>
-          <w:rFonts w:ascii="Arial" w:hAnsi="Arial" w:cs="Arial"/>
-          <w:sz w:val="40"/>
-          <w:szCs w:val="40"/>
-        </w:rPr>
-        <w:t>.</w:t>
-      </w:r>
-    </w:p>
-    <w:p>
-      <w:pPr>
-        <w:spacing w:after="0" w:line="240" w:lineRule="auto"/>
-        <w:rPr>
-          <w:rFonts w:ascii="Arial" w:hAnsi="Arial" w:cs="Arial"/>
-          <w:sz w:val="40"/>
-          <w:szCs w:val="40"/>
-        </w:rPr>
-      </w:pPr>
-      <w:r>
-        <w:rPr>
-          <w:rFonts w:ascii="Arial" w:hAnsi="Arial" w:cs="Arial"/>
-          <w:sz w:val="40"/>
-          <w:szCs w:val="40"/>
-        </w:rPr>
-        <w:t>.</w:t>
-      </w:r>
-    </w:p>
-    <w:p>
-      <w:pPr>
-        <w:rPr>
-          <w:rFonts w:ascii="Arial" w:hAnsi="Arial" w:cs="Arial"/>
-          <w:sz w:val="40"/>
-          <w:szCs w:val="40"/>
-        </w:rPr>
-      </w:pPr>
-      <w:r>
-        <w:rPr>
-          <w:rFonts w:ascii="Arial" w:hAnsi="Arial" w:cs="Arial"/>
-          <w:sz w:val="40"/>
-          <w:szCs w:val="40"/>
-        </w:rPr>
-        <w:t>Etc.</w:t>
-      </w:r>
     </w:p>
     <w:tbl>
       <w:tblPr>
@@ -11511,13 +13680,6 @@
         </w:rPr>
       </w:pPr>
     </w:p>
-    <w:p>
-      <w:pPr>
-        <w:rPr>
-          <w:rFonts w:ascii="Arial" w:hAnsi="Arial" w:cs="Arial"/>
-        </w:rPr>
-      </w:pPr>
-    </w:p>
     <w:tbl>
       <w:tblPr>
         <w:tblStyle w:val="a5"/>
@@ -11547,6 +13709,96 @@
           <w:p>
             <w:pPr>
               <w:rPr>
+                <w:rFonts w:ascii="Arial" w:hAnsi="Arial" w:cs="Arial"/>
+              </w:rPr>
+            </w:pPr>
+            <w:r>
+              <w:rPr>
+                <w:rFonts w:ascii="Arial" w:eastAsia="Trebuchet MS" w:hAnsi="Arial" w:cs="Arial"/>
+                <w:b/>
+                <w:noProof/>
+                <w:sz w:val="26"/>
+                <w:szCs w:val="26"/>
+              </w:rPr>
+              <w:drawing>
+                <wp:anchor distT="0" distB="0" distL="114300" distR="114300" simplePos="0" relativeHeight="251659264" behindDoc="1" locked="0" layoutInCell="1" allowOverlap="1" wp14:anchorId="53229521" wp14:editId="2282E625">
+                  <wp:simplePos x="0" y="0"/>
+                  <wp:positionH relativeFrom="column">
+                    <wp:posOffset>488315</wp:posOffset>
+                  </wp:positionH>
+                  <wp:positionV relativeFrom="paragraph">
+                    <wp:posOffset>-142875</wp:posOffset>
+                  </wp:positionV>
+                  <wp:extent cx="1006475" cy="650240"/>
+                  <wp:effectExtent l="0" t="0" r="3175" b="0"/>
+                  <wp:wrapNone/>
+                  <wp:docPr id="4" name="Imagen 4"/>
+                  <wp:cNvGraphicFramePr>
+                    <a:graphicFrameLocks xmlns:a="http://schemas.openxmlformats.org/drawingml/2006/main" noChangeAspect="1"/>
+                  </wp:cNvGraphicFramePr>
+                  <a:graphic xmlns:a="http://schemas.openxmlformats.org/drawingml/2006/main">
+                    <a:graphicData uri="http://schemas.openxmlformats.org/drawingml/2006/picture">
+                      <pic:pic xmlns:pic="http://schemas.openxmlformats.org/drawingml/2006/picture">
+                        <pic:nvPicPr>
+                          <pic:cNvPr id="0" name="Picture 3"/>
+                          <pic:cNvPicPr>
+                            <a:picLocks noChangeAspect="1" noChangeArrowheads="1"/>
+                          </pic:cNvPicPr>
+                        </pic:nvPicPr>
+                        <pic:blipFill rotWithShape="1">
+                          <a:blip r:embed="rId9" cstate="print">
+                            <a:extLst>
+                              <a:ext uri="{BEBA8EAE-BF5A-486C-A8C5-ECC9F3942E4B}">
+                                <a14:imgProps xmlns:a14="http://schemas.microsoft.com/office/drawing/2010/main">
+                                  <a14:imgLayer r:embed="rId10">
+                                    <a14:imgEffect>
+                                      <a14:brightnessContrast bright="40000" contrast="-40000"/>
+                                    </a14:imgEffect>
+                                  </a14:imgLayer>
+                                </a14:imgProps>
+                              </a:ext>
+                              <a:ext uri="{28A0092B-C50C-407E-A947-70E740481C1C}">
+                                <a14:useLocalDpi xmlns:a14="http://schemas.microsoft.com/office/drawing/2010/main" val="0"/>
+                              </a:ext>
+                            </a:extLst>
+                          </a:blip>
+                          <a:srcRect l="34308" t="48462" r="15933" b="27407"/>
+                          <a:stretch/>
+                        </pic:blipFill>
+                        <pic:spPr bwMode="auto">
+                          <a:xfrm>
+                            <a:off x="0" y="0"/>
+                            <a:ext cx="1006475" cy="650240"/>
+                          </a:xfrm>
+                          <a:prstGeom prst="rect">
+                            <a:avLst/>
+                          </a:prstGeom>
+                          <a:noFill/>
+                          <a:ln>
+                            <a:noFill/>
+                          </a:ln>
+                          <a:extLst>
+                            <a:ext uri="{53640926-AAD7-44D8-BBD7-CCE9431645EC}">
+                              <a14:shadowObscured xmlns:a14="http://schemas.microsoft.com/office/drawing/2010/main"/>
+                            </a:ext>
+                          </a:extLst>
+                        </pic:spPr>
+                      </pic:pic>
+                    </a:graphicData>
+                  </a:graphic>
+                  <wp14:sizeRelH relativeFrom="page">
+                    <wp14:pctWidth>0</wp14:pctWidth>
+                  </wp14:sizeRelH>
+                  <wp14:sizeRelV relativeFrom="page">
+                    <wp14:pctHeight>0</wp14:pctHeight>
+                  </wp14:sizeRelV>
+                </wp:anchor>
+              </w:drawing>
+            </w:r>
+          </w:p>
+          <w:p>
+            <w:pPr>
+              <w:rPr>
                 <w:rFonts w:ascii="Arial" w:eastAsia="Trebuchet MS" w:hAnsi="Arial" w:cs="Arial"/>
                 <w:b/>
                 <w:sz w:val="26"/>
@@ -11637,6 +13889,110 @@
                 <w:szCs w:val="26"/>
               </w:rPr>
             </w:pPr>
+            <w:r>
+              <w:rPr>
+                <w:rFonts w:ascii="Arial" w:hAnsi="Arial" w:cs="Arial"/>
+                <w:noProof/>
+              </w:rPr>
+              <w:drawing>
+                <wp:anchor distT="0" distB="0" distL="114300" distR="114300" simplePos="0" relativeHeight="251658240" behindDoc="0" locked="0" layoutInCell="1" allowOverlap="1" wp14:anchorId="042BF1E4" wp14:editId="5B7A2911">
+                  <wp:simplePos x="0" y="0"/>
+                  <wp:positionH relativeFrom="column">
+                    <wp:posOffset>424634</wp:posOffset>
+                  </wp:positionH>
+                  <wp:positionV relativeFrom="paragraph">
+                    <wp:posOffset>-98606</wp:posOffset>
+                  </wp:positionV>
+                  <wp:extent cx="876300" cy="576429"/>
+                  <wp:effectExtent l="0" t="0" r="0" b="0"/>
+                  <wp:wrapNone/>
+                  <wp:docPr id="2" name="Imagen 2"/>
+                  <wp:cNvGraphicFramePr>
+                    <a:graphicFrameLocks xmlns:a="http://schemas.openxmlformats.org/drawingml/2006/main" noChangeAspect="1"/>
+                  </wp:cNvGraphicFramePr>
+                  <a:graphic xmlns:a="http://schemas.openxmlformats.org/drawingml/2006/main">
+                    <a:graphicData uri="http://schemas.openxmlformats.org/drawingml/2006/picture">
+                      <pic:pic xmlns:pic="http://schemas.openxmlformats.org/drawingml/2006/picture">
+                        <pic:nvPicPr>
+                          <pic:cNvPr id="0" name="Picture 2"/>
+                          <pic:cNvPicPr>
+                            <a:picLocks noChangeAspect="1" noChangeArrowheads="1"/>
+                          </pic:cNvPicPr>
+                        </pic:nvPicPr>
+                        <pic:blipFill rotWithShape="1">
+                          <a:blip r:embed="rId11" cstate="print">
+                            <a:extLst>
+                              <a:ext uri="{BEBA8EAE-BF5A-486C-A8C5-ECC9F3942E4B}">
+                                <a14:imgProps xmlns:a14="http://schemas.microsoft.com/office/drawing/2010/main">
+                                  <a14:imgLayer r:embed="rId12">
+                                    <a14:imgEffect>
+                                      <a14:backgroundRemoval t="57500" b="72266" l="37500" r="66146">
+                                        <a14:foregroundMark x1="40208" y1="59922" x2="41354" y2="65938"/>
+                                        <a14:foregroundMark x1="41354" y1="65938" x2="37604" y2="60703"/>
+                                        <a14:foregroundMark x1="37604" y1="60703" x2="38854" y2="62969"/>
+                                        <a14:foregroundMark x1="47813" y1="59922" x2="54896" y2="57734"/>
+                                        <a14:foregroundMark x1="54896" y1="57734" x2="57292" y2="58672"/>
+                                        <a14:foregroundMark x1="42604" y1="68828" x2="42604" y2="68828"/>
+                                        <a14:foregroundMark x1="41667" y1="68750" x2="41667" y2="68750"/>
+                                        <a14:foregroundMark x1="50417" y1="71406" x2="50417" y2="71406"/>
+                                        <a14:foregroundMark x1="63333" y1="70938" x2="63333" y2="70938"/>
+                                        <a14:foregroundMark x1="60729" y1="70547" x2="60729" y2="70547"/>
+                                        <a14:foregroundMark x1="62396" y1="72266" x2="62396" y2="72266"/>
+                                        <a14:foregroundMark x1="37813" y1="71172" x2="37813" y2="71172"/>
+                                        <a14:foregroundMark x1="48958" y1="66875" x2="48958" y2="66875"/>
+                                        <a14:foregroundMark x1="48646" y1="65781" x2="48646" y2="65781"/>
+                                        <a14:foregroundMark x1="42292" y1="63984" x2="42292" y2="63984"/>
+                                        <a14:foregroundMark x1="65208" y1="64531" x2="65208" y2="64531"/>
+                                        <a14:foregroundMark x1="66042" y1="63359" x2="66042" y2="63359"/>
+                                        <a14:foregroundMark x1="66146" y1="67109" x2="66146" y2="67109"/>
+                                        <a14:foregroundMark x1="49271" y1="66641" x2="49271" y2="66641"/>
+                                        <a14:foregroundMark x1="49375" y1="67578" x2="49375" y2="67578"/>
+                                      </a14:backgroundRemoval>
+                                    </a14:imgEffect>
+                                    <a14:imgEffect>
+                                      <a14:brightnessContrast bright="40000" contrast="-40000"/>
+                                    </a14:imgEffect>
+                                  </a14:imgLayer>
+                                </a14:imgProps>
+                              </a:ext>
+                              <a:ext uri="{28A0092B-C50C-407E-A947-70E740481C1C}">
+                                <a14:useLocalDpi xmlns:a14="http://schemas.microsoft.com/office/drawing/2010/main" val="0"/>
+                              </a:ext>
+                            </a:extLst>
+                          </a:blip>
+                          <a:srcRect l="36856" t="57367" r="31387" b="26960"/>
+                          <a:stretch/>
+                        </pic:blipFill>
+                        <pic:spPr bwMode="auto">
+                          <a:xfrm>
+                            <a:off x="0" y="0"/>
+                            <a:ext cx="876300" cy="576429"/>
+                          </a:xfrm>
+                          <a:prstGeom prst="rect">
+                            <a:avLst/>
+                          </a:prstGeom>
+                          <a:noFill/>
+                          <a:ln>
+                            <a:noFill/>
+                          </a:ln>
+                          <a:extLst>
+                            <a:ext uri="{53640926-AAD7-44D8-BBD7-CCE9431645EC}">
+                              <a14:shadowObscured xmlns:a14="http://schemas.microsoft.com/office/drawing/2010/main"/>
+                            </a:ext>
+                          </a:extLst>
+                        </pic:spPr>
+                      </pic:pic>
+                    </a:graphicData>
+                  </a:graphic>
+                  <wp14:sizeRelH relativeFrom="margin">
+                    <wp14:pctWidth>0</wp14:pctWidth>
+                  </wp14:sizeRelH>
+                  <wp14:sizeRelV relativeFrom="margin">
+                    <wp14:pctHeight>0</wp14:pctHeight>
+                  </wp14:sizeRelV>
+                </wp:anchor>
+              </w:drawing>
+            </w:r>
           </w:p>
         </w:tc>
       </w:tr>
@@ -11656,25 +14012,16 @@
               <w:jc w:val="center"/>
               <w:rPr>
                 <w:rFonts w:ascii="Arial" w:hAnsi="Arial" w:cs="Arial"/>
-                <w:color w:val="FF0000"/>
-              </w:rPr>
-            </w:pPr>
-            <w:r>
-              <w:rPr>
-                <w:rFonts w:ascii="Arial" w:hAnsi="Arial" w:cs="Arial"/>
-                <w:color w:val="FF0000"/>
-              </w:rPr>
-              <w:t xml:space="preserve">Nombre del </w:t>
-            </w:r>
-            <w:proofErr w:type="spellStart"/>
-            <w:r>
-              <w:rPr>
-                <w:rFonts w:ascii="Arial" w:hAnsi="Arial" w:cs="Arial"/>
-                <w:color w:val="FF0000"/>
-              </w:rPr>
-              <w:t>cliente</w:t>
-            </w:r>
-            <w:proofErr w:type="spellEnd"/>
+                <w:color w:val="000000" w:themeColor="text1"/>
+              </w:rPr>
+            </w:pPr>
+            <w:r>
+              <w:rPr>
+                <w:rFonts w:ascii="Arial" w:hAnsi="Arial" w:cs="Arial"/>
+                <w:color w:val="000000" w:themeColor="text1"/>
+              </w:rPr>
+              <w:t>I. I. Julio Cesar Torres Hernández</w:t>
+            </w:r>
           </w:p>
           <w:p>
             <w:pPr>
@@ -11772,17 +14119,17 @@
               <w:jc w:val="center"/>
               <w:rPr>
                 <w:rFonts w:ascii="Arial" w:hAnsi="Arial" w:cs="Arial"/>
-                <w:color w:val="FF0000"/>
-                <w:lang w:val="es-MX"/>
-              </w:rPr>
-            </w:pPr>
-            <w:r>
-              <w:rPr>
-                <w:rFonts w:ascii="Arial" w:hAnsi="Arial" w:cs="Arial"/>
-                <w:color w:val="FF0000"/>
-                <w:lang w:val="es-MX"/>
-              </w:rPr>
-              <w:t>Nombre del líder</w:t>
+                <w:color w:val="000000" w:themeColor="text1"/>
+                <w:lang w:val="es-MX"/>
+              </w:rPr>
+            </w:pPr>
+            <w:r>
+              <w:rPr>
+                <w:rFonts w:ascii="Arial" w:hAnsi="Arial" w:cs="Arial"/>
+                <w:color w:val="000000" w:themeColor="text1"/>
+                <w:lang w:val="es-MX"/>
+              </w:rPr>
+              <w:t>Andrés Yismael Díaz Hernández</w:t>
             </w:r>
           </w:p>
           <w:p>
@@ -11804,118 +14151,6 @@
               </w:rPr>
               <w:t>Líder del proyecto</w:t>
             </w:r>
-          </w:p>
-        </w:tc>
-      </w:tr>
-      <w:tr>
-        <w:tc>
-          <w:tcPr>
-            <w:tcW w:w="3345" w:type="dxa"/>
-            <w:tcBorders>
-              <w:bottom w:val="single" w:sz="4" w:space="0" w:color="000000"/>
-            </w:tcBorders>
-            <w:tcMar>
-              <w:top w:w="100" w:type="dxa"/>
-              <w:left w:w="100" w:type="dxa"/>
-              <w:bottom w:w="100" w:type="dxa"/>
-              <w:right w:w="100" w:type="dxa"/>
-            </w:tcMar>
-          </w:tcPr>
-          <w:p>
-            <w:pPr>
-              <w:jc w:val="center"/>
-              <w:rPr>
-                <w:rFonts w:ascii="Arial" w:hAnsi="Arial" w:cs="Arial"/>
-                <w:lang w:val="es-MX"/>
-              </w:rPr>
-            </w:pPr>
-          </w:p>
-        </w:tc>
-        <w:tc>
-          <w:tcPr>
-            <w:tcW w:w="360" w:type="dxa"/>
-            <w:tcMar>
-              <w:top w:w="100" w:type="dxa"/>
-              <w:left w:w="100" w:type="dxa"/>
-              <w:bottom w:w="100" w:type="dxa"/>
-              <w:right w:w="100" w:type="dxa"/>
-            </w:tcMar>
-          </w:tcPr>
-          <w:p>
-            <w:pPr>
-              <w:rPr>
-                <w:rFonts w:ascii="Arial" w:eastAsia="Trebuchet MS" w:hAnsi="Arial" w:cs="Arial"/>
-                <w:b/>
-                <w:sz w:val="26"/>
-                <w:szCs w:val="26"/>
-                <w:lang w:val="es-MX"/>
-              </w:rPr>
-            </w:pPr>
-          </w:p>
-        </w:tc>
-        <w:tc>
-          <w:tcPr>
-            <w:tcW w:w="3015" w:type="dxa"/>
-            <w:tcMar>
-              <w:top w:w="100" w:type="dxa"/>
-              <w:left w:w="100" w:type="dxa"/>
-              <w:bottom w:w="100" w:type="dxa"/>
-              <w:right w:w="100" w:type="dxa"/>
-            </w:tcMar>
-          </w:tcPr>
-          <w:p>
-            <w:pPr>
-              <w:jc w:val="center"/>
-              <w:rPr>
-                <w:rFonts w:ascii="Arial" w:hAnsi="Arial" w:cs="Arial"/>
-                <w:lang w:val="es-MX"/>
-              </w:rPr>
-            </w:pPr>
-          </w:p>
-        </w:tc>
-        <w:tc>
-          <w:tcPr>
-            <w:tcW w:w="345" w:type="dxa"/>
-            <w:tcMar>
-              <w:top w:w="100" w:type="dxa"/>
-              <w:left w:w="100" w:type="dxa"/>
-              <w:bottom w:w="100" w:type="dxa"/>
-              <w:right w:w="100" w:type="dxa"/>
-            </w:tcMar>
-          </w:tcPr>
-          <w:p>
-            <w:pPr>
-              <w:rPr>
-                <w:rFonts w:ascii="Arial" w:eastAsia="Trebuchet MS" w:hAnsi="Arial" w:cs="Arial"/>
-                <w:b/>
-                <w:sz w:val="26"/>
-                <w:szCs w:val="26"/>
-                <w:lang w:val="es-MX"/>
-              </w:rPr>
-            </w:pPr>
-          </w:p>
-        </w:tc>
-        <w:tc>
-          <w:tcPr>
-            <w:tcW w:w="3060" w:type="dxa"/>
-            <w:tcBorders>
-              <w:bottom w:val="single" w:sz="4" w:space="0" w:color="000000"/>
-            </w:tcBorders>
-            <w:tcMar>
-              <w:top w:w="100" w:type="dxa"/>
-              <w:left w:w="100" w:type="dxa"/>
-              <w:bottom w:w="100" w:type="dxa"/>
-              <w:right w:w="100" w:type="dxa"/>
-            </w:tcMar>
-          </w:tcPr>
-          <w:p>
-            <w:pPr>
-              <w:jc w:val="center"/>
-              <w:rPr>
-                <w:rFonts w:ascii="Arial" w:hAnsi="Arial" w:cs="Arial"/>
-                <w:lang w:val="es-MX"/>
-              </w:rPr>
-            </w:pPr>
           </w:p>
         </w:tc>
       </w:tr>
@@ -11937,7 +14172,7 @@
         <w:rPr>
           <w:rFonts w:ascii="Arial" w:hAnsi="Arial" w:cs="Arial"/>
           <w:b/>
-          <w:color w:val="FF0000"/>
+          <w:color w:val="000000" w:themeColor="text1"/>
           <w:sz w:val="18"/>
           <w:szCs w:val="18"/>
         </w:rPr>
@@ -11946,599 +14181,76 @@
         <w:rPr>
           <w:rFonts w:ascii="Arial" w:hAnsi="Arial" w:cs="Arial"/>
           <w:b/>
-          <w:color w:val="FF0000"/>
+          <w:color w:val="000000" w:themeColor="text1"/>
           <w:sz w:val="18"/>
           <w:szCs w:val="18"/>
         </w:rPr>
-        <w:t xml:space="preserve">Fecha: DD/MM/AAAA </w:t>
-      </w:r>
-    </w:p>
-    <w:p>
-      <w:pPr>
+        <w:t xml:space="preserve">Fecha: </w:t>
+      </w:r>
+      <w:r>
         <w:rPr>
           <w:rFonts w:ascii="Arial" w:hAnsi="Arial" w:cs="Arial"/>
-          <w:color w:val="0A5394"/>
-          <w:sz w:val="40"/>
-          <w:szCs w:val="40"/>
-        </w:rPr>
-      </w:pPr>
-    </w:p>
-    <w:p>
-      <w:pPr>
+          <w:b/>
+          <w:color w:val="000000" w:themeColor="text1"/>
+          <w:sz w:val="18"/>
+          <w:szCs w:val="18"/>
+        </w:rPr>
+        <w:t>25</w:t>
+      </w:r>
+      <w:r>
         <w:rPr>
           <w:rFonts w:ascii="Arial" w:hAnsi="Arial" w:cs="Arial"/>
-          <w:color w:val="0A5394"/>
-          <w:sz w:val="40"/>
-          <w:szCs w:val="40"/>
-        </w:rPr>
-      </w:pPr>
-    </w:p>
-    <w:p>
-      <w:pPr>
+          <w:b/>
+          <w:color w:val="000000" w:themeColor="text1"/>
+          <w:sz w:val="18"/>
+          <w:szCs w:val="18"/>
+        </w:rPr>
+        <w:t>/</w:t>
+      </w:r>
+      <w:r>
         <w:rPr>
           <w:rFonts w:ascii="Arial" w:hAnsi="Arial" w:cs="Arial"/>
-        </w:rPr>
-      </w:pPr>
-    </w:p>
-    <w:p>
-      <w:pPr>
+          <w:b/>
+          <w:color w:val="000000" w:themeColor="text1"/>
+          <w:sz w:val="18"/>
+          <w:szCs w:val="18"/>
+        </w:rPr>
+        <w:t>01</w:t>
+      </w:r>
+      <w:r>
         <w:rPr>
           <w:rFonts w:ascii="Arial" w:hAnsi="Arial" w:cs="Arial"/>
-        </w:rPr>
-      </w:pPr>
-    </w:p>
-    <w:p>
-      <w:pPr>
+          <w:b/>
+          <w:color w:val="000000" w:themeColor="text1"/>
+          <w:sz w:val="18"/>
+          <w:szCs w:val="18"/>
+        </w:rPr>
+        <w:t>/</w:t>
+      </w:r>
+      <w:r>
         <w:rPr>
           <w:rFonts w:ascii="Arial" w:hAnsi="Arial" w:cs="Arial"/>
-        </w:rPr>
-      </w:pPr>
-    </w:p>
-    <w:p>
-      <w:pPr>
+          <w:b/>
+          <w:color w:val="000000" w:themeColor="text1"/>
+          <w:sz w:val="18"/>
+          <w:szCs w:val="18"/>
+        </w:rPr>
+        <w:t>2026</w:t>
+      </w:r>
+      <w:r>
         <w:rPr>
           <w:rFonts w:ascii="Arial" w:hAnsi="Arial" w:cs="Arial"/>
-        </w:rPr>
-      </w:pPr>
-    </w:p>
-    <w:p>
-      <w:pPr>
-        <w:rPr>
-          <w:rFonts w:ascii="Arial" w:hAnsi="Arial" w:cs="Arial"/>
-        </w:rPr>
-      </w:pPr>
-    </w:p>
-    <w:p>
-      <w:pPr>
-        <w:rPr>
-          <w:rFonts w:ascii="Arial" w:hAnsi="Arial" w:cs="Arial"/>
-        </w:rPr>
-      </w:pPr>
-    </w:p>
-    <w:p>
-      <w:pPr>
-        <w:rPr>
-          <w:rFonts w:ascii="Arial" w:hAnsi="Arial" w:cs="Arial"/>
-        </w:rPr>
-      </w:pPr>
-    </w:p>
-    <w:p>
-      <w:pPr>
-        <w:rPr>
-          <w:rFonts w:ascii="Arial" w:hAnsi="Arial" w:cs="Arial"/>
-        </w:rPr>
-      </w:pPr>
-    </w:p>
-    <w:p>
-      <w:pPr>
-        <w:rPr>
-          <w:rFonts w:ascii="Arial" w:hAnsi="Arial" w:cs="Arial"/>
-        </w:rPr>
-      </w:pPr>
-    </w:p>
-    <w:p>
-      <w:pPr>
-        <w:rPr>
-          <w:rFonts w:ascii="Arial" w:hAnsi="Arial" w:cs="Arial"/>
-        </w:rPr>
-      </w:pPr>
-    </w:p>
-    <w:p>
-      <w:pPr>
-        <w:rPr>
-          <w:rFonts w:ascii="Arial" w:hAnsi="Arial" w:cs="Arial"/>
-        </w:rPr>
-      </w:pPr>
-    </w:p>
-    <w:p>
-      <w:pPr>
-        <w:rPr>
-          <w:rFonts w:ascii="Arial" w:hAnsi="Arial" w:cs="Arial"/>
-        </w:rPr>
-      </w:pPr>
-    </w:p>
-    <w:p>
-      <w:pPr>
-        <w:rPr>
-          <w:rFonts w:ascii="Arial" w:hAnsi="Arial" w:cs="Arial"/>
-        </w:rPr>
-      </w:pPr>
-    </w:p>
-    <w:p>
-      <w:pPr>
-        <w:rPr>
-          <w:rFonts w:ascii="Arial" w:hAnsi="Arial" w:cs="Arial"/>
-          <w:color w:val="366090"/>
-          <w:sz w:val="40"/>
-          <w:szCs w:val="40"/>
-        </w:rPr>
-      </w:pPr>
-      <w:r>
-        <w:rPr>
-          <w:rFonts w:ascii="Arial" w:hAnsi="Arial" w:cs="Arial"/>
-          <w:color w:val="366090"/>
-          <w:sz w:val="40"/>
-          <w:szCs w:val="40"/>
-        </w:rPr>
-        <w:t xml:space="preserve">Control de Cambios </w:t>
-      </w:r>
-    </w:p>
-    <w:tbl>
-      <w:tblPr>
-        <w:tblStyle w:val="a6"/>
-        <w:tblW w:w="9215" w:type="dxa"/>
-        <w:tblInd w:w="15" w:type="dxa"/>
-        <w:tblBorders>
-          <w:top w:val="single" w:sz="12" w:space="0" w:color="073762"/>
-          <w:left w:val="single" w:sz="12" w:space="0" w:color="073762"/>
-          <w:bottom w:val="single" w:sz="12" w:space="0" w:color="073762"/>
-          <w:right w:val="single" w:sz="12" w:space="0" w:color="073762"/>
-          <w:insideH w:val="single" w:sz="12" w:space="0" w:color="073762"/>
-          <w:insideV w:val="single" w:sz="12" w:space="0" w:color="073762"/>
-        </w:tblBorders>
-        <w:tblLayout w:type="fixed"/>
-        <w:tblLook w:val="0000" w:firstRow="0" w:lastRow="0" w:firstColumn="0" w:lastColumn="0" w:noHBand="0" w:noVBand="0"/>
-      </w:tblPr>
-      <w:tblGrid>
-        <w:gridCol w:w="1415"/>
-        <w:gridCol w:w="2524"/>
-        <w:gridCol w:w="1416"/>
-        <w:gridCol w:w="3860"/>
-      </w:tblGrid>
-      <w:tr>
-        <w:trPr>
-          <w:trHeight w:val="432"/>
-        </w:trPr>
-        <w:tc>
-          <w:tcPr>
-            <w:tcW w:w="1415" w:type="dxa"/>
-            <w:tcBorders>
-              <w:bottom w:val="single" w:sz="18" w:space="0" w:color="073762"/>
-            </w:tcBorders>
-            <w:shd w:val="clear" w:color="auto" w:fill="F2F2F2"/>
-          </w:tcPr>
-          <w:p>
-            <w:pPr>
-              <w:pBdr>
-                <w:top w:val="nil"/>
-                <w:left w:val="nil"/>
-                <w:bottom w:val="nil"/>
-                <w:right w:val="nil"/>
-                <w:between w:val="nil"/>
-              </w:pBdr>
-              <w:spacing w:before="102"/>
-              <w:ind w:left="324"/>
-              <w:jc w:val="center"/>
-              <w:rPr>
-                <w:rFonts w:ascii="Arial" w:eastAsia="Arial" w:hAnsi="Arial" w:cs="Arial"/>
-                <w:b/>
-                <w:color w:val="000000"/>
-              </w:rPr>
-            </w:pPr>
-            <w:proofErr w:type="spellStart"/>
-            <w:r>
-              <w:rPr>
-                <w:rFonts w:ascii="Arial" w:eastAsia="Arial" w:hAnsi="Arial" w:cs="Arial"/>
-                <w:b/>
-                <w:color w:val="000000"/>
-              </w:rPr>
-              <w:t>Fecha</w:t>
-            </w:r>
-            <w:proofErr w:type="spellEnd"/>
-          </w:p>
-        </w:tc>
-        <w:tc>
-          <w:tcPr>
-            <w:tcW w:w="2524" w:type="dxa"/>
-            <w:tcBorders>
-              <w:bottom w:val="single" w:sz="18" w:space="0" w:color="073762"/>
-            </w:tcBorders>
-            <w:shd w:val="clear" w:color="auto" w:fill="F2F2F2"/>
-          </w:tcPr>
-          <w:p>
-            <w:pPr>
-              <w:pBdr>
-                <w:top w:val="nil"/>
-                <w:left w:val="nil"/>
-                <w:bottom w:val="nil"/>
-                <w:right w:val="nil"/>
-                <w:between w:val="nil"/>
-              </w:pBdr>
-              <w:spacing w:before="102"/>
-              <w:ind w:left="324"/>
-              <w:jc w:val="center"/>
-              <w:rPr>
-                <w:rFonts w:ascii="Arial" w:eastAsia="Arial" w:hAnsi="Arial" w:cs="Arial"/>
-                <w:b/>
-                <w:color w:val="000000"/>
-              </w:rPr>
-            </w:pPr>
-            <w:r>
-              <w:rPr>
-                <w:rFonts w:ascii="Arial" w:eastAsia="Arial" w:hAnsi="Arial" w:cs="Arial"/>
-                <w:b/>
-                <w:color w:val="000000"/>
-              </w:rPr>
-              <w:t>Autor (es)</w:t>
-            </w:r>
-          </w:p>
-        </w:tc>
-        <w:tc>
-          <w:tcPr>
-            <w:tcW w:w="1416" w:type="dxa"/>
-            <w:tcBorders>
-              <w:bottom w:val="single" w:sz="18" w:space="0" w:color="073762"/>
-            </w:tcBorders>
-            <w:shd w:val="clear" w:color="auto" w:fill="F1F1F1"/>
-          </w:tcPr>
-          <w:p>
-            <w:pPr>
-              <w:pBdr>
-                <w:top w:val="nil"/>
-                <w:left w:val="nil"/>
-                <w:bottom w:val="nil"/>
-                <w:right w:val="nil"/>
-                <w:between w:val="nil"/>
-              </w:pBdr>
-              <w:spacing w:before="102"/>
-              <w:jc w:val="center"/>
-              <w:rPr>
-                <w:rFonts w:ascii="Arial" w:eastAsia="Arial" w:hAnsi="Arial" w:cs="Arial"/>
-                <w:b/>
-                <w:color w:val="000000"/>
-              </w:rPr>
-            </w:pPr>
-            <w:proofErr w:type="spellStart"/>
-            <w:r>
-              <w:rPr>
-                <w:rFonts w:ascii="Arial" w:eastAsia="Arial" w:hAnsi="Arial" w:cs="Arial"/>
-                <w:b/>
-                <w:color w:val="000000"/>
-              </w:rPr>
-              <w:t>Versión</w:t>
-            </w:r>
-            <w:proofErr w:type="spellEnd"/>
-          </w:p>
-        </w:tc>
-        <w:tc>
-          <w:tcPr>
-            <w:tcW w:w="3860" w:type="dxa"/>
-            <w:tcBorders>
-              <w:bottom w:val="single" w:sz="18" w:space="0" w:color="073762"/>
-            </w:tcBorders>
-            <w:shd w:val="clear" w:color="auto" w:fill="F2F2F2"/>
-          </w:tcPr>
-          <w:p>
-            <w:pPr>
-              <w:pBdr>
-                <w:top w:val="nil"/>
-                <w:left w:val="nil"/>
-                <w:bottom w:val="nil"/>
-                <w:right w:val="nil"/>
-                <w:between w:val="nil"/>
-              </w:pBdr>
-              <w:spacing w:before="102"/>
-              <w:ind w:left="324"/>
-              <w:jc w:val="center"/>
-              <w:rPr>
-                <w:rFonts w:ascii="Arial" w:eastAsia="Arial" w:hAnsi="Arial" w:cs="Arial"/>
-                <w:b/>
-                <w:color w:val="000000"/>
-              </w:rPr>
-            </w:pPr>
-            <w:proofErr w:type="spellStart"/>
-            <w:r>
-              <w:rPr>
-                <w:rFonts w:ascii="Arial" w:eastAsia="Arial" w:hAnsi="Arial" w:cs="Arial"/>
-                <w:b/>
-                <w:color w:val="000000"/>
-              </w:rPr>
-              <w:t>Observaciones</w:t>
-            </w:r>
-            <w:proofErr w:type="spellEnd"/>
-          </w:p>
-        </w:tc>
-      </w:tr>
-      <w:tr>
-        <w:trPr>
-          <w:trHeight w:val="1795"/>
-        </w:trPr>
-        <w:tc>
-          <w:tcPr>
-            <w:tcW w:w="1415" w:type="dxa"/>
-            <w:tcBorders>
-              <w:top w:val="single" w:sz="18" w:space="0" w:color="073762"/>
-              <w:bottom w:val="single" w:sz="18" w:space="0" w:color="073762"/>
-            </w:tcBorders>
-          </w:tcPr>
-          <w:p>
-            <w:pPr>
-              <w:pBdr>
-                <w:top w:val="nil"/>
-                <w:left w:val="nil"/>
-                <w:bottom w:val="nil"/>
-                <w:right w:val="nil"/>
-                <w:between w:val="nil"/>
-              </w:pBdr>
-              <w:spacing w:before="122"/>
-              <w:ind w:left="105"/>
-              <w:rPr>
-                <w:rFonts w:ascii="Arial" w:eastAsia="Arial" w:hAnsi="Arial" w:cs="Arial"/>
-                <w:color w:val="FF0000"/>
-                <w:sz w:val="18"/>
-                <w:szCs w:val="18"/>
-              </w:rPr>
-            </w:pPr>
-            <w:proofErr w:type="spellStart"/>
-            <w:r>
-              <w:rPr>
-                <w:rFonts w:ascii="Arial" w:eastAsia="Arial" w:hAnsi="Arial" w:cs="Arial"/>
-                <w:color w:val="FF0000"/>
-                <w:sz w:val="18"/>
-                <w:szCs w:val="18"/>
-              </w:rPr>
-              <w:t>Fecha</w:t>
-            </w:r>
-            <w:proofErr w:type="spellEnd"/>
-            <w:r>
-              <w:rPr>
-                <w:rFonts w:ascii="Arial" w:eastAsia="Arial" w:hAnsi="Arial" w:cs="Arial"/>
-                <w:color w:val="FF0000"/>
-                <w:sz w:val="18"/>
-                <w:szCs w:val="18"/>
-              </w:rPr>
-              <w:t xml:space="preserve"> de </w:t>
-            </w:r>
-            <w:proofErr w:type="spellStart"/>
-            <w:r>
-              <w:rPr>
-                <w:rFonts w:ascii="Arial" w:eastAsia="Arial" w:hAnsi="Arial" w:cs="Arial"/>
-                <w:color w:val="FF0000"/>
-                <w:sz w:val="18"/>
-                <w:szCs w:val="18"/>
-              </w:rPr>
-              <w:t>cambios</w:t>
-            </w:r>
-            <w:proofErr w:type="spellEnd"/>
-          </w:p>
-        </w:tc>
-        <w:tc>
-          <w:tcPr>
-            <w:tcW w:w="2524" w:type="dxa"/>
-            <w:tcBorders>
-              <w:top w:val="single" w:sz="18" w:space="0" w:color="073762"/>
-              <w:bottom w:val="single" w:sz="18" w:space="0" w:color="073762"/>
-            </w:tcBorders>
-          </w:tcPr>
-          <w:p>
-            <w:pPr>
-              <w:pBdr>
-                <w:top w:val="nil"/>
-                <w:left w:val="nil"/>
-                <w:bottom w:val="nil"/>
-                <w:right w:val="nil"/>
-                <w:between w:val="nil"/>
-              </w:pBdr>
-              <w:spacing w:before="61" w:line="291" w:lineRule="auto"/>
-              <w:ind w:left="100" w:right="333"/>
-              <w:rPr>
-                <w:rFonts w:ascii="Arial" w:eastAsia="Arial" w:hAnsi="Arial" w:cs="Arial"/>
-                <w:color w:val="FF0000"/>
-                <w:sz w:val="18"/>
-                <w:szCs w:val="18"/>
-                <w:lang w:val="es-MX"/>
-              </w:rPr>
-            </w:pPr>
-            <w:r>
-              <w:rPr>
-                <w:rFonts w:ascii="Arial" w:eastAsia="Arial" w:hAnsi="Arial" w:cs="Arial"/>
-                <w:color w:val="FF0000"/>
-                <w:sz w:val="18"/>
-                <w:szCs w:val="18"/>
-                <w:lang w:val="es-MX"/>
-              </w:rPr>
-              <w:t>Persona o personas involucradas en el cambio del documento.</w:t>
-            </w:r>
-          </w:p>
-        </w:tc>
-        <w:tc>
-          <w:tcPr>
-            <w:tcW w:w="1416" w:type="dxa"/>
-            <w:tcBorders>
-              <w:top w:val="single" w:sz="18" w:space="0" w:color="073762"/>
-              <w:bottom w:val="single" w:sz="18" w:space="0" w:color="073762"/>
-            </w:tcBorders>
-          </w:tcPr>
-          <w:p>
-            <w:pPr>
-              <w:pBdr>
-                <w:top w:val="nil"/>
-                <w:left w:val="nil"/>
-                <w:bottom w:val="nil"/>
-                <w:right w:val="nil"/>
-                <w:between w:val="nil"/>
-              </w:pBdr>
-              <w:spacing w:before="122"/>
-              <w:ind w:left="105"/>
-              <w:rPr>
-                <w:rFonts w:ascii="Arial" w:eastAsia="Arial" w:hAnsi="Arial" w:cs="Arial"/>
-                <w:color w:val="FF0000"/>
-                <w:sz w:val="18"/>
-                <w:szCs w:val="18"/>
-              </w:rPr>
-            </w:pPr>
-            <w:proofErr w:type="spellStart"/>
-            <w:r>
-              <w:rPr>
-                <w:rFonts w:ascii="Arial" w:eastAsia="Arial" w:hAnsi="Arial" w:cs="Arial"/>
-                <w:color w:val="FF0000"/>
-                <w:sz w:val="18"/>
-                <w:szCs w:val="18"/>
-              </w:rPr>
-              <w:t>Número</w:t>
-            </w:r>
-            <w:proofErr w:type="spellEnd"/>
-            <w:r>
-              <w:rPr>
-                <w:rFonts w:ascii="Arial" w:eastAsia="Arial" w:hAnsi="Arial" w:cs="Arial"/>
-                <w:color w:val="FF0000"/>
-                <w:sz w:val="18"/>
-                <w:szCs w:val="18"/>
-              </w:rPr>
-              <w:t xml:space="preserve"> de </w:t>
-            </w:r>
-            <w:proofErr w:type="spellStart"/>
-            <w:r>
-              <w:rPr>
-                <w:rFonts w:ascii="Arial" w:eastAsia="Arial" w:hAnsi="Arial" w:cs="Arial"/>
-                <w:color w:val="FF0000"/>
-                <w:sz w:val="18"/>
-                <w:szCs w:val="18"/>
-              </w:rPr>
-              <w:t>versión</w:t>
-            </w:r>
-            <w:proofErr w:type="spellEnd"/>
-            <w:r>
-              <w:rPr>
-                <w:rFonts w:ascii="Arial" w:eastAsia="Arial" w:hAnsi="Arial" w:cs="Arial"/>
-                <w:color w:val="FF0000"/>
-                <w:sz w:val="18"/>
-                <w:szCs w:val="18"/>
-              </w:rPr>
-              <w:t xml:space="preserve"> </w:t>
-            </w:r>
-          </w:p>
-        </w:tc>
-        <w:tc>
-          <w:tcPr>
-            <w:tcW w:w="3860" w:type="dxa"/>
-            <w:tcBorders>
-              <w:top w:val="single" w:sz="18" w:space="0" w:color="073762"/>
-              <w:bottom w:val="single" w:sz="18" w:space="0" w:color="073762"/>
-            </w:tcBorders>
-          </w:tcPr>
-          <w:p>
-            <w:pPr>
-              <w:pBdr>
-                <w:top w:val="nil"/>
-                <w:left w:val="nil"/>
-                <w:bottom w:val="nil"/>
-                <w:right w:val="nil"/>
-                <w:between w:val="nil"/>
-              </w:pBdr>
-              <w:spacing w:before="122"/>
-              <w:ind w:left="90"/>
-              <w:rPr>
-                <w:rFonts w:ascii="Arial" w:eastAsia="Arial" w:hAnsi="Arial" w:cs="Arial"/>
-                <w:color w:val="FF0000"/>
-                <w:sz w:val="18"/>
-                <w:szCs w:val="18"/>
-              </w:rPr>
-            </w:pPr>
-            <w:proofErr w:type="spellStart"/>
-            <w:r>
-              <w:rPr>
-                <w:rFonts w:ascii="Arial" w:eastAsia="Arial" w:hAnsi="Arial" w:cs="Arial"/>
-                <w:color w:val="FF0000"/>
-                <w:sz w:val="18"/>
-                <w:szCs w:val="18"/>
-              </w:rPr>
-              <w:t>Cambios</w:t>
-            </w:r>
-            <w:proofErr w:type="spellEnd"/>
-            <w:r>
-              <w:rPr>
-                <w:rFonts w:ascii="Arial" w:eastAsia="Arial" w:hAnsi="Arial" w:cs="Arial"/>
-                <w:color w:val="FF0000"/>
-                <w:sz w:val="18"/>
-                <w:szCs w:val="18"/>
-              </w:rPr>
-              <w:t xml:space="preserve"> </w:t>
-            </w:r>
-            <w:proofErr w:type="spellStart"/>
-            <w:r>
-              <w:rPr>
-                <w:rFonts w:ascii="Arial" w:eastAsia="Arial" w:hAnsi="Arial" w:cs="Arial"/>
-                <w:color w:val="FF0000"/>
-                <w:sz w:val="18"/>
-                <w:szCs w:val="18"/>
-              </w:rPr>
-              <w:t>realizados</w:t>
-            </w:r>
-            <w:proofErr w:type="spellEnd"/>
-            <w:r>
-              <w:rPr>
-                <w:rFonts w:ascii="Arial" w:eastAsia="Arial" w:hAnsi="Arial" w:cs="Arial"/>
-                <w:color w:val="FF0000"/>
-                <w:sz w:val="18"/>
-                <w:szCs w:val="18"/>
-              </w:rPr>
-              <w:t xml:space="preserve"> al </w:t>
-            </w:r>
-            <w:proofErr w:type="spellStart"/>
-            <w:r>
-              <w:rPr>
-                <w:rFonts w:ascii="Arial" w:eastAsia="Arial" w:hAnsi="Arial" w:cs="Arial"/>
-                <w:color w:val="FF0000"/>
-                <w:sz w:val="18"/>
-                <w:szCs w:val="18"/>
-              </w:rPr>
-              <w:t>documento</w:t>
-            </w:r>
-            <w:proofErr w:type="spellEnd"/>
-            <w:r>
-              <w:rPr>
-                <w:rFonts w:ascii="Arial" w:eastAsia="Arial" w:hAnsi="Arial" w:cs="Arial"/>
-                <w:color w:val="FF0000"/>
-                <w:sz w:val="18"/>
-                <w:szCs w:val="18"/>
-              </w:rPr>
-              <w:t xml:space="preserve">. </w:t>
-            </w:r>
-          </w:p>
-        </w:tc>
-      </w:tr>
-    </w:tbl>
-    <w:p>
-      <w:pPr>
-        <w:rPr>
-          <w:rFonts w:ascii="Arial" w:hAnsi="Arial" w:cs="Arial"/>
-          <w:color w:val="366090"/>
-          <w:sz w:val="40"/>
-          <w:szCs w:val="40"/>
-        </w:rPr>
-      </w:pPr>
-    </w:p>
-    <w:p>
-      <w:pPr>
-        <w:rPr>
-          <w:rFonts w:ascii="Arial" w:hAnsi="Arial" w:cs="Arial"/>
-        </w:rPr>
-      </w:pPr>
+          <w:b/>
+          <w:color w:val="000000" w:themeColor="text1"/>
+          <w:sz w:val="18"/>
+          <w:szCs w:val="18"/>
+        </w:rPr>
+        <w:t xml:space="preserve"> </w:t>
+      </w:r>
     </w:p>
     <w:sectPr>
-      <w:headerReference w:type="default" r:id="rId8"/>
-      <w:footerReference w:type="default" r:id="rId9"/>
+      <w:headerReference w:type="default" r:id="rId13"/>
+      <w:footerReference w:type="default" r:id="rId14"/>
       <w:pgSz w:w="12240" w:h="15840"/>
       <w:pgMar w:top="1701" w:right="1701" w:bottom="1417" w:left="1701" w:header="708" w:footer="708" w:gutter="0"/>
       <w:pgNumType w:start="1"/>
@@ -12550,7 +14262,7 @@
 </file>
 
 <file path=word/endnotes.xml><?xml version="1.0" encoding="utf-8"?>
-<w:endnotes xmlns:wpc="http://schemas.microsoft.com/office/word/2010/wordprocessingCanvas" xmlns:cx="http://schemas.microsoft.com/office/drawing/2014/chartex" xmlns:cx1="http://schemas.microsoft.com/office/drawing/2015/9/8/chartex" xmlns:cx2="http://schemas.microsoft.com/office/drawing/2015/10/21/chartex" xmlns:cx3="http://schemas.microsoft.com/office/drawing/2016/5/9/chartex" xmlns:cx4="http://schemas.microsoft.com/office/drawing/2016/5/10/chartex" xmlns:cx5="http://schemas.microsoft.com/office/drawing/2016/5/11/chartex" xmlns:cx6="http://schemas.microsoft.com/office/drawing/2016/5/12/chartex" xmlns:cx7="http://schemas.microsoft.com/office/drawing/2016/5/13/chartex" xmlns:cx8="http://schemas.microsoft.com/office/drawing/2016/5/14/chartex" xmlns:mc="http://schemas.openxmlformats.org/markup-compatibility/2006" xmlns:aink="http://schemas.microsoft.com/office/drawing/2016/ink" xmlns:am3d="http://schemas.microsoft.com/office/drawing/2017/model3d" xmlns:o="urn:schemas-microsoft-com:office:office" xmlns:oel="http://schemas.microsoft.com/office/2019/extlst" xmlns:r="http://schemas.openxmlformats.org/officeDocument/2006/relationships" xmlns:m="http://schemas.openxmlformats.org/officeDocument/2006/math" xmlns:v="urn:schemas-microsoft-com:vml" xmlns:wp14="http://schemas.microsoft.com/office/word/2010/wordprocessingDrawing" xmlns:wp="http://schemas.openxmlformats.org/drawingml/2006/wordprocessingDrawing" xmlns:w10="urn:schemas-microsoft-com:office:word" xmlns:w="http://schemas.openxmlformats.org/wordprocessingml/2006/main" xmlns:w14="http://schemas.microsoft.com/office/word/2010/wordml" xmlns:w15="http://schemas.microsoft.com/office/word/2012/wordml" xmlns:w16cex="http://schemas.microsoft.com/office/word/2018/wordml/cex" xmlns:w16cid="http://schemas.microsoft.com/office/word/2016/wordml/cid" xmlns:w16="http://schemas.microsoft.com/office/word/2018/wordml" xmlns:w16du="http://schemas.microsoft.com/office/word/2023/wordml/word16du" xmlns:w16sdtdh="http://schemas.microsoft.com/office/word/2020/wordml/sdtdatahash" xmlns:w16sdtfl="http://schemas.microsoft.com/office/word/2024/wordml/sdtformatlock" xmlns:w16se="http://schemas.microsoft.com/office/word/2015/wordml/symex" xmlns:wpg="http://schemas.microsoft.com/office/word/2010/wordprocessingGroup" xmlns:wpi="http://schemas.microsoft.com/office/word/2010/wordprocessingInk" xmlns:wne="http://schemas.microsoft.com/office/word/2006/wordml" xmlns:wps="http://schemas.microsoft.com/office/word/2010/wordprocessingShape" mc:Ignorable="w14 w15 w16se w16cid w16 w16cex w16sdtdh w16sdtfl w16du wp14">
+<w:endnotes xmlns:wpc="http://schemas.microsoft.com/office/word/2010/wordprocessingCanvas" xmlns:cx="http://schemas.microsoft.com/office/drawing/2014/chartex" xmlns:cx1="http://schemas.microsoft.com/office/drawing/2015/9/8/chartex" xmlns:cx2="http://schemas.microsoft.com/office/drawing/2015/10/21/chartex" xmlns:cx3="http://schemas.microsoft.com/office/drawing/2016/5/9/chartex" xmlns:cx4="http://schemas.microsoft.com/office/drawing/2016/5/10/chartex" xmlns:cx5="http://schemas.microsoft.com/office/drawing/2016/5/11/chartex" xmlns:cx6="http://schemas.microsoft.com/office/drawing/2016/5/12/chartex" xmlns:cx7="http://schemas.microsoft.com/office/drawing/2016/5/13/chartex" xmlns:cx8="http://schemas.microsoft.com/office/drawing/2016/5/14/chartex" xmlns:mc="http://schemas.openxmlformats.org/markup-compatibility/2006" xmlns:aink="http://schemas.microsoft.com/office/drawing/2016/ink" xmlns:am3d="http://schemas.microsoft.com/office/drawing/2017/model3d" xmlns:o="urn:schemas-microsoft-com:office:office" xmlns:r="http://schemas.openxmlformats.org/officeDocument/2006/relationships" xmlns:m="http://schemas.openxmlformats.org/officeDocument/2006/math" xmlns:v="urn:schemas-microsoft-com:vml" xmlns:wp14="http://schemas.microsoft.com/office/word/2010/wordprocessingDrawing" xmlns:wp="http://schemas.openxmlformats.org/drawingml/2006/wordprocessingDrawing" xmlns:w10="urn:schemas-microsoft-com:office:word" xmlns:w="http://schemas.openxmlformats.org/wordprocessingml/2006/main" xmlns:w14="http://schemas.microsoft.com/office/word/2010/wordml" xmlns:w15="http://schemas.microsoft.com/office/word/2012/wordml" xmlns:w16cex="http://schemas.microsoft.com/office/word/2018/wordml/cex" xmlns:w16cid="http://schemas.microsoft.com/office/word/2016/wordml/cid" xmlns:w16="http://schemas.microsoft.com/office/word/2018/wordml" xmlns:w16sdtdh="http://schemas.microsoft.com/office/word/2020/wordml/sdtdatahash" xmlns:w16se="http://schemas.microsoft.com/office/word/2015/wordml/symex" xmlns:wpg="http://schemas.microsoft.com/office/word/2010/wordprocessingGroup" xmlns:wpi="http://schemas.microsoft.com/office/word/2010/wordprocessingInk" xmlns:wne="http://schemas.microsoft.com/office/word/2006/wordml" xmlns:wps="http://schemas.microsoft.com/office/word/2010/wordprocessingShape" mc:Ignorable="w14 w15 w16se w16cid w16 w16cex w16sdtdh wp14">
   <w:endnote w:type="separator" w:id="-1">
     <w:p>
       <w:pPr>
@@ -12575,7 +14287,7 @@
 </file>
 
 <file path=word/footer1.xml><?xml version="1.0" encoding="utf-8"?>
-<w:ftr xmlns:wpc="http://schemas.microsoft.com/office/word/2010/wordprocessingCanvas" xmlns:cx="http://schemas.microsoft.com/office/drawing/2014/chartex" xmlns:cx1="http://schemas.microsoft.com/office/drawing/2015/9/8/chartex" xmlns:cx2="http://schemas.microsoft.com/office/drawing/2015/10/21/chartex" xmlns:cx3="http://schemas.microsoft.com/office/drawing/2016/5/9/chartex" xmlns:cx4="http://schemas.microsoft.com/office/drawing/2016/5/10/chartex" xmlns:cx5="http://schemas.microsoft.com/office/drawing/2016/5/11/chartex" xmlns:cx6="http://schemas.microsoft.com/office/drawing/2016/5/12/chartex" xmlns:cx7="http://schemas.microsoft.com/office/drawing/2016/5/13/chartex" xmlns:cx8="http://schemas.microsoft.com/office/drawing/2016/5/14/chartex" xmlns:mc="http://schemas.openxmlformats.org/markup-compatibility/2006" xmlns:aink="http://schemas.microsoft.com/office/drawing/2016/ink" xmlns:am3d="http://schemas.microsoft.com/office/drawing/2017/model3d" xmlns:o="urn:schemas-microsoft-com:office:office" xmlns:oel="http://schemas.microsoft.com/office/2019/extlst" xmlns:r="http://schemas.openxmlformats.org/officeDocument/2006/relationships" xmlns:m="http://schemas.openxmlformats.org/officeDocument/2006/math" xmlns:v="urn:schemas-microsoft-com:vml" xmlns:wp14="http://schemas.microsoft.com/office/word/2010/wordprocessingDrawing" xmlns:wp="http://schemas.openxmlformats.org/drawingml/2006/wordprocessingDrawing" xmlns:w10="urn:schemas-microsoft-com:office:word" xmlns:w="http://schemas.openxmlformats.org/wordprocessingml/2006/main" xmlns:w14="http://schemas.microsoft.com/office/word/2010/wordml" xmlns:w15="http://schemas.microsoft.com/office/word/2012/wordml" xmlns:w16cex="http://schemas.microsoft.com/office/word/2018/wordml/cex" xmlns:w16cid="http://schemas.microsoft.com/office/word/2016/wordml/cid" xmlns:w16="http://schemas.microsoft.com/office/word/2018/wordml" xmlns:w16du="http://schemas.microsoft.com/office/word/2023/wordml/word16du" xmlns:w16sdtdh="http://schemas.microsoft.com/office/word/2020/wordml/sdtdatahash" xmlns:w16sdtfl="http://schemas.microsoft.com/office/word/2024/wordml/sdtformatlock" xmlns:w16se="http://schemas.microsoft.com/office/word/2015/wordml/symex" xmlns:wpg="http://schemas.microsoft.com/office/word/2010/wordprocessingGroup" xmlns:wpi="http://schemas.microsoft.com/office/word/2010/wordprocessingInk" xmlns:wne="http://schemas.microsoft.com/office/word/2006/wordml" xmlns:wps="http://schemas.microsoft.com/office/word/2010/wordprocessingShape" mc:Ignorable="w14 w15 w16se w16cid w16 w16cex w16sdtdh w16sdtfl w16du wp14">
+<w:ftr xmlns:wpc="http://schemas.microsoft.com/office/word/2010/wordprocessingCanvas" xmlns:cx="http://schemas.microsoft.com/office/drawing/2014/chartex" xmlns:cx1="http://schemas.microsoft.com/office/drawing/2015/9/8/chartex" xmlns:cx2="http://schemas.microsoft.com/office/drawing/2015/10/21/chartex" xmlns:cx3="http://schemas.microsoft.com/office/drawing/2016/5/9/chartex" xmlns:cx4="http://schemas.microsoft.com/office/drawing/2016/5/10/chartex" xmlns:cx5="http://schemas.microsoft.com/office/drawing/2016/5/11/chartex" xmlns:cx6="http://schemas.microsoft.com/office/drawing/2016/5/12/chartex" xmlns:cx7="http://schemas.microsoft.com/office/drawing/2016/5/13/chartex" xmlns:cx8="http://schemas.microsoft.com/office/drawing/2016/5/14/chartex" xmlns:mc="http://schemas.openxmlformats.org/markup-compatibility/2006" xmlns:aink="http://schemas.microsoft.com/office/drawing/2016/ink" xmlns:am3d="http://schemas.microsoft.com/office/drawing/2017/model3d" xmlns:o="urn:schemas-microsoft-com:office:office" xmlns:r="http://schemas.openxmlformats.org/officeDocument/2006/relationships" xmlns:m="http://schemas.openxmlformats.org/officeDocument/2006/math" xmlns:v="urn:schemas-microsoft-com:vml" xmlns:wp14="http://schemas.microsoft.com/office/word/2010/wordprocessingDrawing" xmlns:wp="http://schemas.openxmlformats.org/drawingml/2006/wordprocessingDrawing" xmlns:w10="urn:schemas-microsoft-com:office:word" xmlns:w="http://schemas.openxmlformats.org/wordprocessingml/2006/main" xmlns:w14="http://schemas.microsoft.com/office/word/2010/wordml" xmlns:w15="http://schemas.microsoft.com/office/word/2012/wordml" xmlns:w16cex="http://schemas.microsoft.com/office/word/2018/wordml/cex" xmlns:w16cid="http://schemas.microsoft.com/office/word/2016/wordml/cid" xmlns:w16="http://schemas.microsoft.com/office/word/2018/wordml" xmlns:w16sdtdh="http://schemas.microsoft.com/office/word/2020/wordml/sdtdatahash" xmlns:w16se="http://schemas.microsoft.com/office/word/2015/wordml/symex" xmlns:wpg="http://schemas.microsoft.com/office/word/2010/wordprocessingGroup" xmlns:wpi="http://schemas.microsoft.com/office/word/2010/wordprocessingInk" xmlns:wne="http://schemas.microsoft.com/office/word/2006/wordml" xmlns:wps="http://schemas.microsoft.com/office/word/2010/wordprocessingShape" mc:Ignorable="w14 w15 w16se w16cid w16 w16cex w16sdtdh wp14">
   <w:p>
     <w:pPr>
       <w:pBdr>
@@ -12671,7 +14383,7 @@
         </mc:Choice>
         <mc:Fallback>
           <w:pict>
-            <v:rect w14:anchorId="0164D5D8" id="Rectángulo 1455666054" o:spid="_x0000_s1028" style="position:absolute;margin-left:-24pt;margin-top:735pt;width:275.65pt;height:21.3pt;z-index:-251654144;visibility:visible;mso-wrap-style:square;mso-wrap-distance-left:0;mso-wrap-distance-top:0;mso-wrap-distance-right:0;mso-wrap-distance-bottom:0;mso-position-horizontal:absolute;mso-position-horizontal-relative:text;mso-position-vertical:absolute;mso-position-vertical-relative:text;v-text-anchor:top" o:gfxdata="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" filled="f" stroked="f">
+            <v:rect w14:anchorId="0164D5D8" id="Rectángulo 1455666054" o:spid="_x0000_s1028" style="position:absolute;margin-left:-24pt;margin-top:735pt;width:275.65pt;height:21.3pt;z-index:-251654144;visibility:visible;mso-wrap-style:square;mso-wrap-distance-left:0;mso-wrap-distance-top:0;mso-wrap-distance-right:0;mso-wrap-distance-bottom:0;mso-position-horizontal:absolute;mso-position-horizontal-relative:text;mso-position-vertical:absolute;mso-position-vertical-relative:text;v-text-anchor:top" o:gfxdata="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" filled="f" stroked="f">
               <v:textbox inset="0,0,0,0">
                 <w:txbxContent>
                   <w:p>
@@ -12711,7 +14423,7 @@
 </file>
 
 <file path=word/footnotes.xml><?xml version="1.0" encoding="utf-8"?>
-<w:footnotes xmlns:wpc="http://schemas.microsoft.com/office/word/2010/wordprocessingCanvas" xmlns:cx="http://schemas.microsoft.com/office/drawing/2014/chartex" xmlns:cx1="http://schemas.microsoft.com/office/drawing/2015/9/8/chartex" xmlns:cx2="http://schemas.microsoft.com/office/drawing/2015/10/21/chartex" xmlns:cx3="http://schemas.microsoft.com/office/drawing/2016/5/9/chartex" xmlns:cx4="http://schemas.microsoft.com/office/drawing/2016/5/10/chartex" xmlns:cx5="http://schemas.microsoft.com/office/drawing/2016/5/11/chartex" xmlns:cx6="http://schemas.microsoft.com/office/drawing/2016/5/12/chartex" xmlns:cx7="http://schemas.microsoft.com/office/drawing/2016/5/13/chartex" xmlns:cx8="http://schemas.microsoft.com/office/drawing/2016/5/14/chartex" xmlns:mc="http://schemas.openxmlformats.org/markup-compatibility/2006" xmlns:aink="http://schemas.microsoft.com/office/drawing/2016/ink" xmlns:am3d="http://schemas.microsoft.com/office/drawing/2017/model3d" xmlns:o="urn:schemas-microsoft-com:office:office" xmlns:oel="http://schemas.microsoft.com/office/2019/extlst" xmlns:r="http://schemas.openxmlformats.org/officeDocument/2006/relationships" xmlns:m="http://schemas.openxmlformats.org/officeDocument/2006/math" xmlns:v="urn:schemas-microsoft-com:vml" xmlns:wp14="http://schemas.microsoft.com/office/word/2010/wordprocessingDrawing" xmlns:wp="http://schemas.openxmlformats.org/drawingml/2006/wordprocessingDrawing" xmlns:w10="urn:schemas-microsoft-com:office:word" xmlns:w="http://schemas.openxmlformats.org/wordprocessingml/2006/main" xmlns:w14="http://schemas.microsoft.com/office/word/2010/wordml" xmlns:w15="http://schemas.microsoft.com/office/word/2012/wordml" xmlns:w16cex="http://schemas.microsoft.com/office/word/2018/wordml/cex" xmlns:w16cid="http://schemas.microsoft.com/office/word/2016/wordml/cid" xmlns:w16="http://schemas.microsoft.com/office/word/2018/wordml" xmlns:w16du="http://schemas.microsoft.com/office/word/2023/wordml/word16du" xmlns:w16sdtdh="http://schemas.microsoft.com/office/word/2020/wordml/sdtdatahash" xmlns:w16sdtfl="http://schemas.microsoft.com/office/word/2024/wordml/sdtformatlock" xmlns:w16se="http://schemas.microsoft.com/office/word/2015/wordml/symex" xmlns:wpg="http://schemas.microsoft.com/office/word/2010/wordprocessingGroup" xmlns:wpi="http://schemas.microsoft.com/office/word/2010/wordprocessingInk" xmlns:wne="http://schemas.microsoft.com/office/word/2006/wordml" xmlns:wps="http://schemas.microsoft.com/office/word/2010/wordprocessingShape" mc:Ignorable="w14 w15 w16se w16cid w16 w16cex w16sdtdh w16sdtfl w16du wp14">
+<w:footnotes xmlns:wpc="http://schemas.microsoft.com/office/word/2010/wordprocessingCanvas" xmlns:cx="http://schemas.microsoft.com/office/drawing/2014/chartex" xmlns:cx1="http://schemas.microsoft.com/office/drawing/2015/9/8/chartex" xmlns:cx2="http://schemas.microsoft.com/office/drawing/2015/10/21/chartex" xmlns:cx3="http://schemas.microsoft.com/office/drawing/2016/5/9/chartex" xmlns:cx4="http://schemas.microsoft.com/office/drawing/2016/5/10/chartex" xmlns:cx5="http://schemas.microsoft.com/office/drawing/2016/5/11/chartex" xmlns:cx6="http://schemas.microsoft.com/office/drawing/2016/5/12/chartex" xmlns:cx7="http://schemas.microsoft.com/office/drawing/2016/5/13/chartex" xmlns:cx8="http://schemas.microsoft.com/office/drawing/2016/5/14/chartex" xmlns:mc="http://schemas.openxmlformats.org/markup-compatibility/2006" xmlns:aink="http://schemas.microsoft.com/office/drawing/2016/ink" xmlns:am3d="http://schemas.microsoft.com/office/drawing/2017/model3d" xmlns:o="urn:schemas-microsoft-com:office:office" xmlns:r="http://schemas.openxmlformats.org/officeDocument/2006/relationships" xmlns:m="http://schemas.openxmlformats.org/officeDocument/2006/math" xmlns:v="urn:schemas-microsoft-com:vml" xmlns:wp14="http://schemas.microsoft.com/office/word/2010/wordprocessingDrawing" xmlns:wp="http://schemas.openxmlformats.org/drawingml/2006/wordprocessingDrawing" xmlns:w10="urn:schemas-microsoft-com:office:word" xmlns:w="http://schemas.openxmlformats.org/wordprocessingml/2006/main" xmlns:w14="http://schemas.microsoft.com/office/word/2010/wordml" xmlns:w15="http://schemas.microsoft.com/office/word/2012/wordml" xmlns:w16cex="http://schemas.microsoft.com/office/word/2018/wordml/cex" xmlns:w16cid="http://schemas.microsoft.com/office/word/2016/wordml/cid" xmlns:w16="http://schemas.microsoft.com/office/word/2018/wordml" xmlns:w16sdtdh="http://schemas.microsoft.com/office/word/2020/wordml/sdtdatahash" xmlns:w16se="http://schemas.microsoft.com/office/word/2015/wordml/symex" xmlns:wpg="http://schemas.microsoft.com/office/word/2010/wordprocessingGroup" xmlns:wpi="http://schemas.microsoft.com/office/word/2010/wordprocessingInk" xmlns:wne="http://schemas.microsoft.com/office/word/2006/wordml" xmlns:wps="http://schemas.microsoft.com/office/word/2010/wordprocessingShape" mc:Ignorable="w14 w15 w16se w16cid w16 w16cex w16sdtdh wp14">
   <w:footnote w:type="separator" w:id="-1">
     <w:p>
       <w:pPr>
@@ -12736,7 +14448,7 @@
 </file>
 
 <file path=word/header1.xml><?xml version="1.0" encoding="utf-8"?>
-<w:hdr xmlns:wpc="http://schemas.microsoft.com/office/word/2010/wordprocessingCanvas" xmlns:cx="http://schemas.microsoft.com/office/drawing/2014/chartex" xmlns:cx1="http://schemas.microsoft.com/office/drawing/2015/9/8/chartex" xmlns:cx2="http://schemas.microsoft.com/office/drawing/2015/10/21/chartex" xmlns:cx3="http://schemas.microsoft.com/office/drawing/2016/5/9/chartex" xmlns:cx4="http://schemas.microsoft.com/office/drawing/2016/5/10/chartex" xmlns:cx5="http://schemas.microsoft.com/office/drawing/2016/5/11/chartex" xmlns:cx6="http://schemas.microsoft.com/office/drawing/2016/5/12/chartex" xmlns:cx7="http://schemas.microsoft.com/office/drawing/2016/5/13/chartex" xmlns:cx8="http://schemas.microsoft.com/office/drawing/2016/5/14/chartex" xmlns:mc="http://schemas.openxmlformats.org/markup-compatibility/2006" xmlns:aink="http://schemas.microsoft.com/office/drawing/2016/ink" xmlns:am3d="http://schemas.microsoft.com/office/drawing/2017/model3d" xmlns:o="urn:schemas-microsoft-com:office:office" xmlns:oel="http://schemas.microsoft.com/office/2019/extlst" xmlns:r="http://schemas.openxmlformats.org/officeDocument/2006/relationships" xmlns:m="http://schemas.openxmlformats.org/officeDocument/2006/math" xmlns:v="urn:schemas-microsoft-com:vml" xmlns:wp14="http://schemas.microsoft.com/office/word/2010/wordprocessingDrawing" xmlns:wp="http://schemas.openxmlformats.org/drawingml/2006/wordprocessingDrawing" xmlns:w10="urn:schemas-microsoft-com:office:word" xmlns:w="http://schemas.openxmlformats.org/wordprocessingml/2006/main" xmlns:w14="http://schemas.microsoft.com/office/word/2010/wordml" xmlns:w15="http://schemas.microsoft.com/office/word/2012/wordml" xmlns:w16cex="http://schemas.microsoft.com/office/word/2018/wordml/cex" xmlns:w16cid="http://schemas.microsoft.com/office/word/2016/wordml/cid" xmlns:w16="http://schemas.microsoft.com/office/word/2018/wordml" xmlns:w16du="http://schemas.microsoft.com/office/word/2023/wordml/word16du" xmlns:w16sdtdh="http://schemas.microsoft.com/office/word/2020/wordml/sdtdatahash" xmlns:w16sdtfl="http://schemas.microsoft.com/office/word/2024/wordml/sdtformatlock" xmlns:w16se="http://schemas.microsoft.com/office/word/2015/wordml/symex" xmlns:wpg="http://schemas.microsoft.com/office/word/2010/wordprocessingGroup" xmlns:wpi="http://schemas.microsoft.com/office/word/2010/wordprocessingInk" xmlns:wne="http://schemas.microsoft.com/office/word/2006/wordml" xmlns:wps="http://schemas.microsoft.com/office/word/2010/wordprocessingShape" mc:Ignorable="w14 w15 w16se w16cid w16 w16cex w16sdtdh w16sdtfl w16du wp14">
+<w:hdr xmlns:wpc="http://schemas.microsoft.com/office/word/2010/wordprocessingCanvas" xmlns:cx="http://schemas.microsoft.com/office/drawing/2014/chartex" xmlns:cx1="http://schemas.microsoft.com/office/drawing/2015/9/8/chartex" xmlns:cx2="http://schemas.microsoft.com/office/drawing/2015/10/21/chartex" xmlns:cx3="http://schemas.microsoft.com/office/drawing/2016/5/9/chartex" xmlns:cx4="http://schemas.microsoft.com/office/drawing/2016/5/10/chartex" xmlns:cx5="http://schemas.microsoft.com/office/drawing/2016/5/11/chartex" xmlns:cx6="http://schemas.microsoft.com/office/drawing/2016/5/12/chartex" xmlns:cx7="http://schemas.microsoft.com/office/drawing/2016/5/13/chartex" xmlns:cx8="http://schemas.microsoft.com/office/drawing/2016/5/14/chartex" xmlns:mc="http://schemas.openxmlformats.org/markup-compatibility/2006" xmlns:aink="http://schemas.microsoft.com/office/drawing/2016/ink" xmlns:am3d="http://schemas.microsoft.com/office/drawing/2017/model3d" xmlns:o="urn:schemas-microsoft-com:office:office" xmlns:r="http://schemas.openxmlformats.org/officeDocument/2006/relationships" xmlns:m="http://schemas.openxmlformats.org/officeDocument/2006/math" xmlns:v="urn:schemas-microsoft-com:vml" xmlns:wp14="http://schemas.microsoft.com/office/word/2010/wordprocessingDrawing" xmlns:wp="http://schemas.openxmlformats.org/drawingml/2006/wordprocessingDrawing" xmlns:w10="urn:schemas-microsoft-com:office:word" xmlns:w="http://schemas.openxmlformats.org/wordprocessingml/2006/main" xmlns:w14="http://schemas.microsoft.com/office/word/2010/wordml" xmlns:w15="http://schemas.microsoft.com/office/word/2012/wordml" xmlns:w16cex="http://schemas.microsoft.com/office/word/2018/wordml/cex" xmlns:w16cid="http://schemas.microsoft.com/office/word/2016/wordml/cid" xmlns:w16="http://schemas.microsoft.com/office/word/2018/wordml" xmlns:w16sdtdh="http://schemas.microsoft.com/office/word/2020/wordml/sdtdatahash" xmlns:w16se="http://schemas.microsoft.com/office/word/2015/wordml/symex" xmlns:wpg="http://schemas.microsoft.com/office/word/2010/wordprocessingGroup" xmlns:wpi="http://schemas.microsoft.com/office/word/2010/wordprocessingInk" xmlns:wne="http://schemas.microsoft.com/office/word/2006/wordml" xmlns:wps="http://schemas.microsoft.com/office/word/2010/wordprocessingShape" mc:Ignorable="w14 w15 w16se w16cid w16 w16cex w16sdtdh wp14">
   <w:p>
     <w:pPr>
       <w:widowControl w:val="0"/>
@@ -12822,7 +14534,14 @@
                               <w:color w:val="073762"/>
                               <w:sz w:val="24"/>
                             </w:rPr>
-                            <w:t>División Académica de Tecnologías de la Información y Diseño.</w:t>
+                            <w:t xml:space="preserve">División </w:t>
+                          </w:r>
+                          <w:r>
+                            <w:rPr>
+                              <w:color w:val="073762"/>
+                              <w:sz w:val="24"/>
+                            </w:rPr>
+                            <w:t>Académica de Tecnologías de la Información y Diseño.</w:t>
                           </w:r>
                         </w:p>
                       </w:txbxContent>
@@ -12838,7 +14557,7 @@
         </mc:Choice>
         <mc:Fallback>
           <w:pict>
-            <v:rect w14:anchorId="0620E2CC" id="Rectángulo 1455666051" o:spid="_x0000_s1026" style="position:absolute;margin-left:6.9pt;margin-top:29.4pt;width:188.3pt;height:66.2pt;z-index:-251658240;visibility:visible;mso-wrap-style:square;mso-wrap-distance-left:0;mso-wrap-distance-top:0;mso-wrap-distance-right:0;mso-wrap-distance-bottom:0;mso-position-horizontal:absolute;mso-position-horizontal-relative:margin;mso-position-vertical:absolute;mso-position-vertical-relative:top-margin-area;v-text-anchor:top" o:gfxdata="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" filled="f" stroked="f">
+            <v:rect w14:anchorId="0620E2CC" id="Rectángulo 1455666051" o:spid="_x0000_s1026" style="position:absolute;margin-left:6.9pt;margin-top:29.4pt;width:188.3pt;height:66.2pt;z-index:-251658240;visibility:visible;mso-wrap-style:square;mso-wrap-distance-left:0;mso-wrap-distance-top:0;mso-wrap-distance-right:0;mso-wrap-distance-bottom:0;mso-position-horizontal:absolute;mso-position-horizontal-relative:margin;mso-position-vertical:absolute;mso-position-vertical-relative:top-margin-area;v-text-anchor:top" o:gfxdata="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" filled="f" stroked="f">
               <v:textbox inset="0,0,0,0">
                 <w:txbxContent>
                   <w:p>
@@ -12867,7 +14586,14 @@
                         <w:color w:val="073762"/>
                         <w:sz w:val="24"/>
                       </w:rPr>
-                      <w:t>División Académica de Tecnologías de la Información y Diseño.</w:t>
+                      <w:t xml:space="preserve">División </w:t>
+                    </w:r>
+                    <w:r>
+                      <w:rPr>
+                        <w:color w:val="073762"/>
+                        <w:sz w:val="24"/>
+                      </w:rPr>
+                      <w:t>Académica de Tecnologías de la Información y Diseño.</w:t>
                     </w:r>
                   </w:p>
                 </w:txbxContent>
@@ -13032,7 +14758,7 @@
         </mc:Choice>
         <mc:Fallback>
           <w:pict>
-            <v:rect w14:anchorId="27AEAAC9" id="Rectángulo 1455666052" o:spid="_x0000_s1027" style="position:absolute;margin-left:385.7pt;margin-top:49.3pt;width:195.2pt;height:39.75pt;z-index:-251656192;visibility:visible;mso-wrap-style:square;mso-wrap-distance-left:0;mso-wrap-distance-top:0;mso-wrap-distance-right:0;mso-wrap-distance-bottom:0;mso-position-horizontal:absolute;mso-position-horizontal-relative:page;mso-position-vertical:absolute;mso-position-vertical-relative:page;v-text-anchor:top" o:gfxdata="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" filled="f" stroked="f">
+            <v:rect w14:anchorId="27AEAAC9" id="Rectángulo 1455666052" o:spid="_x0000_s1027" style="position:absolute;margin-left:385.7pt;margin-top:49.3pt;width:195.2pt;height:39.75pt;z-index:-251656192;visibility:visible;mso-wrap-style:square;mso-wrap-distance-left:0;mso-wrap-distance-top:0;mso-wrap-distance-right:0;mso-wrap-distance-bottom:0;mso-position-horizontal:absolute;mso-position-horizontal-relative:page;mso-position-vertical:absolute;mso-position-vertical-relative:page;v-text-anchor:top" o:gfxdata="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" filled="f" stroked="f">
               <v:textbox inset="0,0,0,0">
                 <w:txbxContent>
                   <w:p>
@@ -13185,7 +14911,7 @@
             </wp:anchor>
           </w:drawing>
         </mc:Choice>
-        <mc:Fallback xmlns:cr="http://schemas.microsoft.com/office/comments/2020/reactions" xmlns="http://schemas.microsoft.com/office/tasks/2019/documenttasks" xmlns:dgm="http://schemas.openxmlformats.org/drawingml/2006/diagram" xmlns:lc="http://schemas.openxmlformats.org/drawingml/2006/lockedCanvas" xmlns:c="http://schemas.openxmlformats.org/drawingml/2006/chart" xmlns:pic="http://schemas.openxmlformats.org/drawingml/2006/picture" xmlns:a="http://schemas.openxmlformats.org/drawingml/2006/main" xmlns:sl="http://schemas.openxmlformats.org/schemaLibrary/2006/main">
+        <mc:Fallback xmlns:sl="http://schemas.openxmlformats.org/schemaLibrary/2006/main" xmlns:a="http://schemas.openxmlformats.org/drawingml/2006/main" xmlns:pic="http://schemas.openxmlformats.org/drawingml/2006/picture" xmlns:c="http://schemas.openxmlformats.org/drawingml/2006/chart" xmlns:lc="http://schemas.openxmlformats.org/drawingml/2006/lockedCanvas" xmlns:dgm="http://schemas.openxmlformats.org/drawingml/2006/diagram" xmlns="http://schemas.microsoft.com/office/tasks/2019/documenttasks" xmlns:cr="http://schemas.microsoft.com/office/comments/2020/reactions" xmlns:w16sdtfl="http://schemas.microsoft.com/office/word/2024/wordml/sdtformatlock" xmlns:w16du="http://schemas.microsoft.com/office/word/2023/wordml/word16du" xmlns:oel="http://schemas.microsoft.com/office/2019/extlst">
           <w:drawing>
             <wp:anchor allowOverlap="1" behindDoc="1" distB="0" distT="0" distL="0" distR="0" hidden="0" layoutInCell="1" locked="0" relativeHeight="0" simplePos="0">
               <wp:simplePos x="0" y="0"/>
@@ -13253,8 +14979,496 @@
 </file>
 
 <file path=word/numbering.xml><?xml version="1.0" encoding="utf-8"?>
-<w:numbering xmlns:wpc="http://schemas.microsoft.com/office/word/2010/wordprocessingCanvas" xmlns:cx="http://schemas.microsoft.com/office/drawing/2014/chartex" xmlns:cx1="http://schemas.microsoft.com/office/drawing/2015/9/8/chartex" xmlns:cx2="http://schemas.microsoft.com/office/drawing/2015/10/21/chartex" xmlns:cx3="http://schemas.microsoft.com/office/drawing/2016/5/9/chartex" xmlns:cx4="http://schemas.microsoft.com/office/drawing/2016/5/10/chartex" xmlns:cx5="http://schemas.microsoft.com/office/drawing/2016/5/11/chartex" xmlns:cx6="http://schemas.microsoft.com/office/drawing/2016/5/12/chartex" xmlns:cx7="http://schemas.microsoft.com/office/drawing/2016/5/13/chartex" xmlns:cx8="http://schemas.microsoft.com/office/drawing/2016/5/14/chartex" xmlns:mc="http://schemas.openxmlformats.org/markup-compatibility/2006" xmlns:aink="http://schemas.microsoft.com/office/drawing/2016/ink" xmlns:am3d="http://schemas.microsoft.com/office/drawing/2017/model3d" xmlns:o="urn:schemas-microsoft-com:office:office" xmlns:oel="http://schemas.microsoft.com/office/2019/extlst" xmlns:r="http://schemas.openxmlformats.org/officeDocument/2006/relationships" xmlns:m="http://schemas.openxmlformats.org/officeDocument/2006/math" xmlns:v="urn:schemas-microsoft-com:vml" xmlns:wp14="http://schemas.microsoft.com/office/word/2010/wordprocessingDrawing" xmlns:wp="http://schemas.openxmlformats.org/drawingml/2006/wordprocessingDrawing" xmlns:w10="urn:schemas-microsoft-com:office:word" xmlns:w="http://schemas.openxmlformats.org/wordprocessingml/2006/main" xmlns:w14="http://schemas.microsoft.com/office/word/2010/wordml" xmlns:w15="http://schemas.microsoft.com/office/word/2012/wordml" xmlns:w16cex="http://schemas.microsoft.com/office/word/2018/wordml/cex" xmlns:w16cid="http://schemas.microsoft.com/office/word/2016/wordml/cid" xmlns:w16="http://schemas.microsoft.com/office/word/2018/wordml" xmlns:w16du="http://schemas.microsoft.com/office/word/2023/wordml/word16du" xmlns:w16sdtdh="http://schemas.microsoft.com/office/word/2020/wordml/sdtdatahash" xmlns:w16sdtfl="http://schemas.microsoft.com/office/word/2024/wordml/sdtformatlock" xmlns:w16se="http://schemas.microsoft.com/office/word/2015/wordml/symex" xmlns:wpg="http://schemas.microsoft.com/office/word/2010/wordprocessingGroup" xmlns:wpi="http://schemas.microsoft.com/office/word/2010/wordprocessingInk" xmlns:wne="http://schemas.microsoft.com/office/word/2006/wordml" xmlns:wps="http://schemas.microsoft.com/office/word/2010/wordprocessingShape" mc:Ignorable="w14 w15 w16se w16cid w16 w16cex w16sdtdh w16sdtfl w16du wp14">
+<w:numbering xmlns:wpc="http://schemas.microsoft.com/office/word/2010/wordprocessingCanvas" xmlns:cx="http://schemas.microsoft.com/office/drawing/2014/chartex" xmlns:cx1="http://schemas.microsoft.com/office/drawing/2015/9/8/chartex" xmlns:cx2="http://schemas.microsoft.com/office/drawing/2015/10/21/chartex" xmlns:cx3="http://schemas.microsoft.com/office/drawing/2016/5/9/chartex" xmlns:cx4="http://schemas.microsoft.com/office/drawing/2016/5/10/chartex" xmlns:cx5="http://schemas.microsoft.com/office/drawing/2016/5/11/chartex" xmlns:cx6="http://schemas.microsoft.com/office/drawing/2016/5/12/chartex" xmlns:cx7="http://schemas.microsoft.com/office/drawing/2016/5/13/chartex" xmlns:cx8="http://schemas.microsoft.com/office/drawing/2016/5/14/chartex" xmlns:mc="http://schemas.openxmlformats.org/markup-compatibility/2006" xmlns:aink="http://schemas.microsoft.com/office/drawing/2016/ink" xmlns:am3d="http://schemas.microsoft.com/office/drawing/2017/model3d" xmlns:o="urn:schemas-microsoft-com:office:office" xmlns:r="http://schemas.openxmlformats.org/officeDocument/2006/relationships" xmlns:m="http://schemas.openxmlformats.org/officeDocument/2006/math" xmlns:v="urn:schemas-microsoft-com:vml" xmlns:wp14="http://schemas.microsoft.com/office/word/2010/wordprocessingDrawing" xmlns:wp="http://schemas.openxmlformats.org/drawingml/2006/wordprocessingDrawing" xmlns:w10="urn:schemas-microsoft-com:office:word" xmlns:w="http://schemas.openxmlformats.org/wordprocessingml/2006/main" xmlns:w14="http://schemas.microsoft.com/office/word/2010/wordml" xmlns:w15="http://schemas.microsoft.com/office/word/2012/wordml" xmlns:w16cex="http://schemas.microsoft.com/office/word/2018/wordml/cex" xmlns:w16cid="http://schemas.microsoft.com/office/word/2016/wordml/cid" xmlns:w16="http://schemas.microsoft.com/office/word/2018/wordml" xmlns:w16sdtdh="http://schemas.microsoft.com/office/word/2020/wordml/sdtdatahash" xmlns:w16se="http://schemas.microsoft.com/office/word/2015/wordml/symex" xmlns:wpg="http://schemas.microsoft.com/office/word/2010/wordprocessingGroup" xmlns:wpi="http://schemas.microsoft.com/office/word/2010/wordprocessingInk" xmlns:wne="http://schemas.microsoft.com/office/word/2006/wordml" xmlns:wps="http://schemas.microsoft.com/office/word/2010/wordprocessingShape" mc:Ignorable="w14 w15 w16se w16cid w16 w16cex w16sdtdh wp14">
   <w:abstractNum w:abstractNumId="0" w15:restartNumberingAfterBreak="0">
+    <w:nsid w:val="06F80601"/>
+    <w:multiLevelType w:val="multilevel"/>
+    <w:tmpl w:val="E39A4938"/>
+    <w:lvl w:ilvl="0">
+      <w:start w:val="1"/>
+      <w:numFmt w:val="bullet"/>
+      <w:lvlText w:val=""/>
+      <w:lvlJc w:val="left"/>
+      <w:pPr>
+        <w:tabs>
+          <w:tab w:val="num" w:pos="720"/>
+        </w:tabs>
+        <w:ind w:left="720" w:hanging="360"/>
+      </w:pPr>
+      <w:rPr>
+        <w:rFonts w:ascii="Symbol" w:hAnsi="Symbol" w:hint="default"/>
+        <w:sz w:val="20"/>
+      </w:rPr>
+    </w:lvl>
+    <w:lvl w:ilvl="1" w:tentative="1">
+      <w:start w:val="1"/>
+      <w:numFmt w:val="bullet"/>
+      <w:lvlText w:val="o"/>
+      <w:lvlJc w:val="left"/>
+      <w:pPr>
+        <w:tabs>
+          <w:tab w:val="num" w:pos="1440"/>
+        </w:tabs>
+        <w:ind w:left="1440" w:hanging="360"/>
+      </w:pPr>
+      <w:rPr>
+        <w:rFonts w:ascii="Courier New" w:hAnsi="Courier New" w:hint="default"/>
+        <w:sz w:val="20"/>
+      </w:rPr>
+    </w:lvl>
+    <w:lvl w:ilvl="2" w:tentative="1">
+      <w:start w:val="1"/>
+      <w:numFmt w:val="bullet"/>
+      <w:lvlText w:val=""/>
+      <w:lvlJc w:val="left"/>
+      <w:pPr>
+        <w:tabs>
+          <w:tab w:val="num" w:pos="2160"/>
+        </w:tabs>
+        <w:ind w:left="2160" w:hanging="360"/>
+      </w:pPr>
+      <w:rPr>
+        <w:rFonts w:ascii="Wingdings" w:hAnsi="Wingdings" w:hint="default"/>
+        <w:sz w:val="20"/>
+      </w:rPr>
+    </w:lvl>
+    <w:lvl w:ilvl="3" w:tentative="1">
+      <w:start w:val="1"/>
+      <w:numFmt w:val="bullet"/>
+      <w:lvlText w:val=""/>
+      <w:lvlJc w:val="left"/>
+      <w:pPr>
+        <w:tabs>
+          <w:tab w:val="num" w:pos="2880"/>
+        </w:tabs>
+        <w:ind w:left="2880" w:hanging="360"/>
+      </w:pPr>
+      <w:rPr>
+        <w:rFonts w:ascii="Wingdings" w:hAnsi="Wingdings" w:hint="default"/>
+        <w:sz w:val="20"/>
+      </w:rPr>
+    </w:lvl>
+    <w:lvl w:ilvl="4" w:tentative="1">
+      <w:start w:val="1"/>
+      <w:numFmt w:val="bullet"/>
+      <w:lvlText w:val=""/>
+      <w:lvlJc w:val="left"/>
+      <w:pPr>
+        <w:tabs>
+          <w:tab w:val="num" w:pos="3600"/>
+        </w:tabs>
+        <w:ind w:left="3600" w:hanging="360"/>
+      </w:pPr>
+      <w:rPr>
+        <w:rFonts w:ascii="Wingdings" w:hAnsi="Wingdings" w:hint="default"/>
+        <w:sz w:val="20"/>
+      </w:rPr>
+    </w:lvl>
+    <w:lvl w:ilvl="5" w:tentative="1">
+      <w:start w:val="1"/>
+      <w:numFmt w:val="bullet"/>
+      <w:lvlText w:val=""/>
+      <w:lvlJc w:val="left"/>
+      <w:pPr>
+        <w:tabs>
+          <w:tab w:val="num" w:pos="4320"/>
+        </w:tabs>
+        <w:ind w:left="4320" w:hanging="360"/>
+      </w:pPr>
+      <w:rPr>
+        <w:rFonts w:ascii="Wingdings" w:hAnsi="Wingdings" w:hint="default"/>
+        <w:sz w:val="20"/>
+      </w:rPr>
+    </w:lvl>
+    <w:lvl w:ilvl="6" w:tentative="1">
+      <w:start w:val="1"/>
+      <w:numFmt w:val="bullet"/>
+      <w:lvlText w:val=""/>
+      <w:lvlJc w:val="left"/>
+      <w:pPr>
+        <w:tabs>
+          <w:tab w:val="num" w:pos="5040"/>
+        </w:tabs>
+        <w:ind w:left="5040" w:hanging="360"/>
+      </w:pPr>
+      <w:rPr>
+        <w:rFonts w:ascii="Wingdings" w:hAnsi="Wingdings" w:hint="default"/>
+        <w:sz w:val="20"/>
+      </w:rPr>
+    </w:lvl>
+    <w:lvl w:ilvl="7" w:tentative="1">
+      <w:start w:val="1"/>
+      <w:numFmt w:val="bullet"/>
+      <w:lvlText w:val=""/>
+      <w:lvlJc w:val="left"/>
+      <w:pPr>
+        <w:tabs>
+          <w:tab w:val="num" w:pos="5760"/>
+        </w:tabs>
+        <w:ind w:left="5760" w:hanging="360"/>
+      </w:pPr>
+      <w:rPr>
+        <w:rFonts w:ascii="Wingdings" w:hAnsi="Wingdings" w:hint="default"/>
+        <w:sz w:val="20"/>
+      </w:rPr>
+    </w:lvl>
+    <w:lvl w:ilvl="8" w:tentative="1">
+      <w:start w:val="1"/>
+      <w:numFmt w:val="bullet"/>
+      <w:lvlText w:val=""/>
+      <w:lvlJc w:val="left"/>
+      <w:pPr>
+        <w:tabs>
+          <w:tab w:val="num" w:pos="6480"/>
+        </w:tabs>
+        <w:ind w:left="6480" w:hanging="360"/>
+      </w:pPr>
+      <w:rPr>
+        <w:rFonts w:ascii="Wingdings" w:hAnsi="Wingdings" w:hint="default"/>
+        <w:sz w:val="20"/>
+      </w:rPr>
+    </w:lvl>
+  </w:abstractNum>
+  <w:abstractNum w:abstractNumId="1" w15:restartNumberingAfterBreak="0">
+    <w:nsid w:val="14263949"/>
+    <w:multiLevelType w:val="hybridMultilevel"/>
+    <w:tmpl w:val="C7605F34"/>
+    <w:lvl w:ilvl="0" w:tplc="580A0001">
+      <w:start w:val="1"/>
+      <w:numFmt w:val="bullet"/>
+      <w:lvlText w:val=""/>
+      <w:lvlJc w:val="left"/>
+      <w:pPr>
+        <w:ind w:left="720" w:hanging="360"/>
+      </w:pPr>
+      <w:rPr>
+        <w:rFonts w:ascii="Symbol" w:hAnsi="Symbol" w:hint="default"/>
+      </w:rPr>
+    </w:lvl>
+    <w:lvl w:ilvl="1" w:tplc="580A0003" w:tentative="1">
+      <w:start w:val="1"/>
+      <w:numFmt w:val="bullet"/>
+      <w:lvlText w:val="o"/>
+      <w:lvlJc w:val="left"/>
+      <w:pPr>
+        <w:ind w:left="1440" w:hanging="360"/>
+      </w:pPr>
+      <w:rPr>
+        <w:rFonts w:ascii="Courier New" w:hAnsi="Courier New" w:cs="Courier New" w:hint="default"/>
+      </w:rPr>
+    </w:lvl>
+    <w:lvl w:ilvl="2" w:tplc="580A0005" w:tentative="1">
+      <w:start w:val="1"/>
+      <w:numFmt w:val="bullet"/>
+      <w:lvlText w:val=""/>
+      <w:lvlJc w:val="left"/>
+      <w:pPr>
+        <w:ind w:left="2160" w:hanging="360"/>
+      </w:pPr>
+      <w:rPr>
+        <w:rFonts w:ascii="Wingdings" w:hAnsi="Wingdings" w:hint="default"/>
+      </w:rPr>
+    </w:lvl>
+    <w:lvl w:ilvl="3" w:tplc="580A0001" w:tentative="1">
+      <w:start w:val="1"/>
+      <w:numFmt w:val="bullet"/>
+      <w:lvlText w:val=""/>
+      <w:lvlJc w:val="left"/>
+      <w:pPr>
+        <w:ind w:left="2880" w:hanging="360"/>
+      </w:pPr>
+      <w:rPr>
+        <w:rFonts w:ascii="Symbol" w:hAnsi="Symbol" w:hint="default"/>
+      </w:rPr>
+    </w:lvl>
+    <w:lvl w:ilvl="4" w:tplc="580A0003" w:tentative="1">
+      <w:start w:val="1"/>
+      <w:numFmt w:val="bullet"/>
+      <w:lvlText w:val="o"/>
+      <w:lvlJc w:val="left"/>
+      <w:pPr>
+        <w:ind w:left="3600" w:hanging="360"/>
+      </w:pPr>
+      <w:rPr>
+        <w:rFonts w:ascii="Courier New" w:hAnsi="Courier New" w:cs="Courier New" w:hint="default"/>
+      </w:rPr>
+    </w:lvl>
+    <w:lvl w:ilvl="5" w:tplc="580A0005" w:tentative="1">
+      <w:start w:val="1"/>
+      <w:numFmt w:val="bullet"/>
+      <w:lvlText w:val=""/>
+      <w:lvlJc w:val="left"/>
+      <w:pPr>
+        <w:ind w:left="4320" w:hanging="360"/>
+      </w:pPr>
+      <w:rPr>
+        <w:rFonts w:ascii="Wingdings" w:hAnsi="Wingdings" w:hint="default"/>
+      </w:rPr>
+    </w:lvl>
+    <w:lvl w:ilvl="6" w:tplc="580A0001" w:tentative="1">
+      <w:start w:val="1"/>
+      <w:numFmt w:val="bullet"/>
+      <w:lvlText w:val=""/>
+      <w:lvlJc w:val="left"/>
+      <w:pPr>
+        <w:ind w:left="5040" w:hanging="360"/>
+      </w:pPr>
+      <w:rPr>
+        <w:rFonts w:ascii="Symbol" w:hAnsi="Symbol" w:hint="default"/>
+      </w:rPr>
+    </w:lvl>
+    <w:lvl w:ilvl="7" w:tplc="580A0003" w:tentative="1">
+      <w:start w:val="1"/>
+      <w:numFmt w:val="bullet"/>
+      <w:lvlText w:val="o"/>
+      <w:lvlJc w:val="left"/>
+      <w:pPr>
+        <w:ind w:left="5760" w:hanging="360"/>
+      </w:pPr>
+      <w:rPr>
+        <w:rFonts w:ascii="Courier New" w:hAnsi="Courier New" w:cs="Courier New" w:hint="default"/>
+      </w:rPr>
+    </w:lvl>
+    <w:lvl w:ilvl="8" w:tplc="580A0005" w:tentative="1">
+      <w:start w:val="1"/>
+      <w:numFmt w:val="bullet"/>
+      <w:lvlText w:val=""/>
+      <w:lvlJc w:val="left"/>
+      <w:pPr>
+        <w:ind w:left="6480" w:hanging="360"/>
+      </w:pPr>
+      <w:rPr>
+        <w:rFonts w:ascii="Wingdings" w:hAnsi="Wingdings" w:hint="default"/>
+      </w:rPr>
+    </w:lvl>
+  </w:abstractNum>
+  <w:abstractNum w:abstractNumId="2" w15:restartNumberingAfterBreak="0">
+    <w:nsid w:val="147F7A83"/>
+    <w:multiLevelType w:val="hybridMultilevel"/>
+    <w:tmpl w:val="871CAB86"/>
+    <w:lvl w:ilvl="0" w:tplc="580A0001">
+      <w:start w:val="1"/>
+      <w:numFmt w:val="bullet"/>
+      <w:lvlText w:val=""/>
+      <w:lvlJc w:val="left"/>
+      <w:pPr>
+        <w:ind w:left="720" w:hanging="360"/>
+      </w:pPr>
+      <w:rPr>
+        <w:rFonts w:ascii="Symbol" w:hAnsi="Symbol" w:hint="default"/>
+      </w:rPr>
+    </w:lvl>
+    <w:lvl w:ilvl="1" w:tplc="580A0003" w:tentative="1">
+      <w:start w:val="1"/>
+      <w:numFmt w:val="bullet"/>
+      <w:lvlText w:val="o"/>
+      <w:lvlJc w:val="left"/>
+      <w:pPr>
+        <w:ind w:left="1440" w:hanging="360"/>
+      </w:pPr>
+      <w:rPr>
+        <w:rFonts w:ascii="Courier New" w:hAnsi="Courier New" w:cs="Courier New" w:hint="default"/>
+      </w:rPr>
+    </w:lvl>
+    <w:lvl w:ilvl="2" w:tplc="580A0005" w:tentative="1">
+      <w:start w:val="1"/>
+      <w:numFmt w:val="bullet"/>
+      <w:lvlText w:val=""/>
+      <w:lvlJc w:val="left"/>
+      <w:pPr>
+        <w:ind w:left="2160" w:hanging="360"/>
+      </w:pPr>
+      <w:rPr>
+        <w:rFonts w:ascii="Wingdings" w:hAnsi="Wingdings" w:hint="default"/>
+      </w:rPr>
+    </w:lvl>
+    <w:lvl w:ilvl="3" w:tplc="580A0001" w:tentative="1">
+      <w:start w:val="1"/>
+      <w:numFmt w:val="bullet"/>
+      <w:lvlText w:val=""/>
+      <w:lvlJc w:val="left"/>
+      <w:pPr>
+        <w:ind w:left="2880" w:hanging="360"/>
+      </w:pPr>
+      <w:rPr>
+        <w:rFonts w:ascii="Symbol" w:hAnsi="Symbol" w:hint="default"/>
+      </w:rPr>
+    </w:lvl>
+    <w:lvl w:ilvl="4" w:tplc="580A0003" w:tentative="1">
+      <w:start w:val="1"/>
+      <w:numFmt w:val="bullet"/>
+      <w:lvlText w:val="o"/>
+      <w:lvlJc w:val="left"/>
+      <w:pPr>
+        <w:ind w:left="3600" w:hanging="360"/>
+      </w:pPr>
+      <w:rPr>
+        <w:rFonts w:ascii="Courier New" w:hAnsi="Courier New" w:cs="Courier New" w:hint="default"/>
+      </w:rPr>
+    </w:lvl>
+    <w:lvl w:ilvl="5" w:tplc="580A0005" w:tentative="1">
+      <w:start w:val="1"/>
+      <w:numFmt w:val="bullet"/>
+      <w:lvlText w:val=""/>
+      <w:lvlJc w:val="left"/>
+      <w:pPr>
+        <w:ind w:left="4320" w:hanging="360"/>
+      </w:pPr>
+      <w:rPr>
+        <w:rFonts w:ascii="Wingdings" w:hAnsi="Wingdings" w:hint="default"/>
+      </w:rPr>
+    </w:lvl>
+    <w:lvl w:ilvl="6" w:tplc="580A0001" w:tentative="1">
+      <w:start w:val="1"/>
+      <w:numFmt w:val="bullet"/>
+      <w:lvlText w:val=""/>
+      <w:lvlJc w:val="left"/>
+      <w:pPr>
+        <w:ind w:left="5040" w:hanging="360"/>
+      </w:pPr>
+      <w:rPr>
+        <w:rFonts w:ascii="Symbol" w:hAnsi="Symbol" w:hint="default"/>
+      </w:rPr>
+    </w:lvl>
+    <w:lvl w:ilvl="7" w:tplc="580A0003" w:tentative="1">
+      <w:start w:val="1"/>
+      <w:numFmt w:val="bullet"/>
+      <w:lvlText w:val="o"/>
+      <w:lvlJc w:val="left"/>
+      <w:pPr>
+        <w:ind w:left="5760" w:hanging="360"/>
+      </w:pPr>
+      <w:rPr>
+        <w:rFonts w:ascii="Courier New" w:hAnsi="Courier New" w:cs="Courier New" w:hint="default"/>
+      </w:rPr>
+    </w:lvl>
+    <w:lvl w:ilvl="8" w:tplc="580A0005" w:tentative="1">
+      <w:start w:val="1"/>
+      <w:numFmt w:val="bullet"/>
+      <w:lvlText w:val=""/>
+      <w:lvlJc w:val="left"/>
+      <w:pPr>
+        <w:ind w:left="6480" w:hanging="360"/>
+      </w:pPr>
+      <w:rPr>
+        <w:rFonts w:ascii="Wingdings" w:hAnsi="Wingdings" w:hint="default"/>
+      </w:rPr>
+    </w:lvl>
+  </w:abstractNum>
+  <w:abstractNum w:abstractNumId="3" w15:restartNumberingAfterBreak="0">
+    <w:nsid w:val="17E30F35"/>
+    <w:multiLevelType w:val="hybridMultilevel"/>
+    <w:tmpl w:val="12A6DEEA"/>
+    <w:lvl w:ilvl="0" w:tplc="580A0001">
+      <w:start w:val="1"/>
+      <w:numFmt w:val="bullet"/>
+      <w:lvlText w:val=""/>
+      <w:lvlJc w:val="left"/>
+      <w:pPr>
+        <w:ind w:left="720" w:hanging="360"/>
+      </w:pPr>
+      <w:rPr>
+        <w:rFonts w:ascii="Symbol" w:hAnsi="Symbol" w:hint="default"/>
+      </w:rPr>
+    </w:lvl>
+    <w:lvl w:ilvl="1" w:tplc="580A0003" w:tentative="1">
+      <w:start w:val="1"/>
+      <w:numFmt w:val="bullet"/>
+      <w:lvlText w:val="o"/>
+      <w:lvlJc w:val="left"/>
+      <w:pPr>
+        <w:ind w:left="1440" w:hanging="360"/>
+      </w:pPr>
+      <w:rPr>
+        <w:rFonts w:ascii="Courier New" w:hAnsi="Courier New" w:cs="Courier New" w:hint="default"/>
+      </w:rPr>
+    </w:lvl>
+    <w:lvl w:ilvl="2" w:tplc="580A0005" w:tentative="1">
+      <w:start w:val="1"/>
+      <w:numFmt w:val="bullet"/>
+      <w:lvlText w:val=""/>
+      <w:lvlJc w:val="left"/>
+      <w:pPr>
+        <w:ind w:left="2160" w:hanging="360"/>
+      </w:pPr>
+      <w:rPr>
+        <w:rFonts w:ascii="Wingdings" w:hAnsi="Wingdings" w:hint="default"/>
+      </w:rPr>
+    </w:lvl>
+    <w:lvl w:ilvl="3" w:tplc="580A0001" w:tentative="1">
+      <w:start w:val="1"/>
+      <w:numFmt w:val="bullet"/>
+      <w:lvlText w:val=""/>
+      <w:lvlJc w:val="left"/>
+      <w:pPr>
+        <w:ind w:left="2880" w:hanging="360"/>
+      </w:pPr>
+      <w:rPr>
+        <w:rFonts w:ascii="Symbol" w:hAnsi="Symbol" w:hint="default"/>
+      </w:rPr>
+    </w:lvl>
+    <w:lvl w:ilvl="4" w:tplc="580A0003" w:tentative="1">
+      <w:start w:val="1"/>
+      <w:numFmt w:val="bullet"/>
+      <w:lvlText w:val="o"/>
+      <w:lvlJc w:val="left"/>
+      <w:pPr>
+        <w:ind w:left="3600" w:hanging="360"/>
+      </w:pPr>
+      <w:rPr>
+        <w:rFonts w:ascii="Courier New" w:hAnsi="Courier New" w:cs="Courier New" w:hint="default"/>
+      </w:rPr>
+    </w:lvl>
+    <w:lvl w:ilvl="5" w:tplc="580A0005" w:tentative="1">
+      <w:start w:val="1"/>
+      <w:numFmt w:val="bullet"/>
+      <w:lvlText w:val=""/>
+      <w:lvlJc w:val="left"/>
+      <w:pPr>
+        <w:ind w:left="4320" w:hanging="360"/>
+      </w:pPr>
+      <w:rPr>
+        <w:rFonts w:ascii="Wingdings" w:hAnsi="Wingdings" w:hint="default"/>
+      </w:rPr>
+    </w:lvl>
+    <w:lvl w:ilvl="6" w:tplc="580A0001" w:tentative="1">
+      <w:start w:val="1"/>
+      <w:numFmt w:val="bullet"/>
+      <w:lvlText w:val=""/>
+      <w:lvlJc w:val="left"/>
+      <w:pPr>
+        <w:ind w:left="5040" w:hanging="360"/>
+      </w:pPr>
+      <w:rPr>
+        <w:rFonts w:ascii="Symbol" w:hAnsi="Symbol" w:hint="default"/>
+      </w:rPr>
+    </w:lvl>
+    <w:lvl w:ilvl="7" w:tplc="580A0003" w:tentative="1">
+      <w:start w:val="1"/>
+      <w:numFmt w:val="bullet"/>
+      <w:lvlText w:val="o"/>
+      <w:lvlJc w:val="left"/>
+      <w:pPr>
+        <w:ind w:left="5760" w:hanging="360"/>
+      </w:pPr>
+      <w:rPr>
+        <w:rFonts w:ascii="Courier New" w:hAnsi="Courier New" w:cs="Courier New" w:hint="default"/>
+      </w:rPr>
+    </w:lvl>
+    <w:lvl w:ilvl="8" w:tplc="580A0005" w:tentative="1">
+      <w:start w:val="1"/>
+      <w:numFmt w:val="bullet"/>
+      <w:lvlText w:val=""/>
+      <w:lvlJc w:val="left"/>
+      <w:pPr>
+        <w:ind w:left="6480" w:hanging="360"/>
+      </w:pPr>
+      <w:rPr>
+        <w:rFonts w:ascii="Wingdings" w:hAnsi="Wingdings" w:hint="default"/>
+      </w:rPr>
+    </w:lvl>
+  </w:abstractNum>
+  <w:abstractNum w:abstractNumId="4" w15:restartNumberingAfterBreak="0">
     <w:nsid w:val="183B4798"/>
     <w:multiLevelType w:val="multilevel"/>
     <w:tmpl w:val="A6CA354E"/>
@@ -13336,7 +15550,7 @@
       </w:pPr>
     </w:lvl>
   </w:abstractNum>
-  <w:abstractNum w:abstractNumId="1" w15:restartNumberingAfterBreak="0">
+  <w:abstractNum w:abstractNumId="5" w15:restartNumberingAfterBreak="0">
     <w:nsid w:val="1CAF0A1C"/>
     <w:multiLevelType w:val="hybridMultilevel"/>
     <w:tmpl w:val="0756C8E2"/>
@@ -13425,7 +15639,382 @@
       </w:pPr>
     </w:lvl>
   </w:abstractNum>
-  <w:abstractNum w:abstractNumId="2" w15:restartNumberingAfterBreak="0">
+  <w:abstractNum w:abstractNumId="6" w15:restartNumberingAfterBreak="0">
+    <w:nsid w:val="1F0008DF"/>
+    <w:multiLevelType w:val="hybridMultilevel"/>
+    <w:tmpl w:val="0108F98C"/>
+    <w:lvl w:ilvl="0" w:tplc="580A0001">
+      <w:start w:val="1"/>
+      <w:numFmt w:val="bullet"/>
+      <w:lvlText w:val=""/>
+      <w:lvlJc w:val="left"/>
+      <w:pPr>
+        <w:ind w:left="720" w:hanging="360"/>
+      </w:pPr>
+      <w:rPr>
+        <w:rFonts w:ascii="Symbol" w:hAnsi="Symbol" w:hint="default"/>
+      </w:rPr>
+    </w:lvl>
+    <w:lvl w:ilvl="1" w:tplc="580A0003" w:tentative="1">
+      <w:start w:val="1"/>
+      <w:numFmt w:val="bullet"/>
+      <w:lvlText w:val="o"/>
+      <w:lvlJc w:val="left"/>
+      <w:pPr>
+        <w:ind w:left="1440" w:hanging="360"/>
+      </w:pPr>
+      <w:rPr>
+        <w:rFonts w:ascii="Courier New" w:hAnsi="Courier New" w:cs="Courier New" w:hint="default"/>
+      </w:rPr>
+    </w:lvl>
+    <w:lvl w:ilvl="2" w:tplc="580A0005" w:tentative="1">
+      <w:start w:val="1"/>
+      <w:numFmt w:val="bullet"/>
+      <w:lvlText w:val=""/>
+      <w:lvlJc w:val="left"/>
+      <w:pPr>
+        <w:ind w:left="2160" w:hanging="360"/>
+      </w:pPr>
+      <w:rPr>
+        <w:rFonts w:ascii="Wingdings" w:hAnsi="Wingdings" w:hint="default"/>
+      </w:rPr>
+    </w:lvl>
+    <w:lvl w:ilvl="3" w:tplc="580A0001" w:tentative="1">
+      <w:start w:val="1"/>
+      <w:numFmt w:val="bullet"/>
+      <w:lvlText w:val=""/>
+      <w:lvlJc w:val="left"/>
+      <w:pPr>
+        <w:ind w:left="2880" w:hanging="360"/>
+      </w:pPr>
+      <w:rPr>
+        <w:rFonts w:ascii="Symbol" w:hAnsi="Symbol" w:hint="default"/>
+      </w:rPr>
+    </w:lvl>
+    <w:lvl w:ilvl="4" w:tplc="580A0003" w:tentative="1">
+      <w:start w:val="1"/>
+      <w:numFmt w:val="bullet"/>
+      <w:lvlText w:val="o"/>
+      <w:lvlJc w:val="left"/>
+      <w:pPr>
+        <w:ind w:left="3600" w:hanging="360"/>
+      </w:pPr>
+      <w:rPr>
+        <w:rFonts w:ascii="Courier New" w:hAnsi="Courier New" w:cs="Courier New" w:hint="default"/>
+      </w:rPr>
+    </w:lvl>
+    <w:lvl w:ilvl="5" w:tplc="580A0005" w:tentative="1">
+      <w:start w:val="1"/>
+      <w:numFmt w:val="bullet"/>
+      <w:lvlText w:val=""/>
+      <w:lvlJc w:val="left"/>
+      <w:pPr>
+        <w:ind w:left="4320" w:hanging="360"/>
+      </w:pPr>
+      <w:rPr>
+        <w:rFonts w:ascii="Wingdings" w:hAnsi="Wingdings" w:hint="default"/>
+      </w:rPr>
+    </w:lvl>
+    <w:lvl w:ilvl="6" w:tplc="580A0001" w:tentative="1">
+      <w:start w:val="1"/>
+      <w:numFmt w:val="bullet"/>
+      <w:lvlText w:val=""/>
+      <w:lvlJc w:val="left"/>
+      <w:pPr>
+        <w:ind w:left="5040" w:hanging="360"/>
+      </w:pPr>
+      <w:rPr>
+        <w:rFonts w:ascii="Symbol" w:hAnsi="Symbol" w:hint="default"/>
+      </w:rPr>
+    </w:lvl>
+    <w:lvl w:ilvl="7" w:tplc="580A0003" w:tentative="1">
+      <w:start w:val="1"/>
+      <w:numFmt w:val="bullet"/>
+      <w:lvlText w:val="o"/>
+      <w:lvlJc w:val="left"/>
+      <w:pPr>
+        <w:ind w:left="5760" w:hanging="360"/>
+      </w:pPr>
+      <w:rPr>
+        <w:rFonts w:ascii="Courier New" w:hAnsi="Courier New" w:cs="Courier New" w:hint="default"/>
+      </w:rPr>
+    </w:lvl>
+    <w:lvl w:ilvl="8" w:tplc="580A0005" w:tentative="1">
+      <w:start w:val="1"/>
+      <w:numFmt w:val="bullet"/>
+      <w:lvlText w:val=""/>
+      <w:lvlJc w:val="left"/>
+      <w:pPr>
+        <w:ind w:left="6480" w:hanging="360"/>
+      </w:pPr>
+      <w:rPr>
+        <w:rFonts w:ascii="Wingdings" w:hAnsi="Wingdings" w:hint="default"/>
+      </w:rPr>
+    </w:lvl>
+  </w:abstractNum>
+  <w:abstractNum w:abstractNumId="7" w15:restartNumberingAfterBreak="0">
+    <w:nsid w:val="1F762E22"/>
+    <w:multiLevelType w:val="multilevel"/>
+    <w:tmpl w:val="000C4248"/>
+    <w:lvl w:ilvl="0">
+      <w:start w:val="1"/>
+      <w:numFmt w:val="bullet"/>
+      <w:lvlText w:val=""/>
+      <w:lvlJc w:val="left"/>
+      <w:pPr>
+        <w:tabs>
+          <w:tab w:val="num" w:pos="720"/>
+        </w:tabs>
+        <w:ind w:left="720" w:hanging="360"/>
+      </w:pPr>
+      <w:rPr>
+        <w:rFonts w:ascii="Symbol" w:hAnsi="Symbol" w:hint="default"/>
+        <w:sz w:val="20"/>
+      </w:rPr>
+    </w:lvl>
+    <w:lvl w:ilvl="1" w:tentative="1">
+      <w:start w:val="1"/>
+      <w:numFmt w:val="bullet"/>
+      <w:lvlText w:val="o"/>
+      <w:lvlJc w:val="left"/>
+      <w:pPr>
+        <w:tabs>
+          <w:tab w:val="num" w:pos="1440"/>
+        </w:tabs>
+        <w:ind w:left="1440" w:hanging="360"/>
+      </w:pPr>
+      <w:rPr>
+        <w:rFonts w:ascii="Courier New" w:hAnsi="Courier New" w:hint="default"/>
+        <w:sz w:val="20"/>
+      </w:rPr>
+    </w:lvl>
+    <w:lvl w:ilvl="2" w:tentative="1">
+      <w:start w:val="1"/>
+      <w:numFmt w:val="bullet"/>
+      <w:lvlText w:val=""/>
+      <w:lvlJc w:val="left"/>
+      <w:pPr>
+        <w:tabs>
+          <w:tab w:val="num" w:pos="2160"/>
+        </w:tabs>
+        <w:ind w:left="2160" w:hanging="360"/>
+      </w:pPr>
+      <w:rPr>
+        <w:rFonts w:ascii="Wingdings" w:hAnsi="Wingdings" w:hint="default"/>
+        <w:sz w:val="20"/>
+      </w:rPr>
+    </w:lvl>
+    <w:lvl w:ilvl="3" w:tentative="1">
+      <w:start w:val="1"/>
+      <w:numFmt w:val="bullet"/>
+      <w:lvlText w:val=""/>
+      <w:lvlJc w:val="left"/>
+      <w:pPr>
+        <w:tabs>
+          <w:tab w:val="num" w:pos="2880"/>
+        </w:tabs>
+        <w:ind w:left="2880" w:hanging="360"/>
+      </w:pPr>
+      <w:rPr>
+        <w:rFonts w:ascii="Wingdings" w:hAnsi="Wingdings" w:hint="default"/>
+        <w:sz w:val="20"/>
+      </w:rPr>
+    </w:lvl>
+    <w:lvl w:ilvl="4" w:tentative="1">
+      <w:start w:val="1"/>
+      <w:numFmt w:val="bullet"/>
+      <w:lvlText w:val=""/>
+      <w:lvlJc w:val="left"/>
+      <w:pPr>
+        <w:tabs>
+          <w:tab w:val="num" w:pos="3600"/>
+        </w:tabs>
+        <w:ind w:left="3600" w:hanging="360"/>
+      </w:pPr>
+      <w:rPr>
+        <w:rFonts w:ascii="Wingdings" w:hAnsi="Wingdings" w:hint="default"/>
+        <w:sz w:val="20"/>
+      </w:rPr>
+    </w:lvl>
+    <w:lvl w:ilvl="5" w:tentative="1">
+      <w:start w:val="1"/>
+      <w:numFmt w:val="bullet"/>
+      <w:lvlText w:val=""/>
+      <w:lvlJc w:val="left"/>
+      <w:pPr>
+        <w:tabs>
+          <w:tab w:val="num" w:pos="4320"/>
+        </w:tabs>
+        <w:ind w:left="4320" w:hanging="360"/>
+      </w:pPr>
+      <w:rPr>
+        <w:rFonts w:ascii="Wingdings" w:hAnsi="Wingdings" w:hint="default"/>
+        <w:sz w:val="20"/>
+      </w:rPr>
+    </w:lvl>
+    <w:lvl w:ilvl="6" w:tentative="1">
+      <w:start w:val="1"/>
+      <w:numFmt w:val="bullet"/>
+      <w:lvlText w:val=""/>
+      <w:lvlJc w:val="left"/>
+      <w:pPr>
+        <w:tabs>
+          <w:tab w:val="num" w:pos="5040"/>
+        </w:tabs>
+        <w:ind w:left="5040" w:hanging="360"/>
+      </w:pPr>
+      <w:rPr>
+        <w:rFonts w:ascii="Wingdings" w:hAnsi="Wingdings" w:hint="default"/>
+        <w:sz w:val="20"/>
+      </w:rPr>
+    </w:lvl>
+    <w:lvl w:ilvl="7" w:tentative="1">
+      <w:start w:val="1"/>
+      <w:numFmt w:val="bullet"/>
+      <w:lvlText w:val=""/>
+      <w:lvlJc w:val="left"/>
+      <w:pPr>
+        <w:tabs>
+          <w:tab w:val="num" w:pos="5760"/>
+        </w:tabs>
+        <w:ind w:left="5760" w:hanging="360"/>
+      </w:pPr>
+      <w:rPr>
+        <w:rFonts w:ascii="Wingdings" w:hAnsi="Wingdings" w:hint="default"/>
+        <w:sz w:val="20"/>
+      </w:rPr>
+    </w:lvl>
+    <w:lvl w:ilvl="8" w:tentative="1">
+      <w:start w:val="1"/>
+      <w:numFmt w:val="bullet"/>
+      <w:lvlText w:val=""/>
+      <w:lvlJc w:val="left"/>
+      <w:pPr>
+        <w:tabs>
+          <w:tab w:val="num" w:pos="6480"/>
+        </w:tabs>
+        <w:ind w:left="6480" w:hanging="360"/>
+      </w:pPr>
+      <w:rPr>
+        <w:rFonts w:ascii="Wingdings" w:hAnsi="Wingdings" w:hint="default"/>
+        <w:sz w:val="20"/>
+      </w:rPr>
+    </w:lvl>
+  </w:abstractNum>
+  <w:abstractNum w:abstractNumId="8" w15:restartNumberingAfterBreak="0">
+    <w:nsid w:val="312F1948"/>
+    <w:multiLevelType w:val="hybridMultilevel"/>
+    <w:tmpl w:val="472CDA96"/>
+    <w:lvl w:ilvl="0" w:tplc="580A0001">
+      <w:start w:val="1"/>
+      <w:numFmt w:val="bullet"/>
+      <w:lvlText w:val=""/>
+      <w:lvlJc w:val="left"/>
+      <w:pPr>
+        <w:ind w:left="720" w:hanging="360"/>
+      </w:pPr>
+      <w:rPr>
+        <w:rFonts w:ascii="Symbol" w:hAnsi="Symbol" w:hint="default"/>
+      </w:rPr>
+    </w:lvl>
+    <w:lvl w:ilvl="1" w:tplc="580A0003" w:tentative="1">
+      <w:start w:val="1"/>
+      <w:numFmt w:val="bullet"/>
+      <w:lvlText w:val="o"/>
+      <w:lvlJc w:val="left"/>
+      <w:pPr>
+        <w:ind w:left="1440" w:hanging="360"/>
+      </w:pPr>
+      <w:rPr>
+        <w:rFonts w:ascii="Courier New" w:hAnsi="Courier New" w:cs="Courier New" w:hint="default"/>
+      </w:rPr>
+    </w:lvl>
+    <w:lvl w:ilvl="2" w:tplc="580A0005" w:tentative="1">
+      <w:start w:val="1"/>
+      <w:numFmt w:val="bullet"/>
+      <w:lvlText w:val=""/>
+      <w:lvlJc w:val="left"/>
+      <w:pPr>
+        <w:ind w:left="2160" w:hanging="360"/>
+      </w:pPr>
+      <w:rPr>
+        <w:rFonts w:ascii="Wingdings" w:hAnsi="Wingdings" w:hint="default"/>
+      </w:rPr>
+    </w:lvl>
+    <w:lvl w:ilvl="3" w:tplc="580A0001" w:tentative="1">
+      <w:start w:val="1"/>
+      <w:numFmt w:val="bullet"/>
+      <w:lvlText w:val=""/>
+      <w:lvlJc w:val="left"/>
+      <w:pPr>
+        <w:ind w:left="2880" w:hanging="360"/>
+      </w:pPr>
+      <w:rPr>
+        <w:rFonts w:ascii="Symbol" w:hAnsi="Symbol" w:hint="default"/>
+      </w:rPr>
+    </w:lvl>
+    <w:lvl w:ilvl="4" w:tplc="580A0003" w:tentative="1">
+      <w:start w:val="1"/>
+      <w:numFmt w:val="bullet"/>
+      <w:lvlText w:val="o"/>
+      <w:lvlJc w:val="left"/>
+      <w:pPr>
+        <w:ind w:left="3600" w:hanging="360"/>
+      </w:pPr>
+      <w:rPr>
+        <w:rFonts w:ascii="Courier New" w:hAnsi="Courier New" w:cs="Courier New" w:hint="default"/>
+      </w:rPr>
+    </w:lvl>
+    <w:lvl w:ilvl="5" w:tplc="580A0005" w:tentative="1">
+      <w:start w:val="1"/>
+      <w:numFmt w:val="bullet"/>
+      <w:lvlText w:val=""/>
+      <w:lvlJc w:val="left"/>
+      <w:pPr>
+        <w:ind w:left="4320" w:hanging="360"/>
+      </w:pPr>
+      <w:rPr>
+        <w:rFonts w:ascii="Wingdings" w:hAnsi="Wingdings" w:hint="default"/>
+      </w:rPr>
+    </w:lvl>
+    <w:lvl w:ilvl="6" w:tplc="580A0001" w:tentative="1">
+      <w:start w:val="1"/>
+      <w:numFmt w:val="bullet"/>
+      <w:lvlText w:val=""/>
+      <w:lvlJc w:val="left"/>
+      <w:pPr>
+        <w:ind w:left="5040" w:hanging="360"/>
+      </w:pPr>
+      <w:rPr>
+        <w:rFonts w:ascii="Symbol" w:hAnsi="Symbol" w:hint="default"/>
+      </w:rPr>
+    </w:lvl>
+    <w:lvl w:ilvl="7" w:tplc="580A0003" w:tentative="1">
+      <w:start w:val="1"/>
+      <w:numFmt w:val="bullet"/>
+      <w:lvlText w:val="o"/>
+      <w:lvlJc w:val="left"/>
+      <w:pPr>
+        <w:ind w:left="5760" w:hanging="360"/>
+      </w:pPr>
+      <w:rPr>
+        <w:rFonts w:ascii="Courier New" w:hAnsi="Courier New" w:cs="Courier New" w:hint="default"/>
+      </w:rPr>
+    </w:lvl>
+    <w:lvl w:ilvl="8" w:tplc="580A0005" w:tentative="1">
+      <w:start w:val="1"/>
+      <w:numFmt w:val="bullet"/>
+      <w:lvlText w:val=""/>
+      <w:lvlJc w:val="left"/>
+      <w:pPr>
+        <w:ind w:left="6480" w:hanging="360"/>
+      </w:pPr>
+      <w:rPr>
+        <w:rFonts w:ascii="Wingdings" w:hAnsi="Wingdings" w:hint="default"/>
+      </w:rPr>
+    </w:lvl>
+  </w:abstractNum>
+  <w:abstractNum w:abstractNumId="9" w15:restartNumberingAfterBreak="0">
     <w:nsid w:val="6574531B"/>
     <w:multiLevelType w:val="hybridMultilevel"/>
     <w:tmpl w:val="C5F861BE"/>
@@ -13539,20 +16128,157 @@
       </w:rPr>
     </w:lvl>
   </w:abstractNum>
-  <w:num w:numId="1" w16cid:durableId="709456512">
+  <w:abstractNum w:abstractNumId="10" w15:restartNumberingAfterBreak="0">
+    <w:nsid w:val="6C9315B9"/>
+    <w:multiLevelType w:val="hybridMultilevel"/>
+    <w:tmpl w:val="0EE01BD4"/>
+    <w:lvl w:ilvl="0" w:tplc="580A0001">
+      <w:start w:val="1"/>
+      <w:numFmt w:val="bullet"/>
+      <w:lvlText w:val=""/>
+      <w:lvlJc w:val="left"/>
+      <w:pPr>
+        <w:ind w:left="720" w:hanging="360"/>
+      </w:pPr>
+      <w:rPr>
+        <w:rFonts w:ascii="Symbol" w:hAnsi="Symbol" w:hint="default"/>
+      </w:rPr>
+    </w:lvl>
+    <w:lvl w:ilvl="1" w:tplc="580A0003" w:tentative="1">
+      <w:start w:val="1"/>
+      <w:numFmt w:val="bullet"/>
+      <w:lvlText w:val="o"/>
+      <w:lvlJc w:val="left"/>
+      <w:pPr>
+        <w:ind w:left="1440" w:hanging="360"/>
+      </w:pPr>
+      <w:rPr>
+        <w:rFonts w:ascii="Courier New" w:hAnsi="Courier New" w:cs="Courier New" w:hint="default"/>
+      </w:rPr>
+    </w:lvl>
+    <w:lvl w:ilvl="2" w:tplc="580A0005" w:tentative="1">
+      <w:start w:val="1"/>
+      <w:numFmt w:val="bullet"/>
+      <w:lvlText w:val=""/>
+      <w:lvlJc w:val="left"/>
+      <w:pPr>
+        <w:ind w:left="2160" w:hanging="360"/>
+      </w:pPr>
+      <w:rPr>
+        <w:rFonts w:ascii="Wingdings" w:hAnsi="Wingdings" w:hint="default"/>
+      </w:rPr>
+    </w:lvl>
+    <w:lvl w:ilvl="3" w:tplc="580A0001" w:tentative="1">
+      <w:start w:val="1"/>
+      <w:numFmt w:val="bullet"/>
+      <w:lvlText w:val=""/>
+      <w:lvlJc w:val="left"/>
+      <w:pPr>
+        <w:ind w:left="2880" w:hanging="360"/>
+      </w:pPr>
+      <w:rPr>
+        <w:rFonts w:ascii="Symbol" w:hAnsi="Symbol" w:hint="default"/>
+      </w:rPr>
+    </w:lvl>
+    <w:lvl w:ilvl="4" w:tplc="580A0003" w:tentative="1">
+      <w:start w:val="1"/>
+      <w:numFmt w:val="bullet"/>
+      <w:lvlText w:val="o"/>
+      <w:lvlJc w:val="left"/>
+      <w:pPr>
+        <w:ind w:left="3600" w:hanging="360"/>
+      </w:pPr>
+      <w:rPr>
+        <w:rFonts w:ascii="Courier New" w:hAnsi="Courier New" w:cs="Courier New" w:hint="default"/>
+      </w:rPr>
+    </w:lvl>
+    <w:lvl w:ilvl="5" w:tplc="580A0005" w:tentative="1">
+      <w:start w:val="1"/>
+      <w:numFmt w:val="bullet"/>
+      <w:lvlText w:val=""/>
+      <w:lvlJc w:val="left"/>
+      <w:pPr>
+        <w:ind w:left="4320" w:hanging="360"/>
+      </w:pPr>
+      <w:rPr>
+        <w:rFonts w:ascii="Wingdings" w:hAnsi="Wingdings" w:hint="default"/>
+      </w:rPr>
+    </w:lvl>
+    <w:lvl w:ilvl="6" w:tplc="580A0001" w:tentative="1">
+      <w:start w:val="1"/>
+      <w:numFmt w:val="bullet"/>
+      <w:lvlText w:val=""/>
+      <w:lvlJc w:val="left"/>
+      <w:pPr>
+        <w:ind w:left="5040" w:hanging="360"/>
+      </w:pPr>
+      <w:rPr>
+        <w:rFonts w:ascii="Symbol" w:hAnsi="Symbol" w:hint="default"/>
+      </w:rPr>
+    </w:lvl>
+    <w:lvl w:ilvl="7" w:tplc="580A0003" w:tentative="1">
+      <w:start w:val="1"/>
+      <w:numFmt w:val="bullet"/>
+      <w:lvlText w:val="o"/>
+      <w:lvlJc w:val="left"/>
+      <w:pPr>
+        <w:ind w:left="5760" w:hanging="360"/>
+      </w:pPr>
+      <w:rPr>
+        <w:rFonts w:ascii="Courier New" w:hAnsi="Courier New" w:cs="Courier New" w:hint="default"/>
+      </w:rPr>
+    </w:lvl>
+    <w:lvl w:ilvl="8" w:tplc="580A0005" w:tentative="1">
+      <w:start w:val="1"/>
+      <w:numFmt w:val="bullet"/>
+      <w:lvlText w:val=""/>
+      <w:lvlJc w:val="left"/>
+      <w:pPr>
+        <w:ind w:left="6480" w:hanging="360"/>
+      </w:pPr>
+      <w:rPr>
+        <w:rFonts w:ascii="Wingdings" w:hAnsi="Wingdings" w:hint="default"/>
+      </w:rPr>
+    </w:lvl>
+  </w:abstractNum>
+  <w:num w:numId="1">
+    <w:abstractNumId w:val="4"/>
+  </w:num>
+  <w:num w:numId="2">
+    <w:abstractNumId w:val="5"/>
+  </w:num>
+  <w:num w:numId="3">
+    <w:abstractNumId w:val="9"/>
+  </w:num>
+  <w:num w:numId="4">
+    <w:abstractNumId w:val="6"/>
+  </w:num>
+  <w:num w:numId="5">
+    <w:abstractNumId w:val="2"/>
+  </w:num>
+  <w:num w:numId="6">
+    <w:abstractNumId w:val="7"/>
+  </w:num>
+  <w:num w:numId="7">
     <w:abstractNumId w:val="0"/>
   </w:num>
-  <w:num w:numId="2" w16cid:durableId="715544208">
+  <w:num w:numId="8">
     <w:abstractNumId w:val="1"/>
   </w:num>
-  <w:num w:numId="3" w16cid:durableId="238248439">
-    <w:abstractNumId w:val="2"/>
+  <w:num w:numId="9">
+    <w:abstractNumId w:val="10"/>
+  </w:num>
+  <w:num w:numId="10">
+    <w:abstractNumId w:val="8"/>
+  </w:num>
+  <w:num w:numId="11">
+    <w:abstractNumId w:val="3"/>
   </w:num>
 </w:numbering>
 </file>
 
 <file path=word/styles.xml><?xml version="1.0" encoding="utf-8"?>
-<w:styles xmlns:mc="http://schemas.openxmlformats.org/markup-compatibility/2006" xmlns:r="http://schemas.openxmlformats.org/officeDocument/2006/relationships" xmlns:w="http://schemas.openxmlformats.org/wordprocessingml/2006/main" xmlns:w14="http://schemas.microsoft.com/office/word/2010/wordml" xmlns:w15="http://schemas.microsoft.com/office/word/2012/wordml" xmlns:w16cex="http://schemas.microsoft.com/office/word/2018/wordml/cex" xmlns:w16cid="http://schemas.microsoft.com/office/word/2016/wordml/cid" xmlns:w16="http://schemas.microsoft.com/office/word/2018/wordml" xmlns:w16du="http://schemas.microsoft.com/office/word/2023/wordml/word16du" xmlns:w16sdtdh="http://schemas.microsoft.com/office/word/2020/wordml/sdtdatahash" xmlns:w16sdtfl="http://schemas.microsoft.com/office/word/2024/wordml/sdtformatlock" xmlns:w16se="http://schemas.microsoft.com/office/word/2015/wordml/symex" mc:Ignorable="w14 w15 w16se w16cid w16 w16cex w16sdtdh w16sdtfl w16du">
+<w:styles xmlns:mc="http://schemas.openxmlformats.org/markup-compatibility/2006" xmlns:r="http://schemas.openxmlformats.org/officeDocument/2006/relationships" xmlns:w="http://schemas.openxmlformats.org/wordprocessingml/2006/main" xmlns:w14="http://schemas.microsoft.com/office/word/2010/wordml" xmlns:w15="http://schemas.microsoft.com/office/word/2012/wordml" xmlns:w16cex="http://schemas.microsoft.com/office/word/2018/wordml/cex" xmlns:w16cid="http://schemas.microsoft.com/office/word/2016/wordml/cid" xmlns:w16="http://schemas.microsoft.com/office/word/2018/wordml" xmlns:w16sdtdh="http://schemas.microsoft.com/office/word/2020/wordml/sdtdatahash" xmlns:w16se="http://schemas.microsoft.com/office/word/2015/wordml/symex" mc:Ignorable="w14 w15 w16se w16cid w16 w16cex w16sdtdh">
   <w:docDefaults>
     <w:rPrDefault>
       <w:rPr>
@@ -14069,6 +16795,7 @@
   <w:style w:type="character" w:default="1" w:styleId="Fuentedeprrafopredeter">
     <w:name w:val="Default Paragraph Font"/>
     <w:uiPriority w:val="1"/>
+    <w:semiHidden/>
     <w:unhideWhenUsed/>
   </w:style>
   <w:style w:type="table" w:default="1" w:styleId="Tablanormal">
@@ -14336,6 +17063,38 @@
       <w:tblStyleRowBandSize w:val="1"/>
       <w:tblStyleColBandSize w:val="1"/>
     </w:tblPr>
+  </w:style>
+  <w:style w:type="character" w:styleId="Textoennegrita">
+    <w:name w:val="Strong"/>
+    <w:basedOn w:val="Fuentedeprrafopredeter"/>
+    <w:uiPriority w:val="22"/>
+    <w:qFormat/>
+    <w:rsid w:val="00FE10D4"/>
+    <w:rPr>
+      <w:b/>
+      <w:bCs/>
+    </w:rPr>
+  </w:style>
+  <w:style w:type="paragraph" w:styleId="TtuloTDC">
+    <w:name w:val="TOC Heading"/>
+    <w:basedOn w:val="Ttulo1"/>
+    <w:next w:val="Normal"/>
+    <w:uiPriority w:val="39"/>
+    <w:unhideWhenUsed/>
+    <w:qFormat/>
+    <w:rsid w:val="00891F89"/>
+    <w:pPr>
+      <w:spacing w:before="240" w:after="0"/>
+      <w:outlineLvl w:val="9"/>
+    </w:pPr>
+    <w:rPr>
+      <w:rFonts w:asciiTheme="majorHAnsi" w:eastAsiaTheme="majorEastAsia" w:hAnsiTheme="majorHAnsi" w:cstheme="majorBidi"/>
+      <w:b w:val="0"/>
+      <w:color w:val="2F5496" w:themeColor="accent1" w:themeShade="BF"/>
+      <w:sz w:val="32"/>
+      <w:szCs w:val="32"/>
+      <w:lang w:eastAsia="es-419"/>
+    </w:rPr>
   </w:style>
 </w:styles>
 </file>
@@ -14641,6 +17400,10 @@
 </go:gDocsCustomXmlDataStorage>
 </file>
 
+<file path=customXml/item2.xml><?xml version="1.0" encoding="utf-8"?>
+<b:Sources xmlns:b="http://schemas.openxmlformats.org/officeDocument/2006/bibliography" xmlns="http://schemas.openxmlformats.org/officeDocument/2006/bibliography" SelectedStyle="\APASixthEditionOfficeOnline.xsl" StyleName="APA" Version="6"/>
+</file>
+
 <file path=customXml/itemProps1.xml><?xml version="1.0" encoding="utf-8"?>
 <ds:datastoreItem xmlns:ds="http://schemas.openxmlformats.org/officeDocument/2006/customXml" ds:itemID="{11111111-1234-1234-1234-123412341234}">
   <ds:schemaRefs>
@@ -14648,4 +17411,12 @@
     <ds:schemaRef ds:uri="http://schemas.openxmlformats.org/officeDocument/2006/relationships"/>
   </ds:schemaRefs>
 </ds:datastoreItem>
+</file>
+
+<file path=customXml/itemProps2.xml><?xml version="1.0" encoding="utf-8"?>
+<ds:datastoreItem xmlns:ds="http://schemas.openxmlformats.org/officeDocument/2006/customXml" ds:itemID="{037AAB40-6FB9-42DE-9E1D-497EC3C20C24}">
+  <ds:schemaRefs>
+    <ds:schemaRef ds:uri="http://schemas.openxmlformats.org/officeDocument/2006/bibliography"/>
+  </ds:schemaRefs>
+</ds:datastoreItem>
 </file>